--- a/docs/ИСПУМ — интеграционный паспорт.docx
+++ b/docs/ИСПУМ — интеграционный паспорт.docx
@@ -82,7 +82,34 @@
           <w:szCs w:val="24"/>
           <w:lang w:val="ru-RU"/>
         </w:rPr>
-        <w:t>Что платформа принимает, что отдаёт, что требуется от ИТ-службы</w:t>
+        <w:t>Что платформа принимает, что отдаёт</w:t>
+      </w:r>
+      <w:r>
+        <w:rPr>
+          <w:rFonts w:ascii="Arial" w:eastAsia="Arial" w:hAnsi="Arial" w:cs="Arial"/>
+          <w:color w:val="333333"/>
+          <w:sz w:val="24"/>
+          <w:szCs w:val="24"/>
+          <w:lang w:val="ru-RU"/>
+        </w:rPr>
+        <w:t>.</w:t>
+      </w:r>
+    </w:p>
+    <w:p>
+      <w:pPr>
+        <w:spacing w:after="260"/>
+        <w:rPr>
+          <w:lang w:val="ru-RU"/>
+        </w:rPr>
+      </w:pPr>
+      <w:r>
+        <w:rPr>
+          <w:color w:val="5A5A5A"/>
+          <w:sz w:val="19"/>
+          <w:szCs w:val="19"/>
+          <w:lang w:val="ru-RU"/>
+        </w:rPr>
+        <w:t>Документ для ИТ-службы университета · Июль 2026 · Сопровождается документом «Схема потоков данных»</w:t>
       </w:r>
     </w:p>
     <w:tbl>
@@ -133,7 +160,7 @@
                 <w:szCs w:val="21"/>
                 <w:lang w:val="ru-RU"/>
               </w:rPr>
-              <w:t xml:space="preserve">Коротко. </w:t>
+              <w:t xml:space="preserve">Коротко — два независимых трека. </w:t>
             </w:r>
             <w:r>
               <w:rPr>
@@ -141,7 +168,67 @@
                 <w:szCs w:val="21"/>
                 <w:lang w:val="ru-RU"/>
               </w:rPr>
-              <w:t>Для пилотной эксплуатации от ИТ-службы не требуется ничего: ни установки программного обеспечения, ни изменений в сети, ни доступа к внутренним системам. Разделы 3–5 описывают возможности, которые подключаются по желанию. Раздел 7 — открытые вопросы, ответы на которые определяют, возможна ли интеграция с АСУ «Университет».</w:t>
+              <w:t xml:space="preserve">(1) Пилотная эксплуатация. От ИТ-службы не требуется ничего: ни установки программного обеспечения, ни изменений в сети, ни доступа к внутренним системам. Начинается сразу. (2) Разработка интеграции — две отдельные просьбы для двух разных групп пользователей. </w:t>
+            </w:r>
+            <w:r>
+              <w:rPr>
+                <w:b/>
+                <w:bCs/>
+                <w:sz w:val="21"/>
+                <w:szCs w:val="21"/>
+                <w:lang w:val="ru-RU"/>
+              </w:rPr>
+              <w:t>Тестовый контур АСУ «Университет» на чтение</w:t>
+            </w:r>
+            <w:r>
+              <w:rPr>
+                <w:sz w:val="21"/>
+                <w:szCs w:val="21"/>
+                <w:lang w:val="ru-RU"/>
+              </w:rPr>
+              <w:t xml:space="preserve"> — чтобы снять ручной ввод структуры образовательных программ у учебно-методического центра и руководителей программ. </w:t>
+            </w:r>
+            <w:r>
+              <w:rPr>
+                <w:b/>
+                <w:bCs/>
+                <w:sz w:val="21"/>
+                <w:szCs w:val="21"/>
+                <w:lang w:val="ru-RU"/>
+              </w:rPr>
+              <w:t xml:space="preserve">Тестовый курс </w:t>
+            </w:r>
+            <w:r>
+              <w:rPr>
+                <w:b/>
+                <w:bCs/>
+                <w:sz w:val="21"/>
+                <w:szCs w:val="21"/>
+              </w:rPr>
+              <w:t>Moodle</w:t>
+            </w:r>
+            <w:r>
+              <w:rPr>
+                <w:sz w:val="21"/>
+                <w:szCs w:val="21"/>
+                <w:lang w:val="ru-RU"/>
+              </w:rPr>
+              <w:t xml:space="preserve"> — чтобы проверить уже реализованную связку, через которую преподаватель работает с курсами, заданиями и оценками в </w:t>
+            </w:r>
+            <w:r>
+              <w:rPr>
+                <w:sz w:val="21"/>
+                <w:szCs w:val="21"/>
+              </w:rPr>
+              <w:t>Moodle</w:t>
+            </w:r>
+            <w:r>
+              <w:rPr>
+                <w:sz w:val="21"/>
+                <w:szCs w:val="21"/>
+                <w:lang w:val="ru-RU"/>
+              </w:rPr>
+              <w:t xml:space="preserve"> и ИСПУМ как в одной системе. Раздел 7. Второй трек идёт параллельно и на первый не влияет: если по нему решения не будет, пилот всё равно состоится в полном объёме.</w:t>
             </w:r>
           </w:p>
         </w:tc>
@@ -670,7 +757,7 @@
                 <w:szCs w:val="19"/>
                 <w:lang w:val="ru-RU"/>
               </w:rPr>
-              <w:t>Не требуются. Платформа не инициирует обращений внутрь периметра.</w:t>
+              <w:t>Для пилотной эксплуатации не требуются — платформа не обращается внутрь периметра. Отдельно: для тестового контура АСУ понадобится согласовать способ обмена (раздел 7.1). Вариант с выгрузкой в сторону платформы вообще не требует открывать что-либо наружу — инициатором остаётся университет.</w:t>
             </w:r>
           </w:p>
         </w:tc>
@@ -971,7 +1058,7 @@
                 <w:szCs w:val="19"/>
                 <w:lang w:val="ru-RU"/>
               </w:rPr>
-              <w:t>Не запрашивается: ни к БД, ни к контроллеру домена, ни к файловым ресурсам.</w:t>
+              <w:t>Для пилота не запрашивается: ни к БД, ни к контроллеру домена, ни к файловым ресурсам. Для разработки интеграции запрашивается доступ на чтение к тестовому контуру АСУ — раздел 7.</w:t>
             </w:r>
           </w:p>
         </w:tc>
@@ -1079,6 +1166,68 @@
         </w:rPr>
       </w:pPr>
     </w:p>
+    <w:tbl>
+      <w:tblPr>
+        <w:tblW w:w="9600" w:type="dxa"/>
+        <w:tblBorders>
+          <w:left w:val="single" w:sz="18" w:space="0" w:color="2F6F8F"/>
+        </w:tblBorders>
+        <w:tblCellMar>
+          <w:left w:w="10" w:type="dxa"/>
+          <w:right w:w="10" w:type="dxa"/>
+        </w:tblCellMar>
+        <w:tblLook w:val="0000" w:firstRow="0" w:lastRow="0" w:firstColumn="0" w:lastColumn="0" w:noHBand="0" w:noVBand="0"/>
+      </w:tblPr>
+      <w:tblGrid>
+        <w:gridCol w:w="9600"/>
+      </w:tblGrid>
+      <w:tr>
+        <w:tblPrEx>
+          <w:tblCellMar>
+            <w:top w:w="0" w:type="dxa"/>
+            <w:bottom w:w="0" w:type="dxa"/>
+          </w:tblCellMar>
+        </w:tblPrEx>
+        <w:tc>
+          <w:tcPr>
+            <w:tcW w:w="9600" w:type="dxa"/>
+            <w:shd w:val="clear" w:color="auto" w:fill="F2F6FA"/>
+            <w:tcMar>
+              <w:top w:w="130" w:type="dxa"/>
+              <w:left w:w="190" w:type="dxa"/>
+              <w:bottom w:w="130" w:type="dxa"/>
+              <w:right w:w="190" w:type="dxa"/>
+            </w:tcMar>
+          </w:tcPr>
+          <w:p>
+            <w:pPr>
+              <w:spacing w:line="276" w:lineRule="auto"/>
+              <w:rPr>
+                <w:lang w:val="ru-RU"/>
+              </w:rPr>
+            </w:pPr>
+            <w:r>
+              <w:rPr>
+                <w:b/>
+                <w:bCs/>
+                <w:sz w:val="21"/>
+                <w:szCs w:val="21"/>
+                <w:lang w:val="ru-RU"/>
+              </w:rPr>
+              <w:t xml:space="preserve">Для протокола: </w:t>
+            </w:r>
+            <w:r>
+              <w:rPr>
+                <w:sz w:val="21"/>
+                <w:szCs w:val="21"/>
+                <w:lang w:val="ru-RU"/>
+              </w:rPr>
+              <w:t>чтобы начать работу в контуре учебно-методического центра, единственное техническое действие — открыть сайт в браузере и войти. Разделы 3–5 — возможности, подключаемые по желанию. Раздел 7 — отдельный запрос на доступ к тестовому контуру для разработки интеграции; он не является условием пилота.</w:t>
+            </w:r>
+          </w:p>
+        </w:tc>
+      </w:tr>
+    </w:tbl>
     <w:p>
       <w:pPr>
         <w:pStyle w:val="Heading1"/>
@@ -1104,8 +1253,10 @@
       <w:pPr>
         <w:pStyle w:val="Heading2"/>
         <w:spacing w:before="240" w:after="110"/>
-      </w:pPr>
-      <w:proofErr w:type="spellStart"/>
+        <w:rPr>
+          <w:lang w:val="ru-RU"/>
+        </w:rPr>
+      </w:pPr>
       <w:r>
         <w:rPr>
           <w:rFonts w:ascii="Arial" w:eastAsia="Arial" w:hAnsi="Arial" w:cs="Arial"/>
@@ -1114,34 +1265,10 @@
           <w:color w:val="2F6F8F"/>
           <w:sz w:val="23"/>
           <w:szCs w:val="23"/>
-        </w:rPr>
-        <w:t>Входящие</w:t>
-      </w:r>
-      <w:proofErr w:type="spellEnd"/>
-      <w:r>
-        <w:rPr>
-          <w:rFonts w:ascii="Arial" w:eastAsia="Arial" w:hAnsi="Arial" w:cs="Arial"/>
-          <w:b/>
-          <w:bCs/>
-          <w:color w:val="2F6F8F"/>
-          <w:sz w:val="23"/>
-          <w:szCs w:val="23"/>
-        </w:rPr>
-        <w:t xml:space="preserve"> </w:t>
-      </w:r>
-      <w:proofErr w:type="spellStart"/>
-      <w:r>
-        <w:rPr>
-          <w:rFonts w:ascii="Arial" w:eastAsia="Arial" w:hAnsi="Arial" w:cs="Arial"/>
-          <w:b/>
-          <w:bCs/>
-          <w:color w:val="2F6F8F"/>
-          <w:sz w:val="23"/>
-          <w:szCs w:val="23"/>
-        </w:rPr>
-        <w:t>данные</w:t>
-      </w:r>
-      <w:proofErr w:type="spellEnd"/>
+          <w:lang w:val="ru-RU"/>
+        </w:rPr>
+        <w:t>Входящие данные</w:t>
+      </w:r>
     </w:p>
     <w:tbl>
       <w:tblPr>
@@ -1199,6 +1326,7 @@
                 <w:sz w:val="18"/>
                 <w:szCs w:val="18"/>
               </w:rPr>
+              <w:lastRenderedPageBreak/>
               <w:t>Источник</w:t>
             </w:r>
             <w:proofErr w:type="spellEnd"/>
@@ -1481,7 +1609,7 @@
                 <w:szCs w:val="18"/>
                 <w:lang w:val="ru-RU"/>
               </w:rPr>
-              <w:t>Сайт университета — страница «Сведения об образовательной организации → Образование»</w:t>
+              <w:t>АСУ «Университет» — структура программы: учебный план, дисциплины, компетенции, кафедры (запрашивается)</w:t>
             </w:r>
           </w:p>
         </w:tc>
@@ -1499,39 +1627,70 @@
           <w:p>
             <w:pPr>
               <w:spacing w:after="40" w:line="250" w:lineRule="auto"/>
+              <w:rPr>
+                <w:lang w:val="ru-RU"/>
+              </w:rPr>
             </w:pPr>
             <w:r>
               <w:rPr>
                 <w:sz w:val="18"/>
                 <w:szCs w:val="18"/>
               </w:rPr>
-              <w:t xml:space="preserve">HTML с </w:t>
-            </w:r>
-            <w:proofErr w:type="spellStart"/>
+              <w:t>API</w:t>
+            </w:r>
             <w:r>
               <w:rPr>
                 <w:sz w:val="18"/>
                 <w:szCs w:val="18"/>
-              </w:rPr>
-              <w:t>микроразметкой</w:t>
-            </w:r>
-            <w:proofErr w:type="spellEnd"/>
+                <w:lang w:val="ru-RU"/>
+              </w:rPr>
+              <w:t xml:space="preserve">, выгрузка </w:t>
+            </w:r>
             <w:r>
               <w:rPr>
                 <w:sz w:val="18"/>
                 <w:szCs w:val="18"/>
               </w:rPr>
-              <w:t xml:space="preserve"> </w:t>
-            </w:r>
-            <w:proofErr w:type="spellStart"/>
+              <w:t>XML</w:t>
+            </w:r>
             <w:r>
               <w:rPr>
                 <w:sz w:val="18"/>
                 <w:szCs w:val="18"/>
-              </w:rPr>
-              <w:t>Рособрнадзора</w:t>
-            </w:r>
-            <w:proofErr w:type="spellEnd"/>
+                <w:lang w:val="ru-RU"/>
+              </w:rPr>
+              <w:t>/</w:t>
+            </w:r>
+            <w:r>
+              <w:rPr>
+                <w:sz w:val="18"/>
+                <w:szCs w:val="18"/>
+              </w:rPr>
+              <w:t>CSV</w:t>
+            </w:r>
+            <w:r>
+              <w:rPr>
+                <w:sz w:val="18"/>
+                <w:szCs w:val="18"/>
+                <w:lang w:val="ru-RU"/>
+              </w:rPr>
+              <w:t>/</w:t>
+            </w:r>
+            <w:r>
+              <w:rPr>
+                <w:sz w:val="18"/>
+                <w:szCs w:val="18"/>
+              </w:rPr>
+              <w:t>XLSX</w:t>
+            </w:r>
+            <w:r>
+              <w:rPr>
+                <w:sz w:val="18"/>
+                <w:szCs w:val="18"/>
+                <w:lang w:val="ru-RU"/>
+              </w:rPr>
+              <w:t xml:space="preserve"> или реплика на чтение</w:t>
+            </w:r>
           </w:p>
         </w:tc>
         <w:tc>
@@ -1558,7 +1717,22 @@
                 <w:szCs w:val="18"/>
                 <w:lang w:val="ru-RU"/>
               </w:rPr>
-              <w:t>Указывается ссылка, платформа разбирает таблицу и подтягивает документы</w:t>
+              <w:t xml:space="preserve">Автоматическое чтение из тестового контура. Заменяет ручную загрузку </w:t>
+            </w:r>
+            <w:r>
+              <w:rPr>
+                <w:sz w:val="18"/>
+                <w:szCs w:val="18"/>
+              </w:rPr>
+              <w:t>PDF</w:t>
+            </w:r>
+            <w:r>
+              <w:rPr>
+                <w:sz w:val="18"/>
+                <w:szCs w:val="18"/>
+                <w:lang w:val="ru-RU"/>
+              </w:rPr>
+              <w:t xml:space="preserve"> и сверку</w:t>
             </w:r>
           </w:p>
         </w:tc>
@@ -1586,7 +1760,7 @@
                 <w:szCs w:val="18"/>
                 <w:lang w:val="ru-RU"/>
               </w:rPr>
-              <w:t>Добавить домен университета в список разрешённых (одно поле в настройках, делает администратор организации)</w:t>
+              <w:t>Доступ к тестовому контуру на чтение — раздел 7.1</w:t>
             </w:r>
           </w:p>
         </w:tc>
@@ -1621,7 +1795,7 @@
                 <w:szCs w:val="18"/>
                 <w:lang w:val="ru-RU"/>
               </w:rPr>
-              <w:t>РПД, учебные планы, описания ОП</w:t>
+              <w:t>Сайт университета — страница «Сведения об образовательной организации → Образование»</w:t>
             </w:r>
           </w:p>
         </w:tc>
@@ -1644,7 +1818,7 @@
                 <w:sz w:val="18"/>
                 <w:szCs w:val="18"/>
               </w:rPr>
-              <w:t xml:space="preserve">PDF, DOCX, </w:t>
+              <w:t xml:space="preserve">HTML с </w:t>
             </w:r>
             <w:proofErr w:type="spellStart"/>
             <w:r>
@@ -1652,61 +1826,79 @@
                 <w:sz w:val="18"/>
                 <w:szCs w:val="18"/>
               </w:rPr>
-              <w:t>изображения</w:t>
-            </w:r>
-            <w:proofErr w:type="spellEnd"/>
-          </w:p>
-        </w:tc>
-        <w:tc>
-          <w:tcPr>
-            <w:tcW w:w="2600" w:type="dxa"/>
-            <w:tcMar>
-              <w:top w:w="70" w:type="dxa"/>
-              <w:left w:w="110" w:type="dxa"/>
-              <w:bottom w:w="70" w:type="dxa"/>
-              <w:right w:w="110" w:type="dxa"/>
-            </w:tcMar>
-          </w:tcPr>
-          <w:p>
-            <w:pPr>
-              <w:spacing w:after="40" w:line="250" w:lineRule="auto"/>
-              <w:rPr>
-                <w:lang w:val="ru-RU"/>
-              </w:rPr>
-            </w:pPr>
+              <w:t>микроразметкой</w:t>
+            </w:r>
+            <w:proofErr w:type="spellEnd"/>
             <w:r>
               <w:rPr>
                 <w:sz w:val="18"/>
                 <w:szCs w:val="18"/>
-                <w:lang w:val="ru-RU"/>
-              </w:rPr>
-              <w:t>Загрузка файлом или по ссылке</w:t>
-            </w:r>
-          </w:p>
-        </w:tc>
-        <w:tc>
-          <w:tcPr>
-            <w:tcW w:w="2600" w:type="dxa"/>
-            <w:tcMar>
-              <w:top w:w="70" w:type="dxa"/>
-              <w:left w:w="110" w:type="dxa"/>
-              <w:bottom w:w="70" w:type="dxa"/>
-              <w:right w:w="110" w:type="dxa"/>
-            </w:tcMar>
-          </w:tcPr>
-          <w:p>
-            <w:pPr>
-              <w:spacing w:after="40" w:line="250" w:lineRule="auto"/>
-            </w:pPr>
+              </w:rPr>
+              <w:t xml:space="preserve"> </w:t>
+            </w:r>
             <w:proofErr w:type="spellStart"/>
             <w:r>
               <w:rPr>
                 <w:sz w:val="18"/>
                 <w:szCs w:val="18"/>
               </w:rPr>
-              <w:t>Ничего</w:t>
-            </w:r>
-            <w:proofErr w:type="spellEnd"/>
+              <w:t>Рособрнадзора</w:t>
+            </w:r>
+            <w:proofErr w:type="spellEnd"/>
+          </w:p>
+        </w:tc>
+        <w:tc>
+          <w:tcPr>
+            <w:tcW w:w="2600" w:type="dxa"/>
+            <w:tcMar>
+              <w:top w:w="70" w:type="dxa"/>
+              <w:left w:w="110" w:type="dxa"/>
+              <w:bottom w:w="70" w:type="dxa"/>
+              <w:right w:w="110" w:type="dxa"/>
+            </w:tcMar>
+          </w:tcPr>
+          <w:p>
+            <w:pPr>
+              <w:spacing w:after="40" w:line="250" w:lineRule="auto"/>
+              <w:rPr>
+                <w:lang w:val="ru-RU"/>
+              </w:rPr>
+            </w:pPr>
+            <w:r>
+              <w:rPr>
+                <w:sz w:val="18"/>
+                <w:szCs w:val="18"/>
+                <w:lang w:val="ru-RU"/>
+              </w:rPr>
+              <w:t>Указывается ссылка, платформа разбирает таблицу и подтягивает документы</w:t>
+            </w:r>
+          </w:p>
+        </w:tc>
+        <w:tc>
+          <w:tcPr>
+            <w:tcW w:w="2600" w:type="dxa"/>
+            <w:tcMar>
+              <w:top w:w="70" w:type="dxa"/>
+              <w:left w:w="110" w:type="dxa"/>
+              <w:bottom w:w="70" w:type="dxa"/>
+              <w:right w:w="110" w:type="dxa"/>
+            </w:tcMar>
+          </w:tcPr>
+          <w:p>
+            <w:pPr>
+              <w:spacing w:after="40" w:line="250" w:lineRule="auto"/>
+              <w:rPr>
+                <w:lang w:val="ru-RU"/>
+              </w:rPr>
+            </w:pPr>
+            <w:r>
+              <w:rPr>
+                <w:sz w:val="18"/>
+                <w:szCs w:val="18"/>
+                <w:lang w:val="ru-RU"/>
+              </w:rPr>
+              <w:t>Добавить домен университета в список разрешённых (одно поле в настройках, делает администратор организации)</w:t>
+            </w:r>
           </w:p>
         </w:tc>
       </w:tr>
@@ -1731,22 +1923,41 @@
           <w:p>
             <w:pPr>
               <w:spacing w:after="40" w:line="250" w:lineRule="auto"/>
-            </w:pPr>
-            <w:proofErr w:type="spellStart"/>
+              <w:rPr>
+                <w:lang w:val="ru-RU"/>
+              </w:rPr>
+            </w:pPr>
             <w:r>
               <w:rPr>
                 <w:sz w:val="18"/>
                 <w:szCs w:val="18"/>
-              </w:rPr>
-              <w:t>Студенческие</w:t>
-            </w:r>
-            <w:proofErr w:type="spellEnd"/>
+                <w:lang w:val="ru-RU"/>
+              </w:rPr>
+              <w:t>РПД, учебные планы, описания ОП</w:t>
+            </w:r>
+          </w:p>
+        </w:tc>
+        <w:tc>
+          <w:tcPr>
+            <w:tcW w:w="1900" w:type="dxa"/>
+            <w:shd w:val="clear" w:color="auto" w:fill="F7F9FB"/>
+            <w:tcMar>
+              <w:top w:w="70" w:type="dxa"/>
+              <w:left w:w="110" w:type="dxa"/>
+              <w:bottom w:w="70" w:type="dxa"/>
+              <w:right w:w="110" w:type="dxa"/>
+            </w:tcMar>
+          </w:tcPr>
+          <w:p>
+            <w:pPr>
+              <w:spacing w:after="40" w:line="250" w:lineRule="auto"/>
+            </w:pPr>
             <w:r>
               <w:rPr>
                 <w:sz w:val="18"/>
                 <w:szCs w:val="18"/>
               </w:rPr>
-              <w:t xml:space="preserve"> </w:t>
+              <w:t xml:space="preserve">PDF, DOCX, </w:t>
             </w:r>
             <w:proofErr w:type="spellStart"/>
             <w:r>
@@ -1754,14 +1965,14 @@
                 <w:sz w:val="18"/>
                 <w:szCs w:val="18"/>
               </w:rPr>
-              <w:t>работы</w:t>
-            </w:r>
-            <w:proofErr w:type="spellEnd"/>
-          </w:p>
-        </w:tc>
-        <w:tc>
-          <w:tcPr>
-            <w:tcW w:w="1900" w:type="dxa"/>
+              <w:t>изображения</w:t>
+            </w:r>
+            <w:proofErr w:type="spellEnd"/>
+          </w:p>
+        </w:tc>
+        <w:tc>
+          <w:tcPr>
+            <w:tcW w:w="2600" w:type="dxa"/>
             <w:shd w:val="clear" w:color="auto" w:fill="F7F9FB"/>
             <w:tcMar>
               <w:top w:w="70" w:type="dxa"/>
@@ -1781,74 +1992,10 @@
               <w:rPr>
                 <w:sz w:val="18"/>
                 <w:szCs w:val="18"/>
-              </w:rPr>
-              <w:t>PDF</w:t>
-            </w:r>
-            <w:r>
-              <w:rPr>
-                <w:sz w:val="18"/>
-                <w:szCs w:val="18"/>
-                <w:lang w:val="ru-RU"/>
-              </w:rPr>
-              <w:t xml:space="preserve">, </w:t>
-            </w:r>
-            <w:r>
-              <w:rPr>
-                <w:sz w:val="18"/>
-                <w:szCs w:val="18"/>
-              </w:rPr>
-              <w:t>DOCX</w:t>
-            </w:r>
-            <w:r>
-              <w:rPr>
-                <w:sz w:val="18"/>
-                <w:szCs w:val="18"/>
-                <w:lang w:val="ru-RU"/>
-              </w:rPr>
-              <w:t>, изображения (с распознаванием)</w:t>
-            </w:r>
-          </w:p>
-        </w:tc>
-        <w:tc>
-          <w:tcPr>
-            <w:tcW w:w="2600" w:type="dxa"/>
-            <w:shd w:val="clear" w:color="auto" w:fill="F7F9FB"/>
-            <w:tcMar>
-              <w:top w:w="70" w:type="dxa"/>
-              <w:left w:w="110" w:type="dxa"/>
-              <w:bottom w:w="70" w:type="dxa"/>
-              <w:right w:w="110" w:type="dxa"/>
-            </w:tcMar>
-          </w:tcPr>
-          <w:p>
-            <w:pPr>
-              <w:spacing w:after="40" w:line="250" w:lineRule="auto"/>
-            </w:pPr>
-            <w:proofErr w:type="spellStart"/>
-            <w:r>
-              <w:rPr>
-                <w:sz w:val="18"/>
-                <w:szCs w:val="18"/>
-              </w:rPr>
-              <w:t>Загрузка</w:t>
-            </w:r>
-            <w:proofErr w:type="spellEnd"/>
-            <w:r>
-              <w:rPr>
-                <w:sz w:val="18"/>
-                <w:szCs w:val="18"/>
-              </w:rPr>
-              <w:t xml:space="preserve"> </w:t>
-            </w:r>
-            <w:proofErr w:type="spellStart"/>
-            <w:r>
-              <w:rPr>
-                <w:sz w:val="18"/>
-                <w:szCs w:val="18"/>
-              </w:rPr>
-              <w:t>преподавателем</w:t>
-            </w:r>
-            <w:proofErr w:type="spellEnd"/>
+                <w:lang w:val="ru-RU"/>
+              </w:rPr>
+              <w:t>Загрузка файлом или по ссылке</w:t>
+            </w:r>
           </w:p>
         </w:tc>
         <w:tc>
@@ -1898,54 +2045,37 @@
           <w:p>
             <w:pPr>
               <w:spacing w:after="40" w:line="250" w:lineRule="auto"/>
-              <w:rPr>
-                <w:lang w:val="ru-RU"/>
-              </w:rPr>
-            </w:pPr>
+            </w:pPr>
+            <w:proofErr w:type="spellStart"/>
             <w:r>
               <w:rPr>
                 <w:sz w:val="18"/>
                 <w:szCs w:val="18"/>
               </w:rPr>
-              <w:lastRenderedPageBreak/>
-              <w:t>Moodle</w:t>
-            </w:r>
+              <w:t>Студенческие</w:t>
+            </w:r>
+            <w:proofErr w:type="spellEnd"/>
             <w:r>
               <w:rPr>
                 <w:sz w:val="18"/>
                 <w:szCs w:val="18"/>
-                <w:lang w:val="ru-RU"/>
-              </w:rPr>
-              <w:t xml:space="preserve"> — учебные курсы, запуск, списки групп</w:t>
-            </w:r>
-          </w:p>
-        </w:tc>
-        <w:tc>
-          <w:tcPr>
-            <w:tcW w:w="1900" w:type="dxa"/>
-            <w:tcMar>
-              <w:top w:w="70" w:type="dxa"/>
-              <w:left w:w="110" w:type="dxa"/>
-              <w:bottom w:w="70" w:type="dxa"/>
-              <w:right w:w="110" w:type="dxa"/>
-            </w:tcMar>
-          </w:tcPr>
-          <w:p>
-            <w:pPr>
-              <w:spacing w:after="40" w:line="250" w:lineRule="auto"/>
-            </w:pPr>
+              </w:rPr>
+              <w:t xml:space="preserve"> </w:t>
+            </w:r>
+            <w:proofErr w:type="spellStart"/>
             <w:r>
               <w:rPr>
                 <w:sz w:val="18"/>
                 <w:szCs w:val="18"/>
               </w:rPr>
-              <w:t>LTI 1.3 (OIDC + JWT)</w:t>
-            </w:r>
-          </w:p>
-        </w:tc>
-        <w:tc>
-          <w:tcPr>
-            <w:tcW w:w="2600" w:type="dxa"/>
+              <w:t>работы</w:t>
+            </w:r>
+            <w:proofErr w:type="spellEnd"/>
+          </w:p>
+        </w:tc>
+        <w:tc>
+          <w:tcPr>
+            <w:tcW w:w="1900" w:type="dxa"/>
             <w:tcMar>
               <w:top w:w="70" w:type="dxa"/>
               <w:left w:w="110" w:type="dxa"/>
@@ -1964,59 +2094,98 @@
               <w:rPr>
                 <w:sz w:val="18"/>
                 <w:szCs w:val="18"/>
-                <w:lang w:val="ru-RU"/>
-              </w:rPr>
-              <w:t xml:space="preserve">Регистрация связки на стороне </w:t>
+              </w:rPr>
+              <w:t>PDF</w:t>
             </w:r>
             <w:r>
               <w:rPr>
                 <w:sz w:val="18"/>
                 <w:szCs w:val="18"/>
-              </w:rPr>
-              <w:t>Moodle</w:t>
-            </w:r>
-          </w:p>
-        </w:tc>
-        <w:tc>
-          <w:tcPr>
-            <w:tcW w:w="2600" w:type="dxa"/>
-            <w:tcMar>
-              <w:top w:w="70" w:type="dxa"/>
-              <w:left w:w="110" w:type="dxa"/>
-              <w:bottom w:w="70" w:type="dxa"/>
-              <w:right w:w="110" w:type="dxa"/>
-            </w:tcMar>
-          </w:tcPr>
-          <w:p>
-            <w:pPr>
-              <w:spacing w:after="40" w:line="250" w:lineRule="auto"/>
-              <w:rPr>
-                <w:lang w:val="ru-RU"/>
-              </w:rPr>
-            </w:pPr>
+                <w:lang w:val="ru-RU"/>
+              </w:rPr>
+              <w:t xml:space="preserve">, </w:t>
+            </w:r>
             <w:r>
               <w:rPr>
                 <w:sz w:val="18"/>
                 <w:szCs w:val="18"/>
-                <w:lang w:val="ru-RU"/>
-              </w:rPr>
-              <w:t xml:space="preserve">Регистрация внешнего инструмента в </w:t>
+              </w:rPr>
+              <w:t>DOCX</w:t>
             </w:r>
             <w:r>
               <w:rPr>
                 <w:sz w:val="18"/>
                 <w:szCs w:val="18"/>
-              </w:rPr>
-              <w:t>Moodle</w:t>
-            </w:r>
+                <w:lang w:val="ru-RU"/>
+              </w:rPr>
+              <w:t>, изображения (с распознаванием)</w:t>
+            </w:r>
+          </w:p>
+        </w:tc>
+        <w:tc>
+          <w:tcPr>
+            <w:tcW w:w="2600" w:type="dxa"/>
+            <w:tcMar>
+              <w:top w:w="70" w:type="dxa"/>
+              <w:left w:w="110" w:type="dxa"/>
+              <w:bottom w:w="70" w:type="dxa"/>
+              <w:right w:w="110" w:type="dxa"/>
+            </w:tcMar>
+          </w:tcPr>
+          <w:p>
+            <w:pPr>
+              <w:spacing w:after="40" w:line="250" w:lineRule="auto"/>
+            </w:pPr>
+            <w:proofErr w:type="spellStart"/>
             <w:r>
               <w:rPr>
                 <w:sz w:val="18"/>
                 <w:szCs w:val="18"/>
-                <w:lang w:val="ru-RU"/>
-              </w:rPr>
-              <w:t xml:space="preserve"> — см. раздел 4</w:t>
-            </w:r>
+              </w:rPr>
+              <w:t>Загрузка</w:t>
+            </w:r>
+            <w:proofErr w:type="spellEnd"/>
+            <w:r>
+              <w:rPr>
+                <w:sz w:val="18"/>
+                <w:szCs w:val="18"/>
+              </w:rPr>
+              <w:t xml:space="preserve"> </w:t>
+            </w:r>
+            <w:proofErr w:type="spellStart"/>
+            <w:r>
+              <w:rPr>
+                <w:sz w:val="18"/>
+                <w:szCs w:val="18"/>
+              </w:rPr>
+              <w:t>преподавателем</w:t>
+            </w:r>
+            <w:proofErr w:type="spellEnd"/>
+          </w:p>
+        </w:tc>
+        <w:tc>
+          <w:tcPr>
+            <w:tcW w:w="2600" w:type="dxa"/>
+            <w:tcMar>
+              <w:top w:w="70" w:type="dxa"/>
+              <w:left w:w="110" w:type="dxa"/>
+              <w:bottom w:w="70" w:type="dxa"/>
+              <w:right w:w="110" w:type="dxa"/>
+            </w:tcMar>
+          </w:tcPr>
+          <w:p>
+            <w:pPr>
+              <w:spacing w:after="40" w:line="250" w:lineRule="auto"/>
+            </w:pPr>
+            <w:proofErr w:type="spellStart"/>
+            <w:r>
+              <w:rPr>
+                <w:sz w:val="18"/>
+                <w:szCs w:val="18"/>
+              </w:rPr>
+              <w:t>Ничего</w:t>
+            </w:r>
+            <w:proofErr w:type="spellEnd"/>
           </w:p>
         </w:tc>
       </w:tr>
@@ -2041,53 +2210,89 @@
           <w:p>
             <w:pPr>
               <w:spacing w:after="40" w:line="250" w:lineRule="auto"/>
-            </w:pPr>
-            <w:proofErr w:type="spellStart"/>
+              <w:rPr>
+                <w:lang w:val="ru-RU"/>
+              </w:rPr>
+            </w:pPr>
             <w:r>
               <w:rPr>
                 <w:sz w:val="18"/>
                 <w:szCs w:val="18"/>
               </w:rPr>
-              <w:t>Служба</w:t>
-            </w:r>
-            <w:proofErr w:type="spellEnd"/>
+              <w:t>Moodle</w:t>
+            </w:r>
             <w:r>
               <w:rPr>
                 <w:sz w:val="18"/>
                 <w:szCs w:val="18"/>
-              </w:rPr>
-              <w:t xml:space="preserve"> </w:t>
-            </w:r>
-            <w:proofErr w:type="spellStart"/>
+                <w:lang w:val="ru-RU"/>
+              </w:rPr>
+              <w:t xml:space="preserve"> — учебные курсы, запуск, списки групп</w:t>
+            </w:r>
+          </w:p>
+        </w:tc>
+        <w:tc>
+          <w:tcPr>
+            <w:tcW w:w="1900" w:type="dxa"/>
+            <w:shd w:val="clear" w:color="auto" w:fill="F7F9FB"/>
+            <w:tcMar>
+              <w:top w:w="70" w:type="dxa"/>
+              <w:left w:w="110" w:type="dxa"/>
+              <w:bottom w:w="70" w:type="dxa"/>
+              <w:right w:w="110" w:type="dxa"/>
+            </w:tcMar>
+          </w:tcPr>
+          <w:p>
+            <w:pPr>
+              <w:spacing w:after="40" w:line="250" w:lineRule="auto"/>
+            </w:pPr>
             <w:r>
               <w:rPr>
                 <w:sz w:val="18"/>
                 <w:szCs w:val="18"/>
               </w:rPr>
-              <w:t>каталогов</w:t>
-            </w:r>
-            <w:proofErr w:type="spellEnd"/>
+              <w:t>LTI 1.3 (OIDC + JWT)</w:t>
+            </w:r>
+          </w:p>
+        </w:tc>
+        <w:tc>
+          <w:tcPr>
+            <w:tcW w:w="2600" w:type="dxa"/>
+            <w:shd w:val="clear" w:color="auto" w:fill="F7F9FB"/>
+            <w:tcMar>
+              <w:top w:w="70" w:type="dxa"/>
+              <w:left w:w="110" w:type="dxa"/>
+              <w:bottom w:w="70" w:type="dxa"/>
+              <w:right w:w="110" w:type="dxa"/>
+            </w:tcMar>
+          </w:tcPr>
+          <w:p>
+            <w:pPr>
+              <w:spacing w:after="40" w:line="250" w:lineRule="auto"/>
+              <w:rPr>
+                <w:lang w:val="ru-RU"/>
+              </w:rPr>
+            </w:pPr>
             <w:r>
               <w:rPr>
                 <w:sz w:val="18"/>
                 <w:szCs w:val="18"/>
-              </w:rPr>
-              <w:t xml:space="preserve"> </w:t>
-            </w:r>
-            <w:proofErr w:type="spellStart"/>
+                <w:lang w:val="ru-RU"/>
+              </w:rPr>
+              <w:t xml:space="preserve">Регистрация связки на стороне </w:t>
+            </w:r>
             <w:r>
               <w:rPr>
                 <w:sz w:val="18"/>
                 <w:szCs w:val="18"/>
               </w:rPr>
-              <w:t>университета</w:t>
-            </w:r>
-            <w:proofErr w:type="spellEnd"/>
-          </w:p>
-        </w:tc>
-        <w:tc>
-          <w:tcPr>
-            <w:tcW w:w="1900" w:type="dxa"/>
+              <w:t>Moodle</w:t>
+            </w:r>
+          </w:p>
+        </w:tc>
+        <w:tc>
+          <w:tcPr>
+            <w:tcW w:w="2600" w:type="dxa"/>
             <w:shd w:val="clear" w:color="auto" w:fill="F7F9FB"/>
             <w:tcMar>
               <w:top w:w="70" w:type="dxa"/>
@@ -2099,38 +2304,144 @@
           <w:p>
             <w:pPr>
               <w:spacing w:after="40" w:line="250" w:lineRule="auto"/>
+              <w:rPr>
+                <w:lang w:val="ru-RU"/>
+              </w:rPr>
             </w:pPr>
             <w:r>
               <w:rPr>
                 <w:sz w:val="18"/>
                 <w:szCs w:val="18"/>
-              </w:rPr>
-              <w:t>SAML 2.0</w:t>
-            </w:r>
-          </w:p>
-        </w:tc>
-        <w:tc>
-          <w:tcPr>
-            <w:tcW w:w="2600" w:type="dxa"/>
-            <w:shd w:val="clear" w:color="auto" w:fill="F7F9FB"/>
-            <w:tcMar>
-              <w:top w:w="70" w:type="dxa"/>
-              <w:left w:w="110" w:type="dxa"/>
-              <w:bottom w:w="70" w:type="dxa"/>
-              <w:right w:w="110" w:type="dxa"/>
-            </w:tcMar>
-          </w:tcPr>
-          <w:p>
-            <w:pPr>
-              <w:spacing w:after="40" w:line="250" w:lineRule="auto"/>
-              <w:rPr>
-                <w:lang w:val="ru-RU"/>
-              </w:rPr>
-            </w:pPr>
+                <w:lang w:val="ru-RU"/>
+              </w:rPr>
+              <w:t xml:space="preserve">Регистрация внешнего инструмента в </w:t>
+            </w:r>
             <w:r>
               <w:rPr>
                 <w:sz w:val="18"/>
                 <w:szCs w:val="18"/>
+              </w:rPr>
+              <w:t>Moodle</w:t>
+            </w:r>
+            <w:r>
+              <w:rPr>
+                <w:sz w:val="18"/>
+                <w:szCs w:val="18"/>
+                <w:lang w:val="ru-RU"/>
+              </w:rPr>
+              <w:t xml:space="preserve"> — см. раздел 4</w:t>
+            </w:r>
+          </w:p>
+        </w:tc>
+      </w:tr>
+      <w:tr>
+        <w:tblPrEx>
+          <w:tblCellMar>
+            <w:top w:w="0" w:type="dxa"/>
+            <w:bottom w:w="0" w:type="dxa"/>
+          </w:tblCellMar>
+        </w:tblPrEx>
+        <w:tc>
+          <w:tcPr>
+            <w:tcW w:w="2500" w:type="dxa"/>
+            <w:tcMar>
+              <w:top w:w="70" w:type="dxa"/>
+              <w:left w:w="110" w:type="dxa"/>
+              <w:bottom w:w="70" w:type="dxa"/>
+              <w:right w:w="110" w:type="dxa"/>
+            </w:tcMar>
+          </w:tcPr>
+          <w:p>
+            <w:pPr>
+              <w:spacing w:after="40" w:line="250" w:lineRule="auto"/>
+            </w:pPr>
+            <w:proofErr w:type="spellStart"/>
+            <w:r>
+              <w:rPr>
+                <w:sz w:val="18"/>
+                <w:szCs w:val="18"/>
+              </w:rPr>
+              <w:t>Служба</w:t>
+            </w:r>
+            <w:proofErr w:type="spellEnd"/>
+            <w:r>
+              <w:rPr>
+                <w:sz w:val="18"/>
+                <w:szCs w:val="18"/>
+              </w:rPr>
+              <w:t xml:space="preserve"> </w:t>
+            </w:r>
+            <w:proofErr w:type="spellStart"/>
+            <w:r>
+              <w:rPr>
+                <w:sz w:val="18"/>
+                <w:szCs w:val="18"/>
+              </w:rPr>
+              <w:t>каталогов</w:t>
+            </w:r>
+            <w:proofErr w:type="spellEnd"/>
+            <w:r>
+              <w:rPr>
+                <w:sz w:val="18"/>
+                <w:szCs w:val="18"/>
+              </w:rPr>
+              <w:t xml:space="preserve"> </w:t>
+            </w:r>
+            <w:proofErr w:type="spellStart"/>
+            <w:r>
+              <w:rPr>
+                <w:sz w:val="18"/>
+                <w:szCs w:val="18"/>
+              </w:rPr>
+              <w:t>университета</w:t>
+            </w:r>
+            <w:proofErr w:type="spellEnd"/>
+          </w:p>
+        </w:tc>
+        <w:tc>
+          <w:tcPr>
+            <w:tcW w:w="1900" w:type="dxa"/>
+            <w:tcMar>
+              <w:top w:w="70" w:type="dxa"/>
+              <w:left w:w="110" w:type="dxa"/>
+              <w:bottom w:w="70" w:type="dxa"/>
+              <w:right w:w="110" w:type="dxa"/>
+            </w:tcMar>
+          </w:tcPr>
+          <w:p>
+            <w:pPr>
+              <w:spacing w:after="40" w:line="250" w:lineRule="auto"/>
+            </w:pPr>
+            <w:r>
+              <w:rPr>
+                <w:sz w:val="18"/>
+                <w:szCs w:val="18"/>
+              </w:rPr>
+              <w:t>SAML 2.0</w:t>
+            </w:r>
+          </w:p>
+        </w:tc>
+        <w:tc>
+          <w:tcPr>
+            <w:tcW w:w="2600" w:type="dxa"/>
+            <w:tcMar>
+              <w:top w:w="70" w:type="dxa"/>
+              <w:left w:w="110" w:type="dxa"/>
+              <w:bottom w:w="70" w:type="dxa"/>
+              <w:right w:w="110" w:type="dxa"/>
+            </w:tcMar>
+          </w:tcPr>
+          <w:p>
+            <w:pPr>
+              <w:spacing w:after="40" w:line="250" w:lineRule="auto"/>
+              <w:rPr>
+                <w:lang w:val="ru-RU"/>
+              </w:rPr>
+            </w:pPr>
+            <w:r>
+              <w:rPr>
+                <w:sz w:val="18"/>
+                <w:szCs w:val="18"/>
                 <w:lang w:val="ru-RU"/>
               </w:rPr>
               <w:t>Единый вход, учётная запись создаётся при первом входе</w:t>
@@ -2140,7 +2451,6 @@
         <w:tc>
           <w:tcPr>
             <w:tcW w:w="2600" w:type="dxa"/>
-            <w:shd w:val="clear" w:color="auto" w:fill="F7F9FB"/>
             <w:tcMar>
               <w:top w:w="70" w:type="dxa"/>
               <w:left w:w="110" w:type="dxa"/>
@@ -5244,7 +5554,24 @@
           <w:color w:val="9C4221"/>
           <w:lang w:val="ru-RU"/>
         </w:rPr>
-        <w:t xml:space="preserve">) на текущий момент не реализован — сессия завершается по истечении срока действия токена или по выходу из платформы. </w:t>
+        <w:t xml:space="preserve">) на текущий момент не реализован — сессия завершается по истечении срока действия токена или по выходу из платформы. Об этом стоит знать заранее, если у вас есть требование к </w:t>
+      </w:r>
+      <w:r>
+        <w:rPr>
+          <w:i/>
+          <w:iCs/>
+          <w:color w:val="9C4221"/>
+        </w:rPr>
+        <w:t>SLO</w:t>
+      </w:r>
+      <w:r>
+        <w:rPr>
+          <w:i/>
+          <w:iCs/>
+          <w:color w:val="9C4221"/>
+          <w:lang w:val="ru-RU"/>
+        </w:rPr>
+        <w:t>.</w:t>
       </w:r>
     </w:p>
     <w:p>
@@ -5860,6 +6187,7 @@
           <w:sz w:val="23"/>
           <w:szCs w:val="23"/>
         </w:rPr>
+        <w:lastRenderedPageBreak/>
         <w:t>Что</w:t>
       </w:r>
       <w:proofErr w:type="spellEnd"/>
@@ -5977,7 +6305,6 @@
                 <w:sz w:val="19"/>
                 <w:szCs w:val="19"/>
               </w:rPr>
-              <w:lastRenderedPageBreak/>
               <w:t>Параметр</w:t>
             </w:r>
             <w:proofErr w:type="spellEnd"/>
@@ -6959,7 +7286,7 @@
           <w:szCs w:val="22"/>
           <w:lang w:val="ru-RU"/>
         </w:rPr>
-        <w:t>По приоритету. Первая группа — всё, что нужно для старта.</w:t>
+        <w:t>Разделено по трекам. Первая группа — всё, что нужно, чтобы пилот начался.</w:t>
       </w:r>
     </w:p>
     <w:p>
@@ -7025,7 +7352,7 @@
                 <w:sz w:val="19"/>
                 <w:szCs w:val="19"/>
               </w:rPr>
-              <w:t>Приоритет</w:t>
+              <w:t>Трек</w:t>
             </w:r>
             <w:proofErr w:type="spellEnd"/>
           </w:p>
@@ -7114,39 +7441,23 @@
                 <w:sz w:val="19"/>
                 <w:szCs w:val="19"/>
               </w:rPr>
-              <w:t>Обязательно</w:t>
-            </w:r>
-            <w:proofErr w:type="spellEnd"/>
-            <w:r>
-              <w:rPr>
-                <w:sz w:val="19"/>
-                <w:szCs w:val="19"/>
-              </w:rPr>
-              <w:t xml:space="preserve"> </w:t>
-            </w:r>
-            <w:proofErr w:type="spellStart"/>
-            <w:r>
-              <w:rPr>
-                <w:sz w:val="19"/>
-                <w:szCs w:val="19"/>
-              </w:rPr>
-              <w:t>для</w:t>
-            </w:r>
-            <w:proofErr w:type="spellEnd"/>
-            <w:r>
-              <w:rPr>
-                <w:sz w:val="19"/>
-                <w:szCs w:val="19"/>
-              </w:rPr>
-              <w:t xml:space="preserve"> </w:t>
-            </w:r>
-            <w:proofErr w:type="spellStart"/>
-            <w:r>
-              <w:rPr>
-                <w:sz w:val="19"/>
-                <w:szCs w:val="19"/>
-              </w:rPr>
-              <w:t>пилота</w:t>
+              <w:t>Пилот</w:t>
+            </w:r>
+            <w:proofErr w:type="spellEnd"/>
+            <w:r>
+              <w:rPr>
+                <w:sz w:val="19"/>
+                <w:szCs w:val="19"/>
+              </w:rPr>
+              <w:t xml:space="preserve"> — </w:t>
+            </w:r>
+            <w:proofErr w:type="spellStart"/>
+            <w:r>
+              <w:rPr>
+                <w:sz w:val="19"/>
+                <w:szCs w:val="19"/>
+              </w:rPr>
+              <w:t>обязательно</w:t>
             </w:r>
             <w:proofErr w:type="spellEnd"/>
           </w:p>
@@ -7235,39 +7546,23 @@
                 <w:sz w:val="19"/>
                 <w:szCs w:val="19"/>
               </w:rPr>
-              <w:t>Желательно</w:t>
-            </w:r>
-            <w:proofErr w:type="spellEnd"/>
-            <w:r>
-              <w:rPr>
-                <w:sz w:val="19"/>
-                <w:szCs w:val="19"/>
-              </w:rPr>
-              <w:t xml:space="preserve"> </w:t>
-            </w:r>
-            <w:proofErr w:type="spellStart"/>
-            <w:r>
-              <w:rPr>
-                <w:sz w:val="19"/>
-                <w:szCs w:val="19"/>
-              </w:rPr>
-              <w:t>на</w:t>
-            </w:r>
-            <w:proofErr w:type="spellEnd"/>
-            <w:r>
-              <w:rPr>
-                <w:sz w:val="19"/>
-                <w:szCs w:val="19"/>
-              </w:rPr>
-              <w:t xml:space="preserve"> </w:t>
-            </w:r>
-            <w:proofErr w:type="spellStart"/>
-            <w:r>
-              <w:rPr>
-                <w:sz w:val="19"/>
-                <w:szCs w:val="19"/>
-              </w:rPr>
-              <w:t>пилоте</w:t>
+              <w:t>Пилот</w:t>
+            </w:r>
+            <w:proofErr w:type="spellEnd"/>
+            <w:r>
+              <w:rPr>
+                <w:sz w:val="19"/>
+                <w:szCs w:val="19"/>
+              </w:rPr>
+              <w:t xml:space="preserve"> — </w:t>
+            </w:r>
+            <w:proofErr w:type="spellStart"/>
+            <w:r>
+              <w:rPr>
+                <w:sz w:val="19"/>
+                <w:szCs w:val="19"/>
+              </w:rPr>
+              <w:t>желательно</w:t>
             </w:r>
             <w:proofErr w:type="spellEnd"/>
           </w:p>
@@ -7337,24 +7632,41 @@
         <w:tc>
           <w:tcPr>
             <w:tcW w:w="2100" w:type="dxa"/>
-            <w:tcMar>
-              <w:top w:w="70" w:type="dxa"/>
-              <w:left w:w="110" w:type="dxa"/>
-              <w:bottom w:w="70" w:type="dxa"/>
-              <w:right w:w="110" w:type="dxa"/>
-            </w:tcMar>
-          </w:tcPr>
-          <w:p>
-            <w:pPr>
-              <w:spacing w:after="40" w:line="250" w:lineRule="auto"/>
-            </w:pPr>
-            <w:proofErr w:type="spellStart"/>
-            <w:r>
-              <w:rPr>
-                <w:sz w:val="19"/>
-                <w:szCs w:val="19"/>
-              </w:rPr>
-              <w:t>Желательно</w:t>
+            <w:shd w:val="clear" w:color="auto" w:fill="F7F9FB"/>
+            <w:tcMar>
+              <w:top w:w="70" w:type="dxa"/>
+              <w:left w:w="110" w:type="dxa"/>
+              <w:bottom w:w="70" w:type="dxa"/>
+              <w:right w:w="110" w:type="dxa"/>
+            </w:tcMar>
+          </w:tcPr>
+          <w:p>
+            <w:pPr>
+              <w:spacing w:after="40" w:line="250" w:lineRule="auto"/>
+            </w:pPr>
+            <w:proofErr w:type="spellStart"/>
+            <w:r>
+              <w:rPr>
+                <w:sz w:val="19"/>
+                <w:szCs w:val="19"/>
+              </w:rPr>
+              <w:t>Пилот</w:t>
+            </w:r>
+            <w:proofErr w:type="spellEnd"/>
+            <w:r>
+              <w:rPr>
+                <w:sz w:val="19"/>
+                <w:szCs w:val="19"/>
+              </w:rPr>
+              <w:t xml:space="preserve"> — </w:t>
+            </w:r>
+            <w:proofErr w:type="spellStart"/>
+            <w:r>
+              <w:rPr>
+                <w:sz w:val="19"/>
+                <w:szCs w:val="19"/>
+              </w:rPr>
+              <w:t>по</w:t>
             </w:r>
             <w:proofErr w:type="spellEnd"/>
             <w:r>
@@ -7370,23 +7682,7 @@
                 <w:sz w:val="19"/>
                 <w:szCs w:val="19"/>
               </w:rPr>
-              <w:t>на</w:t>
-            </w:r>
-            <w:proofErr w:type="spellEnd"/>
-            <w:r>
-              <w:rPr>
-                <w:sz w:val="19"/>
-                <w:szCs w:val="19"/>
-              </w:rPr>
-              <w:t xml:space="preserve"> </w:t>
-            </w:r>
-            <w:proofErr w:type="spellStart"/>
-            <w:r>
-              <w:rPr>
-                <w:sz w:val="19"/>
-                <w:szCs w:val="19"/>
-              </w:rPr>
-              <w:t>пилоте</w:t>
+              <w:t>решению</w:t>
             </w:r>
             <w:proofErr w:type="spellEnd"/>
           </w:p>
@@ -7394,83 +7690,68 @@
         <w:tc>
           <w:tcPr>
             <w:tcW w:w="5700" w:type="dxa"/>
-            <w:tcMar>
-              <w:top w:w="70" w:type="dxa"/>
-              <w:left w:w="110" w:type="dxa"/>
-              <w:bottom w:w="70" w:type="dxa"/>
-              <w:right w:w="110" w:type="dxa"/>
-            </w:tcMar>
-          </w:tcPr>
-          <w:p>
-            <w:pPr>
-              <w:spacing w:after="40" w:line="250" w:lineRule="auto"/>
-              <w:rPr>
-                <w:lang w:val="ru-RU"/>
-              </w:rPr>
-            </w:pPr>
-            <w:r>
-              <w:rPr>
-                <w:sz w:val="19"/>
-                <w:szCs w:val="19"/>
-                <w:lang w:val="ru-RU"/>
-              </w:rPr>
-              <w:t>Предоставить УМЦ регулярную выгрузку отчёта «Заполнение РПД и ФОС» из АСУ, если сегодня доступ к выгрузке есть не у него.</w:t>
+            <w:shd w:val="clear" w:color="auto" w:fill="F7F9FB"/>
+            <w:tcMar>
+              <w:top w:w="70" w:type="dxa"/>
+              <w:left w:w="110" w:type="dxa"/>
+              <w:bottom w:w="70" w:type="dxa"/>
+              <w:right w:w="110" w:type="dxa"/>
+            </w:tcMar>
+          </w:tcPr>
+          <w:p>
+            <w:pPr>
+              <w:spacing w:after="40" w:line="250" w:lineRule="auto"/>
+              <w:rPr>
+                <w:lang w:val="ru-RU"/>
+              </w:rPr>
+            </w:pPr>
+            <w:r>
+              <w:rPr>
+                <w:sz w:val="19"/>
+                <w:szCs w:val="19"/>
+                <w:lang w:val="ru-RU"/>
+              </w:rPr>
+              <w:t xml:space="preserve">Настроить единый вход: зарегистрировать </w:t>
+            </w:r>
+            <w:r>
+              <w:rPr>
+                <w:sz w:val="19"/>
+                <w:szCs w:val="19"/>
+              </w:rPr>
+              <w:t>SP</w:t>
+            </w:r>
+            <w:r>
+              <w:rPr>
+                <w:sz w:val="19"/>
+                <w:szCs w:val="19"/>
+                <w:lang w:val="ru-RU"/>
+              </w:rPr>
+              <w:t xml:space="preserve"> в службе аутентификации, передать три параметра из раздела 3.</w:t>
             </w:r>
           </w:p>
         </w:tc>
         <w:tc>
           <w:tcPr>
             <w:tcW w:w="1800" w:type="dxa"/>
-            <w:tcMar>
-              <w:top w:w="70" w:type="dxa"/>
-              <w:left w:w="110" w:type="dxa"/>
-              <w:bottom w:w="70" w:type="dxa"/>
-              <w:right w:w="110" w:type="dxa"/>
-            </w:tcMar>
-          </w:tcPr>
-          <w:p>
-            <w:pPr>
-              <w:spacing w:after="40" w:line="250" w:lineRule="auto"/>
-            </w:pPr>
-            <w:proofErr w:type="spellStart"/>
-            <w:r>
-              <w:rPr>
-                <w:sz w:val="19"/>
-                <w:szCs w:val="19"/>
-              </w:rPr>
-              <w:t>Разовая</w:t>
-            </w:r>
-            <w:proofErr w:type="spellEnd"/>
-            <w:r>
-              <w:rPr>
-                <w:sz w:val="19"/>
-                <w:szCs w:val="19"/>
-              </w:rPr>
-              <w:t xml:space="preserve"> </w:t>
-            </w:r>
-            <w:proofErr w:type="spellStart"/>
-            <w:r>
-              <w:rPr>
-                <w:sz w:val="19"/>
-                <w:szCs w:val="19"/>
-              </w:rPr>
-              <w:t>настройка</w:t>
-            </w:r>
-            <w:proofErr w:type="spellEnd"/>
-            <w:r>
-              <w:rPr>
-                <w:sz w:val="19"/>
-                <w:szCs w:val="19"/>
-              </w:rPr>
-              <w:t xml:space="preserve"> </w:t>
-            </w:r>
-            <w:proofErr w:type="spellStart"/>
-            <w:r>
-              <w:rPr>
-                <w:sz w:val="19"/>
-                <w:szCs w:val="19"/>
-              </w:rPr>
-              <w:t>прав</w:t>
+            <w:shd w:val="clear" w:color="auto" w:fill="F7F9FB"/>
+            <w:tcMar>
+              <w:top w:w="70" w:type="dxa"/>
+              <w:left w:w="110" w:type="dxa"/>
+              <w:bottom w:w="70" w:type="dxa"/>
+              <w:right w:w="110" w:type="dxa"/>
+            </w:tcMar>
+          </w:tcPr>
+          <w:p>
+            <w:pPr>
+              <w:spacing w:after="40" w:line="250" w:lineRule="auto"/>
+            </w:pPr>
+            <w:proofErr w:type="spellStart"/>
+            <w:r>
+              <w:rPr>
+                <w:sz w:val="19"/>
+                <w:szCs w:val="19"/>
+              </w:rPr>
+              <w:t>Часы</w:t>
             </w:r>
             <w:proofErr w:type="spellEnd"/>
           </w:p>
@@ -7486,25 +7767,89 @@
         <w:tc>
           <w:tcPr>
             <w:tcW w:w="2100" w:type="dxa"/>
-            <w:shd w:val="clear" w:color="auto" w:fill="F7F9FB"/>
-            <w:tcMar>
-              <w:top w:w="70" w:type="dxa"/>
-              <w:left w:w="110" w:type="dxa"/>
-              <w:bottom w:w="70" w:type="dxa"/>
-              <w:right w:w="110" w:type="dxa"/>
-            </w:tcMar>
-          </w:tcPr>
-          <w:p>
-            <w:pPr>
-              <w:spacing w:after="40" w:line="250" w:lineRule="auto"/>
-            </w:pPr>
-            <w:proofErr w:type="spellStart"/>
-            <w:r>
-              <w:rPr>
-                <w:sz w:val="19"/>
-                <w:szCs w:val="19"/>
-              </w:rPr>
-              <w:t>По</w:t>
+            <w:tcMar>
+              <w:top w:w="70" w:type="dxa"/>
+              <w:left w:w="110" w:type="dxa"/>
+              <w:bottom w:w="70" w:type="dxa"/>
+              <w:right w:w="110" w:type="dxa"/>
+            </w:tcMar>
+          </w:tcPr>
+          <w:p>
+            <w:pPr>
+              <w:spacing w:after="40" w:line="250" w:lineRule="auto"/>
+            </w:pPr>
+            <w:proofErr w:type="spellStart"/>
+            <w:r>
+              <w:rPr>
+                <w:sz w:val="19"/>
+                <w:szCs w:val="19"/>
+              </w:rPr>
+              <w:t>Интеграция</w:t>
+            </w:r>
+            <w:proofErr w:type="spellEnd"/>
+            <w:r>
+              <w:rPr>
+                <w:sz w:val="19"/>
+                <w:szCs w:val="19"/>
+              </w:rPr>
+              <w:t xml:space="preserve"> — </w:t>
+            </w:r>
+            <w:proofErr w:type="spellStart"/>
+            <w:r>
+              <w:rPr>
+                <w:sz w:val="19"/>
+                <w:szCs w:val="19"/>
+              </w:rPr>
+              <w:t>основное</w:t>
+            </w:r>
+            <w:proofErr w:type="spellEnd"/>
+          </w:p>
+        </w:tc>
+        <w:tc>
+          <w:tcPr>
+            <w:tcW w:w="5700" w:type="dxa"/>
+            <w:tcMar>
+              <w:top w:w="70" w:type="dxa"/>
+              <w:left w:w="110" w:type="dxa"/>
+              <w:bottom w:w="70" w:type="dxa"/>
+              <w:right w:w="110" w:type="dxa"/>
+            </w:tcMar>
+          </w:tcPr>
+          <w:p>
+            <w:pPr>
+              <w:spacing w:after="40" w:line="250" w:lineRule="auto"/>
+            </w:pPr>
+            <w:r>
+              <w:rPr>
+                <w:sz w:val="19"/>
+                <w:szCs w:val="19"/>
+                <w:lang w:val="ru-RU"/>
+              </w:rPr>
+              <w:t xml:space="preserve">Предоставить доступ к тестовому контуру АСУ «Университет» на чтение и назначить контактное лицо для отладки. </w:t>
+            </w:r>
+            <w:proofErr w:type="spellStart"/>
+            <w:r>
+              <w:rPr>
+                <w:sz w:val="19"/>
+                <w:szCs w:val="19"/>
+              </w:rPr>
+              <w:t>Состав</w:t>
+            </w:r>
+            <w:proofErr w:type="spellEnd"/>
+            <w:r>
+              <w:rPr>
+                <w:sz w:val="19"/>
+                <w:szCs w:val="19"/>
+              </w:rPr>
+              <w:t xml:space="preserve"> и </w:t>
+            </w:r>
+            <w:proofErr w:type="spellStart"/>
+            <w:r>
+              <w:rPr>
+                <w:sz w:val="19"/>
+                <w:szCs w:val="19"/>
+              </w:rPr>
+              <w:t>способ</w:t>
             </w:r>
             <w:proofErr w:type="spellEnd"/>
             <w:r>
@@ -7520,76 +7865,103 @@
                 <w:sz w:val="19"/>
                 <w:szCs w:val="19"/>
               </w:rPr>
-              <w:t>решению</w:t>
-            </w:r>
-            <w:proofErr w:type="spellEnd"/>
-          </w:p>
-        </w:tc>
-        <w:tc>
-          <w:tcPr>
-            <w:tcW w:w="5700" w:type="dxa"/>
-            <w:shd w:val="clear" w:color="auto" w:fill="F7F9FB"/>
-            <w:tcMar>
-              <w:top w:w="70" w:type="dxa"/>
-              <w:left w:w="110" w:type="dxa"/>
-              <w:bottom w:w="70" w:type="dxa"/>
-              <w:right w:w="110" w:type="dxa"/>
-            </w:tcMar>
-          </w:tcPr>
-          <w:p>
-            <w:pPr>
-              <w:spacing w:after="40" w:line="250" w:lineRule="auto"/>
-              <w:rPr>
-                <w:lang w:val="ru-RU"/>
-              </w:rPr>
-            </w:pPr>
-            <w:r>
-              <w:rPr>
-                <w:sz w:val="19"/>
-                <w:szCs w:val="19"/>
-                <w:lang w:val="ru-RU"/>
-              </w:rPr>
-              <w:t xml:space="preserve">Настроить единый вход: зарегистрировать </w:t>
-            </w:r>
-            <w:r>
-              <w:rPr>
-                <w:sz w:val="19"/>
-                <w:szCs w:val="19"/>
-              </w:rPr>
-              <w:t>SP</w:t>
-            </w:r>
-            <w:r>
-              <w:rPr>
-                <w:sz w:val="19"/>
-                <w:szCs w:val="19"/>
-                <w:lang w:val="ru-RU"/>
-              </w:rPr>
-              <w:t xml:space="preserve"> в службе аутентификации, передать три параметра из раздела 3.</w:t>
+              <w:t>доступа</w:t>
+            </w:r>
+            <w:proofErr w:type="spellEnd"/>
+            <w:r>
+              <w:rPr>
+                <w:sz w:val="19"/>
+                <w:szCs w:val="19"/>
+              </w:rPr>
+              <w:t xml:space="preserve"> — </w:t>
+            </w:r>
+            <w:proofErr w:type="spellStart"/>
+            <w:r>
+              <w:rPr>
+                <w:sz w:val="19"/>
+                <w:szCs w:val="19"/>
+              </w:rPr>
+              <w:t>раздел</w:t>
+            </w:r>
+            <w:proofErr w:type="spellEnd"/>
+            <w:r>
+              <w:rPr>
+                <w:sz w:val="19"/>
+                <w:szCs w:val="19"/>
+              </w:rPr>
+              <w:t xml:space="preserve"> 7.1.</w:t>
             </w:r>
           </w:p>
         </w:tc>
         <w:tc>
           <w:tcPr>
             <w:tcW w:w="1800" w:type="dxa"/>
-            <w:shd w:val="clear" w:color="auto" w:fill="F7F9FB"/>
-            <w:tcMar>
-              <w:top w:w="70" w:type="dxa"/>
-              <w:left w:w="110" w:type="dxa"/>
-              <w:bottom w:w="70" w:type="dxa"/>
-              <w:right w:w="110" w:type="dxa"/>
-            </w:tcMar>
-          </w:tcPr>
-          <w:p>
-            <w:pPr>
-              <w:spacing w:after="40" w:line="250" w:lineRule="auto"/>
-            </w:pPr>
-            <w:proofErr w:type="spellStart"/>
-            <w:r>
-              <w:rPr>
-                <w:sz w:val="19"/>
-                <w:szCs w:val="19"/>
-              </w:rPr>
-              <w:t>Часы</w:t>
+            <w:tcMar>
+              <w:top w:w="70" w:type="dxa"/>
+              <w:left w:w="110" w:type="dxa"/>
+              <w:bottom w:w="70" w:type="dxa"/>
+              <w:right w:w="110" w:type="dxa"/>
+            </w:tcMar>
+          </w:tcPr>
+          <w:p>
+            <w:pPr>
+              <w:spacing w:after="40" w:line="250" w:lineRule="auto"/>
+            </w:pPr>
+            <w:proofErr w:type="spellStart"/>
+            <w:r>
+              <w:rPr>
+                <w:sz w:val="19"/>
+                <w:szCs w:val="19"/>
+              </w:rPr>
+              <w:t>Определяется</w:t>
+            </w:r>
+            <w:proofErr w:type="spellEnd"/>
+            <w:r>
+              <w:rPr>
+                <w:sz w:val="19"/>
+                <w:szCs w:val="19"/>
+              </w:rPr>
+              <w:t xml:space="preserve"> </w:t>
+            </w:r>
+            <w:proofErr w:type="spellStart"/>
+            <w:r>
+              <w:rPr>
+                <w:sz w:val="19"/>
+                <w:szCs w:val="19"/>
+              </w:rPr>
+              <w:t>выбранным</w:t>
+            </w:r>
+            <w:proofErr w:type="spellEnd"/>
+            <w:r>
+              <w:rPr>
+                <w:sz w:val="19"/>
+                <w:szCs w:val="19"/>
+              </w:rPr>
+              <w:t xml:space="preserve"> </w:t>
+            </w:r>
+            <w:proofErr w:type="spellStart"/>
+            <w:r>
+              <w:rPr>
+                <w:sz w:val="19"/>
+                <w:szCs w:val="19"/>
+              </w:rPr>
+              <w:t>способом</w:t>
+            </w:r>
+            <w:proofErr w:type="spellEnd"/>
+            <w:r>
+              <w:rPr>
+                <w:sz w:val="19"/>
+                <w:szCs w:val="19"/>
+              </w:rPr>
+              <w:t xml:space="preserve"> </w:t>
+            </w:r>
+            <w:proofErr w:type="spellStart"/>
+            <w:r>
+              <w:rPr>
+                <w:sz w:val="19"/>
+                <w:szCs w:val="19"/>
+              </w:rPr>
+              <w:t>доступа</w:t>
             </w:r>
             <w:proofErr w:type="spellEnd"/>
           </w:p>
@@ -7605,40 +7977,41 @@
         <w:tc>
           <w:tcPr>
             <w:tcW w:w="2100" w:type="dxa"/>
-            <w:tcMar>
-              <w:top w:w="70" w:type="dxa"/>
-              <w:left w:w="110" w:type="dxa"/>
-              <w:bottom w:w="70" w:type="dxa"/>
-              <w:right w:w="110" w:type="dxa"/>
-            </w:tcMar>
-          </w:tcPr>
-          <w:p>
-            <w:pPr>
-              <w:spacing w:after="40" w:line="250" w:lineRule="auto"/>
-            </w:pPr>
-            <w:proofErr w:type="spellStart"/>
-            <w:r>
-              <w:rPr>
-                <w:sz w:val="19"/>
-                <w:szCs w:val="19"/>
-              </w:rPr>
-              <w:t>По</w:t>
-            </w:r>
-            <w:proofErr w:type="spellEnd"/>
-            <w:r>
-              <w:rPr>
-                <w:sz w:val="19"/>
-                <w:szCs w:val="19"/>
-              </w:rPr>
-              <w:t xml:space="preserve"> </w:t>
-            </w:r>
-            <w:proofErr w:type="spellStart"/>
-            <w:r>
-              <w:rPr>
-                <w:sz w:val="19"/>
-                <w:szCs w:val="19"/>
-              </w:rPr>
-              <w:t>решению</w:t>
+            <w:shd w:val="clear" w:color="auto" w:fill="F7F9FB"/>
+            <w:tcMar>
+              <w:top w:w="70" w:type="dxa"/>
+              <w:left w:w="110" w:type="dxa"/>
+              <w:bottom w:w="70" w:type="dxa"/>
+              <w:right w:w="110" w:type="dxa"/>
+            </w:tcMar>
+          </w:tcPr>
+          <w:p>
+            <w:pPr>
+              <w:spacing w:after="40" w:line="250" w:lineRule="auto"/>
+            </w:pPr>
+            <w:proofErr w:type="spellStart"/>
+            <w:r>
+              <w:rPr>
+                <w:sz w:val="19"/>
+                <w:szCs w:val="19"/>
+              </w:rPr>
+              <w:t>Интеграция</w:t>
+            </w:r>
+            <w:proofErr w:type="spellEnd"/>
+            <w:r>
+              <w:rPr>
+                <w:sz w:val="19"/>
+                <w:szCs w:val="19"/>
+              </w:rPr>
+              <w:t xml:space="preserve"> — </w:t>
+            </w:r>
+            <w:proofErr w:type="spellStart"/>
+            <w:r>
+              <w:rPr>
+                <w:sz w:val="19"/>
+                <w:szCs w:val="19"/>
+              </w:rPr>
+              <w:t>основное</w:t>
             </w:r>
             <w:proofErr w:type="spellEnd"/>
           </w:p>
@@ -7646,27 +8019,25 @@
         <w:tc>
           <w:tcPr>
             <w:tcW w:w="5700" w:type="dxa"/>
-            <w:tcMar>
-              <w:top w:w="70" w:type="dxa"/>
-              <w:left w:w="110" w:type="dxa"/>
-              <w:bottom w:w="70" w:type="dxa"/>
-              <w:right w:w="110" w:type="dxa"/>
-            </w:tcMar>
-          </w:tcPr>
-          <w:p>
-            <w:pPr>
-              <w:spacing w:after="40" w:line="250" w:lineRule="auto"/>
-              <w:rPr>
-                <w:lang w:val="ru-RU"/>
-              </w:rPr>
-            </w:pPr>
-            <w:r>
-              <w:rPr>
-                <w:sz w:val="19"/>
-                <w:szCs w:val="19"/>
-                <w:lang w:val="ru-RU"/>
-              </w:rPr>
-              <w:t xml:space="preserve">Зарегистрировать внешний инструмент в </w:t>
+            <w:shd w:val="clear" w:color="auto" w:fill="F7F9FB"/>
+            <w:tcMar>
+              <w:top w:w="70" w:type="dxa"/>
+              <w:left w:w="110" w:type="dxa"/>
+              <w:bottom w:w="70" w:type="dxa"/>
+              <w:right w:w="110" w:type="dxa"/>
+            </w:tcMar>
+          </w:tcPr>
+          <w:p>
+            <w:pPr>
+              <w:spacing w:after="40" w:line="250" w:lineRule="auto"/>
+            </w:pPr>
+            <w:r>
+              <w:rPr>
+                <w:sz w:val="19"/>
+                <w:szCs w:val="19"/>
+                <w:lang w:val="ru-RU"/>
+              </w:rPr>
+              <w:t xml:space="preserve">Предоставить тестовый курс </w:t>
             </w:r>
             <w:r>
               <w:rPr>
@@ -7681,13 +8052,30 @@
                 <w:szCs w:val="19"/>
                 <w:lang w:val="ru-RU"/>
               </w:rPr>
-              <w:t xml:space="preserve"> (или воспользоваться динамической регистрацией).</w:t>
+              <w:t xml:space="preserve"> и зарегистрировать в нём внешний инструмент (или разрешить динамическую регистрацию) — проверка связки для преподавателей: запуск из курса, задания, выгрузка оценок в журнал. </w:t>
+            </w:r>
+            <w:proofErr w:type="spellStart"/>
+            <w:r>
+              <w:rPr>
+                <w:sz w:val="19"/>
+                <w:szCs w:val="19"/>
+              </w:rPr>
+              <w:t>Раздел</w:t>
+            </w:r>
+            <w:proofErr w:type="spellEnd"/>
+            <w:r>
+              <w:rPr>
+                <w:sz w:val="19"/>
+                <w:szCs w:val="19"/>
+              </w:rPr>
+              <w:t xml:space="preserve"> 7.4.</w:t>
             </w:r>
           </w:p>
         </w:tc>
         <w:tc>
           <w:tcPr>
             <w:tcW w:w="1800" w:type="dxa"/>
+            <w:shd w:val="clear" w:color="auto" w:fill="F7F9FB"/>
             <w:tcMar>
               <w:top w:w="70" w:type="dxa"/>
               <w:left w:w="110" w:type="dxa"/>
@@ -7721,25 +8109,56 @@
         <w:tc>
           <w:tcPr>
             <w:tcW w:w="2100" w:type="dxa"/>
-            <w:shd w:val="clear" w:color="auto" w:fill="F7F9FB"/>
-            <w:tcMar>
-              <w:top w:w="70" w:type="dxa"/>
-              <w:left w:w="110" w:type="dxa"/>
-              <w:bottom w:w="70" w:type="dxa"/>
-              <w:right w:w="110" w:type="dxa"/>
-            </w:tcMar>
-          </w:tcPr>
-          <w:p>
-            <w:pPr>
-              <w:spacing w:after="40" w:line="250" w:lineRule="auto"/>
-            </w:pPr>
-            <w:proofErr w:type="spellStart"/>
-            <w:r>
-              <w:rPr>
-                <w:sz w:val="19"/>
-                <w:szCs w:val="19"/>
-              </w:rPr>
-              <w:t>Перспектива</w:t>
+            <w:tcMar>
+              <w:top w:w="70" w:type="dxa"/>
+              <w:left w:w="110" w:type="dxa"/>
+              <w:bottom w:w="70" w:type="dxa"/>
+              <w:right w:w="110" w:type="dxa"/>
+            </w:tcMar>
+          </w:tcPr>
+          <w:p>
+            <w:pPr>
+              <w:spacing w:after="40" w:line="250" w:lineRule="auto"/>
+            </w:pPr>
+            <w:proofErr w:type="spellStart"/>
+            <w:r>
+              <w:rPr>
+                <w:sz w:val="19"/>
+                <w:szCs w:val="19"/>
+              </w:rPr>
+              <w:t>Интеграция</w:t>
+            </w:r>
+            <w:proofErr w:type="spellEnd"/>
+            <w:r>
+              <w:rPr>
+                <w:sz w:val="19"/>
+                <w:szCs w:val="19"/>
+              </w:rPr>
+              <w:t xml:space="preserve"> — </w:t>
+            </w:r>
+            <w:proofErr w:type="spellStart"/>
+            <w:r>
+              <w:rPr>
+                <w:sz w:val="19"/>
+                <w:szCs w:val="19"/>
+              </w:rPr>
+              <w:t>следующий</w:t>
+            </w:r>
+            <w:proofErr w:type="spellEnd"/>
+            <w:r>
+              <w:rPr>
+                <w:sz w:val="19"/>
+                <w:szCs w:val="19"/>
+              </w:rPr>
+              <w:t xml:space="preserve"> </w:t>
+            </w:r>
+            <w:proofErr w:type="spellStart"/>
+            <w:r>
+              <w:rPr>
+                <w:sz w:val="19"/>
+                <w:szCs w:val="19"/>
+              </w:rPr>
+              <w:t>этап</w:t>
             </w:r>
             <w:proofErr w:type="spellEnd"/>
           </w:p>
@@ -7747,35 +8166,33 @@
         <w:tc>
           <w:tcPr>
             <w:tcW w:w="5700" w:type="dxa"/>
-            <w:shd w:val="clear" w:color="auto" w:fill="F7F9FB"/>
-            <w:tcMar>
-              <w:top w:w="70" w:type="dxa"/>
-              <w:left w:w="110" w:type="dxa"/>
-              <w:bottom w:w="70" w:type="dxa"/>
-              <w:right w:w="110" w:type="dxa"/>
-            </w:tcMar>
-          </w:tcPr>
-          <w:p>
-            <w:pPr>
-              <w:spacing w:after="40" w:line="250" w:lineRule="auto"/>
-              <w:rPr>
-                <w:lang w:val="ru-RU"/>
-              </w:rPr>
-            </w:pPr>
-            <w:r>
-              <w:rPr>
-                <w:sz w:val="19"/>
-                <w:szCs w:val="19"/>
-                <w:lang w:val="ru-RU"/>
-              </w:rPr>
-              <w:t>Проработать обмен с АСУ «Университет» — см. раздел 7.</w:t>
+            <w:tcMar>
+              <w:top w:w="70" w:type="dxa"/>
+              <w:left w:w="110" w:type="dxa"/>
+              <w:bottom w:w="70" w:type="dxa"/>
+              <w:right w:w="110" w:type="dxa"/>
+            </w:tcMar>
+          </w:tcPr>
+          <w:p>
+            <w:pPr>
+              <w:spacing w:after="40" w:line="250" w:lineRule="auto"/>
+              <w:rPr>
+                <w:lang w:val="ru-RU"/>
+              </w:rPr>
+            </w:pPr>
+            <w:r>
+              <w:rPr>
+                <w:sz w:val="19"/>
+                <w:szCs w:val="19"/>
+                <w:lang w:val="ru-RU"/>
+              </w:rPr>
+              <w:t>Запись утверждённых РПД обратно в АСУ. Обсуждается после проверки чтения на реальных данных — раздел 7.3.</w:t>
             </w:r>
           </w:p>
         </w:tc>
         <w:tc>
           <w:tcPr>
             <w:tcW w:w="1800" w:type="dxa"/>
-            <w:shd w:val="clear" w:color="auto" w:fill="F7F9FB"/>
             <w:tcMar>
               <w:top w:w="70" w:type="dxa"/>
               <w:left w:w="110" w:type="dxa"/>
@@ -7809,7 +8226,7 @@
                 <w:sz w:val="19"/>
                 <w:szCs w:val="19"/>
               </w:rPr>
-              <w:t>ответами</w:t>
+              <w:t>позже</w:t>
             </w:r>
             <w:proofErr w:type="spellEnd"/>
           </w:p>
@@ -7842,7 +8259,7 @@
           <w:sz w:val="28"/>
           <w:szCs w:val="28"/>
         </w:rPr>
-        <w:t>Открытые</w:t>
+        <w:t>Запрос</w:t>
       </w:r>
       <w:proofErr w:type="spellEnd"/>
       <w:r>
@@ -7866,24 +8283,766 @@
           <w:sz w:val="28"/>
           <w:szCs w:val="28"/>
         </w:rPr>
-        <w:t>вопросы</w:t>
+        <w:t>доступа</w:t>
+      </w:r>
+      <w:proofErr w:type="spellEnd"/>
+      <w:r>
+        <w:rPr>
+          <w:rFonts w:ascii="Arial" w:eastAsia="Arial" w:hAnsi="Arial" w:cs="Arial"/>
+          <w:b/>
+          <w:bCs/>
+          <w:color w:val="1F3A5F"/>
+          <w:sz w:val="28"/>
+          <w:szCs w:val="28"/>
+        </w:rPr>
+        <w:t xml:space="preserve"> </w:t>
+      </w:r>
+      <w:proofErr w:type="spellStart"/>
+      <w:r>
+        <w:rPr>
+          <w:rFonts w:ascii="Arial" w:eastAsia="Arial" w:hAnsi="Arial" w:cs="Arial"/>
+          <w:b/>
+          <w:bCs/>
+          <w:color w:val="1F3A5F"/>
+          <w:sz w:val="28"/>
+          <w:szCs w:val="28"/>
+        </w:rPr>
+        <w:t>для</w:t>
+      </w:r>
+      <w:proofErr w:type="spellEnd"/>
+      <w:r>
+        <w:rPr>
+          <w:rFonts w:ascii="Arial" w:eastAsia="Arial" w:hAnsi="Arial" w:cs="Arial"/>
+          <w:b/>
+          <w:bCs/>
+          <w:color w:val="1F3A5F"/>
+          <w:sz w:val="28"/>
+          <w:szCs w:val="28"/>
+        </w:rPr>
+        <w:t xml:space="preserve"> </w:t>
+      </w:r>
+      <w:proofErr w:type="spellStart"/>
+      <w:r>
+        <w:rPr>
+          <w:rFonts w:ascii="Arial" w:eastAsia="Arial" w:hAnsi="Arial" w:cs="Arial"/>
+          <w:b/>
+          <w:bCs/>
+          <w:color w:val="1F3A5F"/>
+          <w:sz w:val="28"/>
+          <w:szCs w:val="28"/>
+        </w:rPr>
+        <w:t>разработки</w:t>
+      </w:r>
+      <w:proofErr w:type="spellEnd"/>
+      <w:r>
+        <w:rPr>
+          <w:rFonts w:ascii="Arial" w:eastAsia="Arial" w:hAnsi="Arial" w:cs="Arial"/>
+          <w:b/>
+          <w:bCs/>
+          <w:color w:val="1F3A5F"/>
+          <w:sz w:val="28"/>
+          <w:szCs w:val="28"/>
+        </w:rPr>
+        <w:t xml:space="preserve"> </w:t>
+      </w:r>
+      <w:proofErr w:type="spellStart"/>
+      <w:r>
+        <w:rPr>
+          <w:rFonts w:ascii="Arial" w:eastAsia="Arial" w:hAnsi="Arial" w:cs="Arial"/>
+          <w:b/>
+          <w:bCs/>
+          <w:color w:val="1F3A5F"/>
+          <w:sz w:val="28"/>
+          <w:szCs w:val="28"/>
+        </w:rPr>
+        <w:t>интеграции</w:t>
       </w:r>
       <w:proofErr w:type="spellEnd"/>
     </w:p>
     <w:p>
       <w:pPr>
         <w:spacing w:after="120" w:line="276" w:lineRule="auto"/>
-        <w:rPr>
-          <w:lang w:val="ru-RU"/>
-        </w:rPr>
-      </w:pPr>
-      <w:r>
-        <w:rPr>
-          <w:sz w:val="22"/>
-          <w:szCs w:val="22"/>
-          <w:lang w:val="ru-RU"/>
-        </w:rPr>
-        <w:t xml:space="preserve">Ответы на эти вопросы определяют, возможна ли интеграция с АСУ «Университет» и в каком объёме. </w:t>
+      </w:pPr>
+      <w:r>
+        <w:rPr>
+          <w:sz w:val="22"/>
+          <w:szCs w:val="22"/>
+          <w:lang w:val="ru-RU"/>
+        </w:rPr>
+        <w:t xml:space="preserve">Основная содержательная просьба документа. Просьб две, и они не связаны между собой — разные системы, разные пользователи, разные цели. </w:t>
+      </w:r>
+      <w:proofErr w:type="spellStart"/>
+      <w:r>
+        <w:rPr>
+          <w:sz w:val="22"/>
+          <w:szCs w:val="22"/>
+        </w:rPr>
+        <w:t>Решение</w:t>
+      </w:r>
+      <w:proofErr w:type="spellEnd"/>
+      <w:r>
+        <w:rPr>
+          <w:sz w:val="22"/>
+          <w:szCs w:val="22"/>
+        </w:rPr>
+        <w:t xml:space="preserve"> </w:t>
+      </w:r>
+      <w:proofErr w:type="spellStart"/>
+      <w:r>
+        <w:rPr>
+          <w:sz w:val="22"/>
+          <w:szCs w:val="22"/>
+        </w:rPr>
+        <w:t>по</w:t>
+      </w:r>
+      <w:proofErr w:type="spellEnd"/>
+      <w:r>
+        <w:rPr>
+          <w:sz w:val="22"/>
+          <w:szCs w:val="22"/>
+        </w:rPr>
+        <w:t xml:space="preserve"> </w:t>
+      </w:r>
+      <w:proofErr w:type="spellStart"/>
+      <w:r>
+        <w:rPr>
+          <w:sz w:val="22"/>
+          <w:szCs w:val="22"/>
+        </w:rPr>
+        <w:t>одной</w:t>
+      </w:r>
+      <w:proofErr w:type="spellEnd"/>
+      <w:r>
+        <w:rPr>
+          <w:sz w:val="22"/>
+          <w:szCs w:val="22"/>
+        </w:rPr>
+        <w:t xml:space="preserve"> </w:t>
+      </w:r>
+      <w:proofErr w:type="spellStart"/>
+      <w:r>
+        <w:rPr>
+          <w:sz w:val="22"/>
+          <w:szCs w:val="22"/>
+        </w:rPr>
+        <w:t>можно</w:t>
+      </w:r>
+      <w:proofErr w:type="spellEnd"/>
+      <w:r>
+        <w:rPr>
+          <w:sz w:val="22"/>
+          <w:szCs w:val="22"/>
+        </w:rPr>
+        <w:t xml:space="preserve"> </w:t>
+      </w:r>
+      <w:proofErr w:type="spellStart"/>
+      <w:r>
+        <w:rPr>
+          <w:sz w:val="22"/>
+          <w:szCs w:val="22"/>
+        </w:rPr>
+        <w:t>принять</w:t>
+      </w:r>
+      <w:proofErr w:type="spellEnd"/>
+      <w:r>
+        <w:rPr>
+          <w:sz w:val="22"/>
+          <w:szCs w:val="22"/>
+        </w:rPr>
+        <w:t xml:space="preserve"> </w:t>
+      </w:r>
+      <w:proofErr w:type="spellStart"/>
+      <w:r>
+        <w:rPr>
+          <w:sz w:val="22"/>
+          <w:szCs w:val="22"/>
+        </w:rPr>
+        <w:t>независимо</w:t>
+      </w:r>
+      <w:proofErr w:type="spellEnd"/>
+      <w:r>
+        <w:rPr>
+          <w:sz w:val="22"/>
+          <w:szCs w:val="22"/>
+        </w:rPr>
+        <w:t xml:space="preserve"> </w:t>
+      </w:r>
+      <w:proofErr w:type="spellStart"/>
+      <w:r>
+        <w:rPr>
+          <w:sz w:val="22"/>
+          <w:szCs w:val="22"/>
+        </w:rPr>
+        <w:t>от</w:t>
+      </w:r>
+      <w:proofErr w:type="spellEnd"/>
+      <w:r>
+        <w:rPr>
+          <w:sz w:val="22"/>
+          <w:szCs w:val="22"/>
+        </w:rPr>
+        <w:t xml:space="preserve"> </w:t>
+      </w:r>
+      <w:proofErr w:type="spellStart"/>
+      <w:r>
+        <w:rPr>
+          <w:sz w:val="22"/>
+          <w:szCs w:val="22"/>
+        </w:rPr>
+        <w:t>другой</w:t>
+      </w:r>
+      <w:proofErr w:type="spellEnd"/>
+      <w:r>
+        <w:rPr>
+          <w:sz w:val="22"/>
+          <w:szCs w:val="22"/>
+        </w:rPr>
+        <w:t>.</w:t>
+      </w:r>
+    </w:p>
+    <w:p>
+      <w:pPr>
+        <w:spacing w:after="60"/>
+      </w:pPr>
+    </w:p>
+    <w:tbl>
+      <w:tblPr>
+        <w:tblW w:w="9600" w:type="dxa"/>
+        <w:tblBorders>
+          <w:top w:val="single" w:sz="4" w:space="0" w:color="BFCEDC"/>
+          <w:left w:val="single" w:sz="4" w:space="0" w:color="BFCEDC"/>
+          <w:bottom w:val="single" w:sz="4" w:space="0" w:color="BFCEDC"/>
+          <w:right w:val="single" w:sz="4" w:space="0" w:color="BFCEDC"/>
+          <w:insideH w:val="single" w:sz="2" w:space="0" w:color="D6E0EA"/>
+          <w:insideV w:val="single" w:sz="2" w:space="0" w:color="D6E0EA"/>
+        </w:tblBorders>
+        <w:tblCellMar>
+          <w:left w:w="10" w:type="dxa"/>
+          <w:right w:w="10" w:type="dxa"/>
+        </w:tblCellMar>
+        <w:tblLook w:val="0000" w:firstRow="0" w:lastRow="0" w:firstColumn="0" w:lastColumn="0" w:noHBand="0" w:noVBand="0"/>
+      </w:tblPr>
+      <w:tblGrid>
+        <w:gridCol w:w="3400"/>
+        <w:gridCol w:w="2600"/>
+        <w:gridCol w:w="3600"/>
+      </w:tblGrid>
+      <w:tr>
+        <w:tblPrEx>
+          <w:tblCellMar>
+            <w:top w:w="0" w:type="dxa"/>
+            <w:bottom w:w="0" w:type="dxa"/>
+          </w:tblCellMar>
+        </w:tblPrEx>
+        <w:trPr>
+          <w:tblHeader/>
+        </w:trPr>
+        <w:tc>
+          <w:tcPr>
+            <w:tcW w:w="3400" w:type="dxa"/>
+            <w:shd w:val="clear" w:color="auto" w:fill="E8EEF4"/>
+            <w:tcMar>
+              <w:top w:w="70" w:type="dxa"/>
+              <w:left w:w="110" w:type="dxa"/>
+              <w:bottom w:w="70" w:type="dxa"/>
+              <w:right w:w="110" w:type="dxa"/>
+            </w:tcMar>
+          </w:tcPr>
+          <w:p>
+            <w:pPr>
+              <w:spacing w:after="40" w:line="250" w:lineRule="auto"/>
+            </w:pPr>
+            <w:proofErr w:type="spellStart"/>
+            <w:r>
+              <w:rPr>
+                <w:b/>
+                <w:bCs/>
+                <w:sz w:val="19"/>
+                <w:szCs w:val="19"/>
+              </w:rPr>
+              <w:t>Что</w:t>
+            </w:r>
+            <w:proofErr w:type="spellEnd"/>
+            <w:r>
+              <w:rPr>
+                <w:b/>
+                <w:bCs/>
+                <w:sz w:val="19"/>
+                <w:szCs w:val="19"/>
+              </w:rPr>
+              <w:t xml:space="preserve"> </w:t>
+            </w:r>
+            <w:proofErr w:type="spellStart"/>
+            <w:r>
+              <w:rPr>
+                <w:b/>
+                <w:bCs/>
+                <w:sz w:val="19"/>
+                <w:szCs w:val="19"/>
+              </w:rPr>
+              <w:t>запрашивается</w:t>
+            </w:r>
+            <w:proofErr w:type="spellEnd"/>
+          </w:p>
+        </w:tc>
+        <w:tc>
+          <w:tcPr>
+            <w:tcW w:w="2600" w:type="dxa"/>
+            <w:shd w:val="clear" w:color="auto" w:fill="E8EEF4"/>
+            <w:tcMar>
+              <w:top w:w="70" w:type="dxa"/>
+              <w:left w:w="110" w:type="dxa"/>
+              <w:bottom w:w="70" w:type="dxa"/>
+              <w:right w:w="110" w:type="dxa"/>
+            </w:tcMar>
+          </w:tcPr>
+          <w:p>
+            <w:pPr>
+              <w:spacing w:after="40" w:line="250" w:lineRule="auto"/>
+            </w:pPr>
+            <w:proofErr w:type="spellStart"/>
+            <w:r>
+              <w:rPr>
+                <w:b/>
+                <w:bCs/>
+                <w:sz w:val="19"/>
+                <w:szCs w:val="19"/>
+              </w:rPr>
+              <w:t>Для</w:t>
+            </w:r>
+            <w:proofErr w:type="spellEnd"/>
+            <w:r>
+              <w:rPr>
+                <w:b/>
+                <w:bCs/>
+                <w:sz w:val="19"/>
+                <w:szCs w:val="19"/>
+              </w:rPr>
+              <w:t xml:space="preserve"> </w:t>
+            </w:r>
+            <w:proofErr w:type="spellStart"/>
+            <w:r>
+              <w:rPr>
+                <w:b/>
+                <w:bCs/>
+                <w:sz w:val="19"/>
+                <w:szCs w:val="19"/>
+              </w:rPr>
+              <w:t>кого</w:t>
+            </w:r>
+            <w:proofErr w:type="spellEnd"/>
+          </w:p>
+        </w:tc>
+        <w:tc>
+          <w:tcPr>
+            <w:tcW w:w="3600" w:type="dxa"/>
+            <w:shd w:val="clear" w:color="auto" w:fill="E8EEF4"/>
+            <w:tcMar>
+              <w:top w:w="70" w:type="dxa"/>
+              <w:left w:w="110" w:type="dxa"/>
+              <w:bottom w:w="70" w:type="dxa"/>
+              <w:right w:w="110" w:type="dxa"/>
+            </w:tcMar>
+          </w:tcPr>
+          <w:p>
+            <w:pPr>
+              <w:spacing w:after="40" w:line="250" w:lineRule="auto"/>
+            </w:pPr>
+            <w:proofErr w:type="spellStart"/>
+            <w:r>
+              <w:rPr>
+                <w:b/>
+                <w:bCs/>
+                <w:sz w:val="19"/>
+                <w:szCs w:val="19"/>
+              </w:rPr>
+              <w:t>Зачем</w:t>
+            </w:r>
+            <w:proofErr w:type="spellEnd"/>
+          </w:p>
+        </w:tc>
+      </w:tr>
+      <w:tr>
+        <w:tblPrEx>
+          <w:tblCellMar>
+            <w:top w:w="0" w:type="dxa"/>
+            <w:bottom w:w="0" w:type="dxa"/>
+          </w:tblCellMar>
+        </w:tblPrEx>
+        <w:tc>
+          <w:tcPr>
+            <w:tcW w:w="3400" w:type="dxa"/>
+            <w:tcMar>
+              <w:top w:w="70" w:type="dxa"/>
+              <w:left w:w="110" w:type="dxa"/>
+              <w:bottom w:w="70" w:type="dxa"/>
+              <w:right w:w="110" w:type="dxa"/>
+            </w:tcMar>
+          </w:tcPr>
+          <w:p>
+            <w:pPr>
+              <w:spacing w:after="40" w:line="250" w:lineRule="auto"/>
+              <w:rPr>
+                <w:lang w:val="ru-RU"/>
+              </w:rPr>
+            </w:pPr>
+            <w:r>
+              <w:rPr>
+                <w:sz w:val="19"/>
+                <w:szCs w:val="19"/>
+                <w:lang w:val="ru-RU"/>
+              </w:rPr>
+              <w:t>Тестовый контур АСУ «Университет» на чтение (7.1–7.3)</w:t>
+            </w:r>
+          </w:p>
+        </w:tc>
+        <w:tc>
+          <w:tcPr>
+            <w:tcW w:w="2600" w:type="dxa"/>
+            <w:tcMar>
+              <w:top w:w="70" w:type="dxa"/>
+              <w:left w:w="110" w:type="dxa"/>
+              <w:bottom w:w="70" w:type="dxa"/>
+              <w:right w:w="110" w:type="dxa"/>
+            </w:tcMar>
+          </w:tcPr>
+          <w:p>
+            <w:pPr>
+              <w:spacing w:after="40" w:line="250" w:lineRule="auto"/>
+              <w:rPr>
+                <w:lang w:val="ru-RU"/>
+              </w:rPr>
+            </w:pPr>
+            <w:r>
+              <w:rPr>
+                <w:sz w:val="19"/>
+                <w:szCs w:val="19"/>
+                <w:lang w:val="ru-RU"/>
+              </w:rPr>
+              <w:t>Учебно-методический центр, руководители образовательных программ</w:t>
+            </w:r>
+          </w:p>
+        </w:tc>
+        <w:tc>
+          <w:tcPr>
+            <w:tcW w:w="3600" w:type="dxa"/>
+            <w:tcMar>
+              <w:top w:w="70" w:type="dxa"/>
+              <w:left w:w="110" w:type="dxa"/>
+              <w:bottom w:w="70" w:type="dxa"/>
+              <w:right w:w="110" w:type="dxa"/>
+            </w:tcMar>
+          </w:tcPr>
+          <w:p>
+            <w:pPr>
+              <w:spacing w:after="40" w:line="250" w:lineRule="auto"/>
+              <w:rPr>
+                <w:lang w:val="ru-RU"/>
+              </w:rPr>
+            </w:pPr>
+            <w:r>
+              <w:rPr>
+                <w:sz w:val="19"/>
+                <w:szCs w:val="19"/>
+                <w:lang w:val="ru-RU"/>
+              </w:rPr>
+              <w:t>Убрать ручной перенос структуры программы: дисциплины, компетенции, закрепление за кафедрами</w:t>
+            </w:r>
+          </w:p>
+        </w:tc>
+      </w:tr>
+      <w:tr>
+        <w:tblPrEx>
+          <w:tblCellMar>
+            <w:top w:w="0" w:type="dxa"/>
+            <w:bottom w:w="0" w:type="dxa"/>
+          </w:tblCellMar>
+        </w:tblPrEx>
+        <w:tc>
+          <w:tcPr>
+            <w:tcW w:w="3400" w:type="dxa"/>
+            <w:shd w:val="clear" w:color="auto" w:fill="F7F9FB"/>
+            <w:tcMar>
+              <w:top w:w="70" w:type="dxa"/>
+              <w:left w:w="110" w:type="dxa"/>
+              <w:bottom w:w="70" w:type="dxa"/>
+              <w:right w:w="110" w:type="dxa"/>
+            </w:tcMar>
+          </w:tcPr>
+          <w:p>
+            <w:pPr>
+              <w:spacing w:after="40" w:line="250" w:lineRule="auto"/>
+            </w:pPr>
+            <w:proofErr w:type="spellStart"/>
+            <w:r>
+              <w:rPr>
+                <w:sz w:val="19"/>
+                <w:szCs w:val="19"/>
+              </w:rPr>
+              <w:t>Тестовый</w:t>
+            </w:r>
+            <w:proofErr w:type="spellEnd"/>
+            <w:r>
+              <w:rPr>
+                <w:sz w:val="19"/>
+                <w:szCs w:val="19"/>
+              </w:rPr>
+              <w:t xml:space="preserve"> </w:t>
+            </w:r>
+            <w:proofErr w:type="spellStart"/>
+            <w:r>
+              <w:rPr>
+                <w:sz w:val="19"/>
+                <w:szCs w:val="19"/>
+              </w:rPr>
+              <w:t>курс</w:t>
+            </w:r>
+            <w:proofErr w:type="spellEnd"/>
+            <w:r>
+              <w:rPr>
+                <w:sz w:val="19"/>
+                <w:szCs w:val="19"/>
+              </w:rPr>
+              <w:t xml:space="preserve"> Moodle (7.4)</w:t>
+            </w:r>
+          </w:p>
+        </w:tc>
+        <w:tc>
+          <w:tcPr>
+            <w:tcW w:w="2600" w:type="dxa"/>
+            <w:shd w:val="clear" w:color="auto" w:fill="F7F9FB"/>
+            <w:tcMar>
+              <w:top w:w="70" w:type="dxa"/>
+              <w:left w:w="110" w:type="dxa"/>
+              <w:bottom w:w="70" w:type="dxa"/>
+              <w:right w:w="110" w:type="dxa"/>
+            </w:tcMar>
+          </w:tcPr>
+          <w:p>
+            <w:pPr>
+              <w:spacing w:after="40" w:line="250" w:lineRule="auto"/>
+            </w:pPr>
+            <w:proofErr w:type="spellStart"/>
+            <w:r>
+              <w:rPr>
+                <w:sz w:val="19"/>
+                <w:szCs w:val="19"/>
+              </w:rPr>
+              <w:t>Преподаватели</w:t>
+            </w:r>
+            <w:proofErr w:type="spellEnd"/>
+          </w:p>
+        </w:tc>
+        <w:tc>
+          <w:tcPr>
+            <w:tcW w:w="3600" w:type="dxa"/>
+            <w:shd w:val="clear" w:color="auto" w:fill="F7F9FB"/>
+            <w:tcMar>
+              <w:top w:w="70" w:type="dxa"/>
+              <w:left w:w="110" w:type="dxa"/>
+              <w:bottom w:w="70" w:type="dxa"/>
+              <w:right w:w="110" w:type="dxa"/>
+            </w:tcMar>
+          </w:tcPr>
+          <w:p>
+            <w:pPr>
+              <w:spacing w:after="40" w:line="250" w:lineRule="auto"/>
+              <w:rPr>
+                <w:lang w:val="ru-RU"/>
+              </w:rPr>
+            </w:pPr>
+            <w:r>
+              <w:rPr>
+                <w:sz w:val="19"/>
+                <w:szCs w:val="19"/>
+                <w:lang w:val="ru-RU"/>
+              </w:rPr>
+              <w:t xml:space="preserve">Проверить уже реализованную связку, через которую курсы, задания и оценки ходят между </w:t>
+            </w:r>
+            <w:r>
+              <w:rPr>
+                <w:sz w:val="19"/>
+                <w:szCs w:val="19"/>
+              </w:rPr>
+              <w:t>Moodle</w:t>
+            </w:r>
+            <w:r>
+              <w:rPr>
+                <w:sz w:val="19"/>
+                <w:szCs w:val="19"/>
+                <w:lang w:val="ru-RU"/>
+              </w:rPr>
+              <w:t xml:space="preserve"> и ИСПУМ</w:t>
+            </w:r>
+          </w:p>
+        </w:tc>
+      </w:tr>
+    </w:tbl>
+    <w:p>
+      <w:pPr>
+        <w:spacing w:after="140"/>
+        <w:rPr>
+          <w:lang w:val="ru-RU"/>
+        </w:rPr>
+      </w:pPr>
+    </w:p>
+    <w:p>
+      <w:pPr>
+        <w:pStyle w:val="Heading2"/>
+        <w:spacing w:before="240" w:after="110"/>
+        <w:rPr>
+          <w:lang w:val="ru-RU"/>
+        </w:rPr>
+      </w:pPr>
+      <w:r>
+        <w:rPr>
+          <w:rFonts w:ascii="Arial" w:eastAsia="Arial" w:hAnsi="Arial" w:cs="Arial"/>
+          <w:b/>
+          <w:bCs/>
+          <w:color w:val="2F6F8F"/>
+          <w:sz w:val="23"/>
+          <w:szCs w:val="23"/>
+          <w:lang w:val="ru-RU"/>
+        </w:rPr>
+        <w:t>Зачем нужен доступ к АСУ «Университет»</w:t>
+      </w:r>
+    </w:p>
+    <w:p>
+      <w:pPr>
+        <w:spacing w:after="120" w:line="276" w:lineRule="auto"/>
+        <w:rPr>
+          <w:lang w:val="ru-RU"/>
+        </w:rPr>
+      </w:pPr>
+      <w:r>
+        <w:rPr>
+          <w:sz w:val="22"/>
+          <w:szCs w:val="22"/>
+          <w:lang w:val="ru-RU"/>
+        </w:rPr>
+        <w:t>Сегодня, чтобы начать работу с образовательной программой, руководитель программы вручную загружает описание ОП и учебный план файлами, после чего сверяет извлечённые дисциплины, компетенции и семестры. Та же структура уже существует в АСУ «Университет» в готовом, выверенном виде. Доступ на чтение убирает этот шаг целиком.</w:t>
+      </w:r>
+    </w:p>
+    <w:p>
+      <w:pPr>
+        <w:spacing w:after="120" w:line="276" w:lineRule="auto"/>
+        <w:rPr>
+          <w:lang w:val="ru-RU"/>
+        </w:rPr>
+      </w:pPr>
+      <w:r>
+        <w:rPr>
+          <w:sz w:val="22"/>
+          <w:szCs w:val="22"/>
+          <w:lang w:val="ru-RU"/>
+        </w:rPr>
+        <w:t>Что перестаёт делаться вручную:</w:t>
+      </w:r>
+    </w:p>
+    <w:p>
+      <w:pPr>
+        <w:pStyle w:val="ListParagraph"/>
+        <w:numPr>
+          <w:ilvl w:val="0"/>
+          <w:numId w:val="2"/>
+        </w:numPr>
+        <w:spacing w:after="80" w:line="276" w:lineRule="auto"/>
+        <w:rPr>
+          <w:lang w:val="ru-RU"/>
+        </w:rPr>
+      </w:pPr>
+      <w:r>
+        <w:rPr>
+          <w:sz w:val="22"/>
+          <w:szCs w:val="22"/>
+          <w:lang w:val="ru-RU"/>
+        </w:rPr>
+        <w:t>Перенос перечня дисциплин по семестрам с часами и формами контроля.</w:t>
+      </w:r>
+    </w:p>
+    <w:p>
+      <w:pPr>
+        <w:pStyle w:val="ListParagraph"/>
+        <w:numPr>
+          <w:ilvl w:val="0"/>
+          <w:numId w:val="2"/>
+        </w:numPr>
+        <w:spacing w:after="80" w:line="276" w:lineRule="auto"/>
+        <w:rPr>
+          <w:lang w:val="ru-RU"/>
+        </w:rPr>
+      </w:pPr>
+      <w:r>
+        <w:rPr>
+          <w:sz w:val="22"/>
+          <w:szCs w:val="22"/>
+          <w:lang w:val="ru-RU"/>
+        </w:rPr>
+        <w:t>Ввод и сверка матрицы компетенций и её привязки к дисциплинам.</w:t>
+      </w:r>
+    </w:p>
+    <w:p>
+      <w:pPr>
+        <w:pStyle w:val="ListParagraph"/>
+        <w:numPr>
+          <w:ilvl w:val="0"/>
+          <w:numId w:val="2"/>
+        </w:numPr>
+        <w:spacing w:after="80" w:line="276" w:lineRule="auto"/>
+        <w:rPr>
+          <w:lang w:val="ru-RU"/>
+        </w:rPr>
+      </w:pPr>
+      <w:r>
+        <w:rPr>
+          <w:sz w:val="22"/>
+          <w:szCs w:val="22"/>
+          <w:lang w:val="ru-RU"/>
+        </w:rPr>
+        <w:t>Закрепление дисциплин за кафедрами и назначение ответственных за дисциплину.</w:t>
+      </w:r>
+    </w:p>
+    <w:p>
+      <w:pPr>
+        <w:pStyle w:val="ListParagraph"/>
+        <w:numPr>
+          <w:ilvl w:val="0"/>
+          <w:numId w:val="2"/>
+        </w:numPr>
+        <w:spacing w:after="80" w:line="276" w:lineRule="auto"/>
+        <w:rPr>
+          <w:lang w:val="ru-RU"/>
+        </w:rPr>
+      </w:pPr>
+      <w:r>
+        <w:rPr>
+          <w:sz w:val="22"/>
+          <w:szCs w:val="22"/>
+          <w:lang w:val="ru-RU"/>
+        </w:rPr>
+        <w:t>Ведение справочника кафедр и его сопоставление с институтами — сегодня заводится вручную один раз и требует поддержки при изменениях.</w:t>
+      </w:r>
+    </w:p>
+    <w:p>
+      <w:pPr>
+        <w:pStyle w:val="ListParagraph"/>
+        <w:numPr>
+          <w:ilvl w:val="0"/>
+          <w:numId w:val="2"/>
+        </w:numPr>
+        <w:spacing w:after="80" w:line="276" w:lineRule="auto"/>
+        <w:rPr>
+          <w:lang w:val="ru-RU"/>
+        </w:rPr>
+      </w:pPr>
+      <w:r>
+        <w:rPr>
+          <w:sz w:val="22"/>
+          <w:szCs w:val="22"/>
+          <w:lang w:val="ru-RU"/>
+        </w:rPr>
+        <w:lastRenderedPageBreak/>
+        <w:t>Повторный импорт при каждом изменении учебного плана — вместо этого структура обновляется сама.</w:t>
       </w:r>
     </w:p>
     <w:p>
@@ -7942,7 +9101,7 @@
                 <w:szCs w:val="21"/>
                 <w:lang w:val="ru-RU"/>
               </w:rPr>
-              <w:t xml:space="preserve">Важная оговорка. </w:t>
+              <w:t xml:space="preserve">Практический результат: </w:t>
             </w:r>
             <w:r>
               <w:rPr>
@@ -7950,7 +9109,22 @@
                 <w:szCs w:val="21"/>
                 <w:lang w:val="ru-RU"/>
               </w:rPr>
-              <w:t>Целевой сценарий — «преподаватель загружает файл → платформа раскладывает его по пунктам → проводится проверка → УМЦ рассматривает → выверенная запись передаётся в АСУ» — работает и без программного доступа к АСУ. В этом случае последний шаг выполняется выгрузкой готового файла для загрузки или переноса. Ответы ниже определяют, насколько этот шаг удастся автоматизировать, но не отменяют пользу решения.</w:t>
+              <w:t xml:space="preserve">РОП-студия и маршрут согласования РПД открываются уже с заполненной структурой программы, а не с пустой формы и просьбы загрузить два </w:t>
+            </w:r>
+            <w:r>
+              <w:rPr>
+                <w:sz w:val="21"/>
+                <w:szCs w:val="21"/>
+              </w:rPr>
+              <w:t>PDF</w:t>
+            </w:r>
+            <w:r>
+              <w:rPr>
+                <w:sz w:val="21"/>
+                <w:szCs w:val="21"/>
+                <w:lang w:val="ru-RU"/>
+              </w:rPr>
+              <w:t>. Для учебно-методического центра это разница между «внедряем систему» и «открыли и работаем».</w:t>
             </w:r>
           </w:p>
         </w:tc>
@@ -7958,11 +9132,1942 @@
     </w:tbl>
     <w:p>
       <w:pPr>
-        <w:spacing w:after="140"/>
-        <w:rPr>
-          <w:lang w:val="ru-RU"/>
-        </w:rPr>
-      </w:pPr>
+        <w:pStyle w:val="Heading2"/>
+        <w:spacing w:before="240" w:after="110"/>
+        <w:rPr>
+          <w:lang w:val="ru-RU"/>
+        </w:rPr>
+      </w:pPr>
+      <w:r>
+        <w:rPr>
+          <w:rFonts w:ascii="Arial" w:eastAsia="Arial" w:hAnsi="Arial" w:cs="Arial"/>
+          <w:b/>
+          <w:bCs/>
+          <w:color w:val="2F6F8F"/>
+          <w:sz w:val="23"/>
+          <w:szCs w:val="23"/>
+          <w:lang w:val="ru-RU"/>
+        </w:rPr>
+        <w:t>7.1. Что запрашивается по АСУ «Университет»</w:t>
+      </w:r>
+    </w:p>
+    <w:p>
+      <w:pPr>
+        <w:spacing w:after="120" w:line="276" w:lineRule="auto"/>
+      </w:pPr>
+      <w:r>
+        <w:rPr>
+          <w:sz w:val="22"/>
+          <w:szCs w:val="22"/>
+          <w:lang w:val="ru-RU"/>
+        </w:rPr>
+        <w:t xml:space="preserve">Доступ только на чтение, к тестовому контуру. </w:t>
+      </w:r>
+      <w:proofErr w:type="spellStart"/>
+      <w:r>
+        <w:rPr>
+          <w:sz w:val="22"/>
+          <w:szCs w:val="22"/>
+        </w:rPr>
+        <w:t>Продуктивная</w:t>
+      </w:r>
+      <w:proofErr w:type="spellEnd"/>
+      <w:r>
+        <w:rPr>
+          <w:sz w:val="22"/>
+          <w:szCs w:val="22"/>
+        </w:rPr>
+        <w:t xml:space="preserve"> </w:t>
+      </w:r>
+      <w:proofErr w:type="spellStart"/>
+      <w:r>
+        <w:rPr>
+          <w:sz w:val="22"/>
+          <w:szCs w:val="22"/>
+        </w:rPr>
+        <w:t>база</w:t>
+      </w:r>
+      <w:proofErr w:type="spellEnd"/>
+      <w:r>
+        <w:rPr>
+          <w:sz w:val="22"/>
+          <w:szCs w:val="22"/>
+        </w:rPr>
+        <w:t xml:space="preserve"> </w:t>
+      </w:r>
+      <w:proofErr w:type="spellStart"/>
+      <w:r>
+        <w:rPr>
+          <w:sz w:val="22"/>
+          <w:szCs w:val="22"/>
+        </w:rPr>
+        <w:t>не</w:t>
+      </w:r>
+      <w:proofErr w:type="spellEnd"/>
+      <w:r>
+        <w:rPr>
+          <w:sz w:val="22"/>
+          <w:szCs w:val="22"/>
+        </w:rPr>
+        <w:t xml:space="preserve"> </w:t>
+      </w:r>
+      <w:proofErr w:type="spellStart"/>
+      <w:r>
+        <w:rPr>
+          <w:sz w:val="22"/>
+          <w:szCs w:val="22"/>
+        </w:rPr>
+        <w:t>затрагивается</w:t>
+      </w:r>
+      <w:proofErr w:type="spellEnd"/>
+      <w:r>
+        <w:rPr>
+          <w:sz w:val="22"/>
+          <w:szCs w:val="22"/>
+        </w:rPr>
+        <w:t>.</w:t>
+      </w:r>
+    </w:p>
+    <w:p>
+      <w:pPr>
+        <w:spacing w:after="60"/>
+      </w:pPr>
+    </w:p>
+    <w:tbl>
+      <w:tblPr>
+        <w:tblW w:w="9600" w:type="dxa"/>
+        <w:tblBorders>
+          <w:top w:val="single" w:sz="4" w:space="0" w:color="BFCEDC"/>
+          <w:left w:val="single" w:sz="4" w:space="0" w:color="BFCEDC"/>
+          <w:bottom w:val="single" w:sz="4" w:space="0" w:color="BFCEDC"/>
+          <w:right w:val="single" w:sz="4" w:space="0" w:color="BFCEDC"/>
+          <w:insideH w:val="single" w:sz="2" w:space="0" w:color="D6E0EA"/>
+          <w:insideV w:val="single" w:sz="2" w:space="0" w:color="D6E0EA"/>
+        </w:tblBorders>
+        <w:tblCellMar>
+          <w:left w:w="10" w:type="dxa"/>
+          <w:right w:w="10" w:type="dxa"/>
+        </w:tblCellMar>
+        <w:tblLook w:val="0000" w:firstRow="0" w:lastRow="0" w:firstColumn="0" w:lastColumn="0" w:noHBand="0" w:noVBand="0"/>
+      </w:tblPr>
+      <w:tblGrid>
+        <w:gridCol w:w="2300"/>
+        <w:gridCol w:w="4300"/>
+        <w:gridCol w:w="3000"/>
+      </w:tblGrid>
+      <w:tr>
+        <w:tblPrEx>
+          <w:tblCellMar>
+            <w:top w:w="0" w:type="dxa"/>
+            <w:bottom w:w="0" w:type="dxa"/>
+          </w:tblCellMar>
+        </w:tblPrEx>
+        <w:trPr>
+          <w:tblHeader/>
+        </w:trPr>
+        <w:tc>
+          <w:tcPr>
+            <w:tcW w:w="2300" w:type="dxa"/>
+            <w:shd w:val="clear" w:color="auto" w:fill="E8EEF4"/>
+            <w:tcMar>
+              <w:top w:w="70" w:type="dxa"/>
+              <w:left w:w="110" w:type="dxa"/>
+              <w:bottom w:w="70" w:type="dxa"/>
+              <w:right w:w="110" w:type="dxa"/>
+            </w:tcMar>
+          </w:tcPr>
+          <w:p>
+            <w:pPr>
+              <w:spacing w:after="40" w:line="250" w:lineRule="auto"/>
+            </w:pPr>
+            <w:proofErr w:type="spellStart"/>
+            <w:r>
+              <w:rPr>
+                <w:b/>
+                <w:bCs/>
+                <w:sz w:val="18"/>
+                <w:szCs w:val="18"/>
+              </w:rPr>
+              <w:t>Сущность</w:t>
+            </w:r>
+            <w:proofErr w:type="spellEnd"/>
+          </w:p>
+        </w:tc>
+        <w:tc>
+          <w:tcPr>
+            <w:tcW w:w="4300" w:type="dxa"/>
+            <w:shd w:val="clear" w:color="auto" w:fill="E8EEF4"/>
+            <w:tcMar>
+              <w:top w:w="70" w:type="dxa"/>
+              <w:left w:w="110" w:type="dxa"/>
+              <w:bottom w:w="70" w:type="dxa"/>
+              <w:right w:w="110" w:type="dxa"/>
+            </w:tcMar>
+          </w:tcPr>
+          <w:p>
+            <w:pPr>
+              <w:spacing w:after="40" w:line="250" w:lineRule="auto"/>
+            </w:pPr>
+            <w:proofErr w:type="spellStart"/>
+            <w:r>
+              <w:rPr>
+                <w:b/>
+                <w:bCs/>
+                <w:sz w:val="18"/>
+                <w:szCs w:val="18"/>
+              </w:rPr>
+              <w:t>Состав</w:t>
+            </w:r>
+            <w:proofErr w:type="spellEnd"/>
+          </w:p>
+        </w:tc>
+        <w:tc>
+          <w:tcPr>
+            <w:tcW w:w="3000" w:type="dxa"/>
+            <w:shd w:val="clear" w:color="auto" w:fill="E8EEF4"/>
+            <w:tcMar>
+              <w:top w:w="70" w:type="dxa"/>
+              <w:left w:w="110" w:type="dxa"/>
+              <w:bottom w:w="70" w:type="dxa"/>
+              <w:right w:w="110" w:type="dxa"/>
+            </w:tcMar>
+          </w:tcPr>
+          <w:p>
+            <w:pPr>
+              <w:spacing w:after="40" w:line="250" w:lineRule="auto"/>
+            </w:pPr>
+            <w:proofErr w:type="spellStart"/>
+            <w:r>
+              <w:rPr>
+                <w:b/>
+                <w:bCs/>
+                <w:sz w:val="18"/>
+                <w:szCs w:val="18"/>
+              </w:rPr>
+              <w:t>Для</w:t>
+            </w:r>
+            <w:proofErr w:type="spellEnd"/>
+            <w:r>
+              <w:rPr>
+                <w:b/>
+                <w:bCs/>
+                <w:sz w:val="18"/>
+                <w:szCs w:val="18"/>
+              </w:rPr>
+              <w:t xml:space="preserve"> </w:t>
+            </w:r>
+            <w:proofErr w:type="spellStart"/>
+            <w:r>
+              <w:rPr>
+                <w:b/>
+                <w:bCs/>
+                <w:sz w:val="18"/>
+                <w:szCs w:val="18"/>
+              </w:rPr>
+              <w:t>чего</w:t>
+            </w:r>
+            <w:proofErr w:type="spellEnd"/>
+          </w:p>
+        </w:tc>
+      </w:tr>
+      <w:tr>
+        <w:tblPrEx>
+          <w:tblCellMar>
+            <w:top w:w="0" w:type="dxa"/>
+            <w:bottom w:w="0" w:type="dxa"/>
+          </w:tblCellMar>
+        </w:tblPrEx>
+        <w:tc>
+          <w:tcPr>
+            <w:tcW w:w="2300" w:type="dxa"/>
+            <w:tcMar>
+              <w:top w:w="70" w:type="dxa"/>
+              <w:left w:w="110" w:type="dxa"/>
+              <w:bottom w:w="70" w:type="dxa"/>
+              <w:right w:w="110" w:type="dxa"/>
+            </w:tcMar>
+          </w:tcPr>
+          <w:p>
+            <w:pPr>
+              <w:spacing w:after="40" w:line="250" w:lineRule="auto"/>
+            </w:pPr>
+            <w:proofErr w:type="spellStart"/>
+            <w:r>
+              <w:rPr>
+                <w:sz w:val="18"/>
+                <w:szCs w:val="18"/>
+              </w:rPr>
+              <w:t>Учебный</w:t>
+            </w:r>
+            <w:proofErr w:type="spellEnd"/>
+            <w:r>
+              <w:rPr>
+                <w:sz w:val="18"/>
+                <w:szCs w:val="18"/>
+              </w:rPr>
+              <w:t xml:space="preserve"> </w:t>
+            </w:r>
+            <w:proofErr w:type="spellStart"/>
+            <w:r>
+              <w:rPr>
+                <w:sz w:val="18"/>
+                <w:szCs w:val="18"/>
+              </w:rPr>
+              <w:t>план</w:t>
+            </w:r>
+            <w:proofErr w:type="spellEnd"/>
+          </w:p>
+        </w:tc>
+        <w:tc>
+          <w:tcPr>
+            <w:tcW w:w="4300" w:type="dxa"/>
+            <w:tcMar>
+              <w:top w:w="70" w:type="dxa"/>
+              <w:left w:w="110" w:type="dxa"/>
+              <w:bottom w:w="70" w:type="dxa"/>
+              <w:right w:w="110" w:type="dxa"/>
+            </w:tcMar>
+          </w:tcPr>
+          <w:p>
+            <w:pPr>
+              <w:spacing w:after="40" w:line="250" w:lineRule="auto"/>
+              <w:rPr>
+                <w:lang w:val="ru-RU"/>
+              </w:rPr>
+            </w:pPr>
+            <w:r>
+              <w:rPr>
+                <w:sz w:val="18"/>
+                <w:szCs w:val="18"/>
+                <w:lang w:val="ru-RU"/>
+              </w:rPr>
+              <w:t>Направление, профиль, уровень, форма обучения, год набора, семестры</w:t>
+            </w:r>
+          </w:p>
+        </w:tc>
+        <w:tc>
+          <w:tcPr>
+            <w:tcW w:w="3000" w:type="dxa"/>
+            <w:tcMar>
+              <w:top w:w="70" w:type="dxa"/>
+              <w:left w:w="110" w:type="dxa"/>
+              <w:bottom w:w="70" w:type="dxa"/>
+              <w:right w:w="110" w:type="dxa"/>
+            </w:tcMar>
+          </w:tcPr>
+          <w:p>
+            <w:pPr>
+              <w:spacing w:after="40" w:line="250" w:lineRule="auto"/>
+              <w:rPr>
+                <w:lang w:val="ru-RU"/>
+              </w:rPr>
+            </w:pPr>
+            <w:r>
+              <w:rPr>
+                <w:sz w:val="18"/>
+                <w:szCs w:val="18"/>
+                <w:lang w:val="ru-RU"/>
+              </w:rPr>
+              <w:t xml:space="preserve">Регистрация программы без загрузки </w:t>
+            </w:r>
+            <w:r>
+              <w:rPr>
+                <w:sz w:val="18"/>
+                <w:szCs w:val="18"/>
+              </w:rPr>
+              <w:t>PDF</w:t>
+            </w:r>
+          </w:p>
+        </w:tc>
+      </w:tr>
+      <w:tr>
+        <w:tblPrEx>
+          <w:tblCellMar>
+            <w:top w:w="0" w:type="dxa"/>
+            <w:bottom w:w="0" w:type="dxa"/>
+          </w:tblCellMar>
+        </w:tblPrEx>
+        <w:tc>
+          <w:tcPr>
+            <w:tcW w:w="2300" w:type="dxa"/>
+            <w:shd w:val="clear" w:color="auto" w:fill="F7F9FB"/>
+            <w:tcMar>
+              <w:top w:w="70" w:type="dxa"/>
+              <w:left w:w="110" w:type="dxa"/>
+              <w:bottom w:w="70" w:type="dxa"/>
+              <w:right w:w="110" w:type="dxa"/>
+            </w:tcMar>
+          </w:tcPr>
+          <w:p>
+            <w:pPr>
+              <w:spacing w:after="40" w:line="250" w:lineRule="auto"/>
+            </w:pPr>
+            <w:proofErr w:type="spellStart"/>
+            <w:r>
+              <w:rPr>
+                <w:sz w:val="18"/>
+                <w:szCs w:val="18"/>
+              </w:rPr>
+              <w:t>Дисциплины</w:t>
+            </w:r>
+            <w:proofErr w:type="spellEnd"/>
+            <w:r>
+              <w:rPr>
+                <w:sz w:val="18"/>
+                <w:szCs w:val="18"/>
+              </w:rPr>
+              <w:t xml:space="preserve"> </w:t>
+            </w:r>
+            <w:proofErr w:type="spellStart"/>
+            <w:r>
+              <w:rPr>
+                <w:sz w:val="18"/>
+                <w:szCs w:val="18"/>
+              </w:rPr>
+              <w:t>плана</w:t>
+            </w:r>
+            <w:proofErr w:type="spellEnd"/>
+          </w:p>
+        </w:tc>
+        <w:tc>
+          <w:tcPr>
+            <w:tcW w:w="4300" w:type="dxa"/>
+            <w:shd w:val="clear" w:color="auto" w:fill="F7F9FB"/>
+            <w:tcMar>
+              <w:top w:w="70" w:type="dxa"/>
+              <w:left w:w="110" w:type="dxa"/>
+              <w:bottom w:w="70" w:type="dxa"/>
+              <w:right w:w="110" w:type="dxa"/>
+            </w:tcMar>
+          </w:tcPr>
+          <w:p>
+            <w:pPr>
+              <w:spacing w:after="40" w:line="250" w:lineRule="auto"/>
+              <w:rPr>
+                <w:lang w:val="ru-RU"/>
+              </w:rPr>
+            </w:pPr>
+            <w:r>
+              <w:rPr>
+                <w:sz w:val="18"/>
+                <w:szCs w:val="18"/>
+                <w:lang w:val="ru-RU"/>
+              </w:rPr>
+              <w:t>Наименование, код, семестр, объём в ЗЕТ и часах, форма контроля, блок</w:t>
+            </w:r>
+          </w:p>
+        </w:tc>
+        <w:tc>
+          <w:tcPr>
+            <w:tcW w:w="3000" w:type="dxa"/>
+            <w:shd w:val="clear" w:color="auto" w:fill="F7F9FB"/>
+            <w:tcMar>
+              <w:top w:w="70" w:type="dxa"/>
+              <w:left w:w="110" w:type="dxa"/>
+              <w:bottom w:w="70" w:type="dxa"/>
+              <w:right w:w="110" w:type="dxa"/>
+            </w:tcMar>
+          </w:tcPr>
+          <w:p>
+            <w:pPr>
+              <w:spacing w:after="40" w:line="250" w:lineRule="auto"/>
+              <w:rPr>
+                <w:lang w:val="ru-RU"/>
+              </w:rPr>
+            </w:pPr>
+            <w:r>
+              <w:rPr>
+                <w:sz w:val="18"/>
+                <w:szCs w:val="18"/>
+                <w:lang w:val="ru-RU"/>
+              </w:rPr>
+              <w:t>Структура программы, анализ последовательности и нагрузки</w:t>
+            </w:r>
+          </w:p>
+        </w:tc>
+      </w:tr>
+      <w:tr>
+        <w:tblPrEx>
+          <w:tblCellMar>
+            <w:top w:w="0" w:type="dxa"/>
+            <w:bottom w:w="0" w:type="dxa"/>
+          </w:tblCellMar>
+        </w:tblPrEx>
+        <w:tc>
+          <w:tcPr>
+            <w:tcW w:w="2300" w:type="dxa"/>
+            <w:tcMar>
+              <w:top w:w="70" w:type="dxa"/>
+              <w:left w:w="110" w:type="dxa"/>
+              <w:bottom w:w="70" w:type="dxa"/>
+              <w:right w:w="110" w:type="dxa"/>
+            </w:tcMar>
+          </w:tcPr>
+          <w:p>
+            <w:pPr>
+              <w:spacing w:after="40" w:line="250" w:lineRule="auto"/>
+            </w:pPr>
+            <w:proofErr w:type="spellStart"/>
+            <w:r>
+              <w:rPr>
+                <w:sz w:val="18"/>
+                <w:szCs w:val="18"/>
+              </w:rPr>
+              <w:t>Компетенции</w:t>
+            </w:r>
+            <w:proofErr w:type="spellEnd"/>
+          </w:p>
+        </w:tc>
+        <w:tc>
+          <w:tcPr>
+            <w:tcW w:w="4300" w:type="dxa"/>
+            <w:tcMar>
+              <w:top w:w="70" w:type="dxa"/>
+              <w:left w:w="110" w:type="dxa"/>
+              <w:bottom w:w="70" w:type="dxa"/>
+              <w:right w:w="110" w:type="dxa"/>
+            </w:tcMar>
+          </w:tcPr>
+          <w:p>
+            <w:pPr>
+              <w:spacing w:after="40" w:line="250" w:lineRule="auto"/>
+              <w:rPr>
+                <w:lang w:val="ru-RU"/>
+              </w:rPr>
+            </w:pPr>
+            <w:r>
+              <w:rPr>
+                <w:sz w:val="18"/>
+                <w:szCs w:val="18"/>
+                <w:lang w:val="ru-RU"/>
+              </w:rPr>
+              <w:t>УК / ОПК / ПК, индикаторы достижения, привязка к дисциплинам</w:t>
+            </w:r>
+          </w:p>
+        </w:tc>
+        <w:tc>
+          <w:tcPr>
+            <w:tcW w:w="3000" w:type="dxa"/>
+            <w:tcMar>
+              <w:top w:w="70" w:type="dxa"/>
+              <w:left w:w="110" w:type="dxa"/>
+              <w:bottom w:w="70" w:type="dxa"/>
+              <w:right w:w="110" w:type="dxa"/>
+            </w:tcMar>
+          </w:tcPr>
+          <w:p>
+            <w:pPr>
+              <w:spacing w:after="40" w:line="250" w:lineRule="auto"/>
+              <w:rPr>
+                <w:lang w:val="ru-RU"/>
+              </w:rPr>
+            </w:pPr>
+            <w:r>
+              <w:rPr>
+                <w:sz w:val="18"/>
+                <w:szCs w:val="18"/>
+                <w:lang w:val="ru-RU"/>
+              </w:rPr>
+              <w:t>Матрица компетенций, проверка РПД на соответствие</w:t>
+            </w:r>
+          </w:p>
+        </w:tc>
+      </w:tr>
+      <w:tr>
+        <w:tblPrEx>
+          <w:tblCellMar>
+            <w:top w:w="0" w:type="dxa"/>
+            <w:bottom w:w="0" w:type="dxa"/>
+          </w:tblCellMar>
+        </w:tblPrEx>
+        <w:tc>
+          <w:tcPr>
+            <w:tcW w:w="2300" w:type="dxa"/>
+            <w:shd w:val="clear" w:color="auto" w:fill="F7F9FB"/>
+            <w:tcMar>
+              <w:top w:w="70" w:type="dxa"/>
+              <w:left w:w="110" w:type="dxa"/>
+              <w:bottom w:w="70" w:type="dxa"/>
+              <w:right w:w="110" w:type="dxa"/>
+            </w:tcMar>
+          </w:tcPr>
+          <w:p>
+            <w:pPr>
+              <w:spacing w:after="40" w:line="250" w:lineRule="auto"/>
+            </w:pPr>
+            <w:proofErr w:type="spellStart"/>
+            <w:r>
+              <w:rPr>
+                <w:sz w:val="18"/>
+                <w:szCs w:val="18"/>
+              </w:rPr>
+              <w:t>Закрепление</w:t>
+            </w:r>
+            <w:proofErr w:type="spellEnd"/>
+            <w:r>
+              <w:rPr>
+                <w:sz w:val="18"/>
+                <w:szCs w:val="18"/>
+              </w:rPr>
+              <w:t xml:space="preserve"> </w:t>
+            </w:r>
+            <w:proofErr w:type="spellStart"/>
+            <w:r>
+              <w:rPr>
+                <w:sz w:val="18"/>
+                <w:szCs w:val="18"/>
+              </w:rPr>
+              <w:t>за</w:t>
+            </w:r>
+            <w:proofErr w:type="spellEnd"/>
+            <w:r>
+              <w:rPr>
+                <w:sz w:val="18"/>
+                <w:szCs w:val="18"/>
+              </w:rPr>
+              <w:t xml:space="preserve"> </w:t>
+            </w:r>
+            <w:proofErr w:type="spellStart"/>
+            <w:r>
+              <w:rPr>
+                <w:sz w:val="18"/>
+                <w:szCs w:val="18"/>
+              </w:rPr>
+              <w:t>кафедрами</w:t>
+            </w:r>
+            <w:proofErr w:type="spellEnd"/>
+          </w:p>
+        </w:tc>
+        <w:tc>
+          <w:tcPr>
+            <w:tcW w:w="4300" w:type="dxa"/>
+            <w:shd w:val="clear" w:color="auto" w:fill="F7F9FB"/>
+            <w:tcMar>
+              <w:top w:w="70" w:type="dxa"/>
+              <w:left w:w="110" w:type="dxa"/>
+              <w:bottom w:w="70" w:type="dxa"/>
+              <w:right w:w="110" w:type="dxa"/>
+            </w:tcMar>
+          </w:tcPr>
+          <w:p>
+            <w:pPr>
+              <w:spacing w:after="40" w:line="250" w:lineRule="auto"/>
+              <w:rPr>
+                <w:lang w:val="ru-RU"/>
+              </w:rPr>
+            </w:pPr>
+            <w:r>
+              <w:rPr>
+                <w:sz w:val="18"/>
+                <w:szCs w:val="18"/>
+                <w:lang w:val="ru-RU"/>
+              </w:rPr>
+              <w:t>Дисциплина → кафедра, ответственный за дисциплину, если ведётся</w:t>
+            </w:r>
+          </w:p>
+        </w:tc>
+        <w:tc>
+          <w:tcPr>
+            <w:tcW w:w="3000" w:type="dxa"/>
+            <w:shd w:val="clear" w:color="auto" w:fill="F7F9FB"/>
+            <w:tcMar>
+              <w:top w:w="70" w:type="dxa"/>
+              <w:left w:w="110" w:type="dxa"/>
+              <w:bottom w:w="70" w:type="dxa"/>
+              <w:right w:w="110" w:type="dxa"/>
+            </w:tcMar>
+          </w:tcPr>
+          <w:p>
+            <w:pPr>
+              <w:spacing w:after="40" w:line="250" w:lineRule="auto"/>
+              <w:rPr>
+                <w:lang w:val="ru-RU"/>
+              </w:rPr>
+            </w:pPr>
+            <w:r>
+              <w:rPr>
+                <w:sz w:val="18"/>
+                <w:szCs w:val="18"/>
+                <w:lang w:val="ru-RU"/>
+              </w:rPr>
+              <w:t>Маршрут согласования РПД, адресация напоминаний</w:t>
+            </w:r>
+          </w:p>
+        </w:tc>
+      </w:tr>
+      <w:tr>
+        <w:tblPrEx>
+          <w:tblCellMar>
+            <w:top w:w="0" w:type="dxa"/>
+            <w:bottom w:w="0" w:type="dxa"/>
+          </w:tblCellMar>
+        </w:tblPrEx>
+        <w:tc>
+          <w:tcPr>
+            <w:tcW w:w="2300" w:type="dxa"/>
+            <w:tcMar>
+              <w:top w:w="70" w:type="dxa"/>
+              <w:left w:w="110" w:type="dxa"/>
+              <w:bottom w:w="70" w:type="dxa"/>
+              <w:right w:w="110" w:type="dxa"/>
+            </w:tcMar>
+          </w:tcPr>
+          <w:p>
+            <w:pPr>
+              <w:spacing w:after="40" w:line="250" w:lineRule="auto"/>
+            </w:pPr>
+            <w:proofErr w:type="spellStart"/>
+            <w:r>
+              <w:rPr>
+                <w:sz w:val="18"/>
+                <w:szCs w:val="18"/>
+              </w:rPr>
+              <w:t>Справочник</w:t>
+            </w:r>
+            <w:proofErr w:type="spellEnd"/>
+            <w:r>
+              <w:rPr>
+                <w:sz w:val="18"/>
+                <w:szCs w:val="18"/>
+              </w:rPr>
+              <w:t xml:space="preserve"> </w:t>
+            </w:r>
+            <w:proofErr w:type="spellStart"/>
+            <w:r>
+              <w:rPr>
+                <w:sz w:val="18"/>
+                <w:szCs w:val="18"/>
+              </w:rPr>
+              <w:t>подразделений</w:t>
+            </w:r>
+            <w:proofErr w:type="spellEnd"/>
+          </w:p>
+        </w:tc>
+        <w:tc>
+          <w:tcPr>
+            <w:tcW w:w="4300" w:type="dxa"/>
+            <w:tcMar>
+              <w:top w:w="70" w:type="dxa"/>
+              <w:left w:w="110" w:type="dxa"/>
+              <w:bottom w:w="70" w:type="dxa"/>
+              <w:right w:w="110" w:type="dxa"/>
+            </w:tcMar>
+          </w:tcPr>
+          <w:p>
+            <w:pPr>
+              <w:spacing w:after="40" w:line="250" w:lineRule="auto"/>
+              <w:rPr>
+                <w:lang w:val="ru-RU"/>
+              </w:rPr>
+            </w:pPr>
+            <w:r>
+              <w:rPr>
+                <w:sz w:val="18"/>
+                <w:szCs w:val="18"/>
+                <w:lang w:val="ru-RU"/>
+              </w:rPr>
+              <w:t>Кафедры и институты с кодами и иерархией</w:t>
+            </w:r>
+          </w:p>
+        </w:tc>
+        <w:tc>
+          <w:tcPr>
+            <w:tcW w:w="3000" w:type="dxa"/>
+            <w:tcMar>
+              <w:top w:w="70" w:type="dxa"/>
+              <w:left w:w="110" w:type="dxa"/>
+              <w:bottom w:w="70" w:type="dxa"/>
+              <w:right w:w="110" w:type="dxa"/>
+            </w:tcMar>
+          </w:tcPr>
+          <w:p>
+            <w:pPr>
+              <w:spacing w:after="40" w:line="250" w:lineRule="auto"/>
+              <w:rPr>
+                <w:lang w:val="ru-RU"/>
+              </w:rPr>
+            </w:pPr>
+            <w:r>
+              <w:rPr>
+                <w:sz w:val="18"/>
+                <w:szCs w:val="18"/>
+                <w:lang w:val="ru-RU"/>
+              </w:rPr>
+              <w:t>Организационная структура, сводки по институтам</w:t>
+            </w:r>
+          </w:p>
+        </w:tc>
+      </w:tr>
+      <w:tr>
+        <w:tblPrEx>
+          <w:tblCellMar>
+            <w:top w:w="0" w:type="dxa"/>
+            <w:bottom w:w="0" w:type="dxa"/>
+          </w:tblCellMar>
+        </w:tblPrEx>
+        <w:tc>
+          <w:tcPr>
+            <w:tcW w:w="2300" w:type="dxa"/>
+            <w:shd w:val="clear" w:color="auto" w:fill="F7F9FB"/>
+            <w:tcMar>
+              <w:top w:w="70" w:type="dxa"/>
+              <w:left w:w="110" w:type="dxa"/>
+              <w:bottom w:w="70" w:type="dxa"/>
+              <w:right w:w="110" w:type="dxa"/>
+            </w:tcMar>
+          </w:tcPr>
+          <w:p>
+            <w:pPr>
+              <w:spacing w:after="40" w:line="250" w:lineRule="auto"/>
+              <w:rPr>
+                <w:lang w:val="ru-RU"/>
+              </w:rPr>
+            </w:pPr>
+            <w:r>
+              <w:rPr>
+                <w:sz w:val="18"/>
+                <w:szCs w:val="18"/>
+                <w:lang w:val="ru-RU"/>
+              </w:rPr>
+              <w:t>Состояние заполнения РПД и ФОС</w:t>
+            </w:r>
+          </w:p>
+        </w:tc>
+        <w:tc>
+          <w:tcPr>
+            <w:tcW w:w="4300" w:type="dxa"/>
+            <w:shd w:val="clear" w:color="auto" w:fill="F7F9FB"/>
+            <w:tcMar>
+              <w:top w:w="70" w:type="dxa"/>
+              <w:left w:w="110" w:type="dxa"/>
+              <w:bottom w:w="70" w:type="dxa"/>
+              <w:right w:w="110" w:type="dxa"/>
+            </w:tcMar>
+          </w:tcPr>
+          <w:p>
+            <w:pPr>
+              <w:spacing w:after="40" w:line="250" w:lineRule="auto"/>
+              <w:rPr>
+                <w:lang w:val="ru-RU"/>
+              </w:rPr>
+            </w:pPr>
+            <w:r>
+              <w:rPr>
+                <w:sz w:val="18"/>
+                <w:szCs w:val="18"/>
+                <w:lang w:val="ru-RU"/>
+              </w:rPr>
+              <w:t>План, сделано, на проверке, долг — по кафедре, форме и уровню</w:t>
+            </w:r>
+          </w:p>
+        </w:tc>
+        <w:tc>
+          <w:tcPr>
+            <w:tcW w:w="3000" w:type="dxa"/>
+            <w:shd w:val="clear" w:color="auto" w:fill="F7F9FB"/>
+            <w:tcMar>
+              <w:top w:w="70" w:type="dxa"/>
+              <w:left w:w="110" w:type="dxa"/>
+              <w:bottom w:w="70" w:type="dxa"/>
+              <w:right w:w="110" w:type="dxa"/>
+            </w:tcMar>
+          </w:tcPr>
+          <w:p>
+            <w:pPr>
+              <w:spacing w:after="40" w:line="250" w:lineRule="auto"/>
+              <w:rPr>
+                <w:lang w:val="ru-RU"/>
+              </w:rPr>
+            </w:pPr>
+            <w:r>
+              <w:rPr>
+                <w:sz w:val="18"/>
+                <w:szCs w:val="18"/>
+                <w:lang w:val="ru-RU"/>
+              </w:rPr>
+              <w:t>Мониторинг РПД без ручной выгрузки файла</w:t>
+            </w:r>
+          </w:p>
+        </w:tc>
+      </w:tr>
+    </w:tbl>
+    <w:p>
+      <w:pPr>
+        <w:spacing w:after="120"/>
+        <w:rPr>
+          <w:lang w:val="ru-RU"/>
+        </w:rPr>
+      </w:pPr>
+    </w:p>
+    <w:p>
+      <w:pPr>
+        <w:spacing w:after="120" w:line="276" w:lineRule="auto"/>
+        <w:rPr>
+          <w:lang w:val="ru-RU"/>
+        </w:rPr>
+      </w:pPr>
+      <w:r>
+        <w:rPr>
+          <w:b/>
+          <w:bCs/>
+          <w:sz w:val="22"/>
+          <w:szCs w:val="22"/>
+          <w:lang w:val="ru-RU"/>
+        </w:rPr>
+        <w:t>Способ доступа — на ваше усмотрение. Подходит любой из перечисленных, перечислены в порядке нашего предпочтения:</w:t>
+      </w:r>
+    </w:p>
+    <w:p>
+      <w:pPr>
+        <w:pStyle w:val="ListParagraph"/>
+        <w:numPr>
+          <w:ilvl w:val="0"/>
+          <w:numId w:val="3"/>
+        </w:numPr>
+        <w:spacing w:after="100" w:line="276" w:lineRule="auto"/>
+        <w:rPr>
+          <w:lang w:val="ru-RU"/>
+        </w:rPr>
+      </w:pPr>
+      <w:r>
+        <w:rPr>
+          <w:b/>
+          <w:bCs/>
+          <w:sz w:val="22"/>
+          <w:szCs w:val="22"/>
+          <w:lang w:val="ru-RU"/>
+        </w:rPr>
+        <w:t xml:space="preserve">Программный интерфейс тестового контура </w:t>
+      </w:r>
+      <w:r>
+        <w:rPr>
+          <w:sz w:val="22"/>
+          <w:szCs w:val="22"/>
+          <w:lang w:val="ru-RU"/>
+        </w:rPr>
+        <w:t>(</w:t>
+      </w:r>
+      <w:r>
+        <w:rPr>
+          <w:sz w:val="22"/>
+          <w:szCs w:val="22"/>
+        </w:rPr>
+        <w:t>REST</w:t>
+      </w:r>
+      <w:r>
+        <w:rPr>
+          <w:sz w:val="22"/>
+          <w:szCs w:val="22"/>
+          <w:lang w:val="ru-RU"/>
+        </w:rPr>
+        <w:t xml:space="preserve">, </w:t>
+      </w:r>
+      <w:r>
+        <w:rPr>
+          <w:sz w:val="22"/>
+          <w:szCs w:val="22"/>
+        </w:rPr>
+        <w:t>SOAP</w:t>
+      </w:r>
+      <w:r>
+        <w:rPr>
+          <w:sz w:val="22"/>
+          <w:szCs w:val="22"/>
+          <w:lang w:val="ru-RU"/>
+        </w:rPr>
+        <w:t xml:space="preserve"> или то, что предусмотрено поставщиком).</w:t>
+      </w:r>
+    </w:p>
+    <w:p>
+      <w:pPr>
+        <w:pStyle w:val="ListParagraph"/>
+        <w:numPr>
+          <w:ilvl w:val="0"/>
+          <w:numId w:val="3"/>
+        </w:numPr>
+        <w:spacing w:after="100" w:line="276" w:lineRule="auto"/>
+        <w:rPr>
+          <w:lang w:val="ru-RU"/>
+        </w:rPr>
+      </w:pPr>
+      <w:r>
+        <w:rPr>
+          <w:b/>
+          <w:bCs/>
+          <w:sz w:val="22"/>
+          <w:szCs w:val="22"/>
+          <w:lang w:val="ru-RU"/>
+        </w:rPr>
+        <w:t xml:space="preserve">Регулярная выгрузка </w:t>
+      </w:r>
+      <w:r>
+        <w:rPr>
+          <w:sz w:val="22"/>
+          <w:szCs w:val="22"/>
+          <w:lang w:val="ru-RU"/>
+        </w:rPr>
+        <w:t>в согласованном формате (</w:t>
+      </w:r>
+      <w:r>
+        <w:rPr>
+          <w:sz w:val="22"/>
+          <w:szCs w:val="22"/>
+        </w:rPr>
+        <w:t>XML</w:t>
+      </w:r>
+      <w:r>
+        <w:rPr>
+          <w:sz w:val="22"/>
+          <w:szCs w:val="22"/>
+          <w:lang w:val="ru-RU"/>
+        </w:rPr>
+        <w:t xml:space="preserve">, </w:t>
+      </w:r>
+      <w:r>
+        <w:rPr>
+          <w:sz w:val="22"/>
+          <w:szCs w:val="22"/>
+        </w:rPr>
+        <w:t>CSV</w:t>
+      </w:r>
+      <w:r>
+        <w:rPr>
+          <w:sz w:val="22"/>
+          <w:szCs w:val="22"/>
+          <w:lang w:val="ru-RU"/>
+        </w:rPr>
+        <w:t xml:space="preserve">, </w:t>
+      </w:r>
+      <w:r>
+        <w:rPr>
+          <w:sz w:val="22"/>
+          <w:szCs w:val="22"/>
+        </w:rPr>
+        <w:t>XLSX</w:t>
+      </w:r>
+      <w:r>
+        <w:rPr>
+          <w:sz w:val="22"/>
+          <w:szCs w:val="22"/>
+          <w:lang w:val="ru-RU"/>
+        </w:rPr>
+        <w:t>) — в защищённое хранилище или по расписанию на нашу сторону.</w:t>
+      </w:r>
+    </w:p>
+    <w:p>
+      <w:pPr>
+        <w:pStyle w:val="ListParagraph"/>
+        <w:numPr>
+          <w:ilvl w:val="0"/>
+          <w:numId w:val="3"/>
+        </w:numPr>
+        <w:spacing w:after="100" w:line="276" w:lineRule="auto"/>
+        <w:rPr>
+          <w:lang w:val="ru-RU"/>
+        </w:rPr>
+      </w:pPr>
+      <w:r>
+        <w:rPr>
+          <w:b/>
+          <w:bCs/>
+          <w:sz w:val="22"/>
+          <w:szCs w:val="22"/>
+          <w:lang w:val="ru-RU"/>
+        </w:rPr>
+        <w:t xml:space="preserve">Реплика базы данных только на чтение </w:t>
+      </w:r>
+      <w:r>
+        <w:rPr>
+          <w:sz w:val="22"/>
+          <w:szCs w:val="22"/>
+          <w:lang w:val="ru-RU"/>
+        </w:rPr>
+        <w:t>или отдельная учётная запись с правами только на выборку.</w:t>
+      </w:r>
+    </w:p>
+    <w:p>
+      <w:pPr>
+        <w:pStyle w:val="ListParagraph"/>
+        <w:numPr>
+          <w:ilvl w:val="0"/>
+          <w:numId w:val="3"/>
+        </w:numPr>
+        <w:spacing w:after="100" w:line="276" w:lineRule="auto"/>
+        <w:rPr>
+          <w:lang w:val="ru-RU"/>
+        </w:rPr>
+      </w:pPr>
+      <w:r>
+        <w:rPr>
+          <w:b/>
+          <w:bCs/>
+          <w:sz w:val="22"/>
+          <w:szCs w:val="22"/>
+          <w:lang w:val="ru-RU"/>
+        </w:rPr>
+        <w:t xml:space="preserve">Разовая выгрузка </w:t>
+      </w:r>
+      <w:r>
+        <w:rPr>
+          <w:sz w:val="22"/>
+          <w:szCs w:val="22"/>
+          <w:lang w:val="ru-RU"/>
+        </w:rPr>
+        <w:t>по одной пилотной программе — минимальный вариант, достаточный, чтобы начать и показать результат.</w:t>
+      </w:r>
+    </w:p>
+    <w:p>
+      <w:pPr>
+        <w:spacing w:after="60"/>
+        <w:rPr>
+          <w:lang w:val="ru-RU"/>
+        </w:rPr>
+      </w:pPr>
+    </w:p>
+    <w:p>
+      <w:pPr>
+        <w:spacing w:after="120" w:line="276" w:lineRule="auto"/>
+        <w:rPr>
+          <w:lang w:val="ru-RU"/>
+        </w:rPr>
+      </w:pPr>
+      <w:r>
+        <w:rPr>
+          <w:i/>
+          <w:iCs/>
+          <w:sz w:val="22"/>
+          <w:szCs w:val="22"/>
+          <w:lang w:val="ru-RU"/>
+        </w:rPr>
+        <w:t>Обезличенных или тестовых данных достаточно. Персональные данные преподавателей и студентов для этой задачи не нужны: требуются структура программы и справочники, а не сведения о людях.</w:t>
+      </w:r>
+    </w:p>
+    <w:p>
+      <w:pPr>
+        <w:pStyle w:val="Heading2"/>
+        <w:spacing w:before="240" w:after="110"/>
+        <w:rPr>
+          <w:lang w:val="ru-RU"/>
+        </w:rPr>
+      </w:pPr>
+      <w:r>
+        <w:rPr>
+          <w:rFonts w:ascii="Arial" w:eastAsia="Arial" w:hAnsi="Arial" w:cs="Arial"/>
+          <w:b/>
+          <w:bCs/>
+          <w:color w:val="2F6F8F"/>
+          <w:sz w:val="23"/>
+          <w:szCs w:val="23"/>
+          <w:lang w:val="ru-RU"/>
+        </w:rPr>
+        <w:t>7.2. Условия, которые мы принимаем на себя</w:t>
+      </w:r>
+    </w:p>
+    <w:p>
+      <w:pPr>
+        <w:spacing w:after="120" w:line="276" w:lineRule="auto"/>
+        <w:rPr>
+          <w:lang w:val="ru-RU"/>
+        </w:rPr>
+      </w:pPr>
+      <w:r>
+        <w:rPr>
+          <w:sz w:val="22"/>
+          <w:szCs w:val="22"/>
+          <w:lang w:val="ru-RU"/>
+        </w:rPr>
+        <w:t>Перечислено заранее, чтобы не обсуждать это отдельно с ИБ:</w:t>
+      </w:r>
+    </w:p>
+    <w:p>
+      <w:pPr>
+        <w:pStyle w:val="ListParagraph"/>
+        <w:numPr>
+          <w:ilvl w:val="0"/>
+          <w:numId w:val="2"/>
+        </w:numPr>
+        <w:spacing w:after="80" w:line="276" w:lineRule="auto"/>
+        <w:rPr>
+          <w:lang w:val="ru-RU"/>
+        </w:rPr>
+      </w:pPr>
+      <w:r>
+        <w:rPr>
+          <w:sz w:val="22"/>
+          <w:szCs w:val="22"/>
+          <w:lang w:val="ru-RU"/>
+        </w:rPr>
+        <w:t>Только чтение. Никаких операций, изменяющих данные, в тестовом контуре не выполняется.</w:t>
+      </w:r>
+    </w:p>
+    <w:p>
+      <w:pPr>
+        <w:pStyle w:val="ListParagraph"/>
+        <w:numPr>
+          <w:ilvl w:val="0"/>
+          <w:numId w:val="2"/>
+        </w:numPr>
+        <w:spacing w:after="80" w:line="276" w:lineRule="auto"/>
+        <w:rPr>
+          <w:lang w:val="ru-RU"/>
+        </w:rPr>
+      </w:pPr>
+      <w:r>
+        <w:rPr>
+          <w:sz w:val="22"/>
+          <w:szCs w:val="22"/>
+          <w:lang w:val="ru-RU"/>
+        </w:rPr>
+        <w:t>Согласованное окно и частота обращений. По умолчанию — не чаще одного цикла в сутки, в нерабочие часы.</w:t>
+      </w:r>
+    </w:p>
+    <w:p>
+      <w:pPr>
+        <w:pStyle w:val="ListParagraph"/>
+        <w:numPr>
+          <w:ilvl w:val="0"/>
+          <w:numId w:val="2"/>
+        </w:numPr>
+        <w:spacing w:after="80" w:line="276" w:lineRule="auto"/>
+        <w:rPr>
+          <w:lang w:val="ru-RU"/>
+        </w:rPr>
+      </w:pPr>
+      <w:r>
+        <w:rPr>
+          <w:sz w:val="22"/>
+          <w:szCs w:val="22"/>
+          <w:lang w:val="ru-RU"/>
+        </w:rPr>
+        <w:lastRenderedPageBreak/>
+        <w:t xml:space="preserve">Все обращения </w:t>
+      </w:r>
+      <w:proofErr w:type="spellStart"/>
+      <w:r>
+        <w:rPr>
+          <w:sz w:val="22"/>
+          <w:szCs w:val="22"/>
+          <w:lang w:val="ru-RU"/>
+        </w:rPr>
+        <w:t>журналируются</w:t>
+      </w:r>
+      <w:proofErr w:type="spellEnd"/>
+      <w:r>
+        <w:rPr>
+          <w:sz w:val="22"/>
+          <w:szCs w:val="22"/>
+          <w:lang w:val="ru-RU"/>
+        </w:rPr>
+        <w:t xml:space="preserve"> на нашей стороне, журнал предоставляется по запросу в любой момент.</w:t>
+      </w:r>
+    </w:p>
+    <w:p>
+      <w:pPr>
+        <w:pStyle w:val="ListParagraph"/>
+        <w:numPr>
+          <w:ilvl w:val="0"/>
+          <w:numId w:val="2"/>
+        </w:numPr>
+        <w:spacing w:after="80" w:line="276" w:lineRule="auto"/>
+        <w:rPr>
+          <w:lang w:val="ru-RU"/>
+        </w:rPr>
+      </w:pPr>
+      <w:r>
+        <w:rPr>
+          <w:sz w:val="22"/>
+          <w:szCs w:val="22"/>
+          <w:lang w:val="ru-RU"/>
+        </w:rPr>
+        <w:t>Данные тестового контура не попадают в продуктивную базу платформы и не используются ни для чего, кроме отладки разбора.</w:t>
+      </w:r>
+    </w:p>
+    <w:p>
+      <w:pPr>
+        <w:pStyle w:val="ListParagraph"/>
+        <w:numPr>
+          <w:ilvl w:val="0"/>
+          <w:numId w:val="2"/>
+        </w:numPr>
+        <w:spacing w:after="80" w:line="276" w:lineRule="auto"/>
+        <w:rPr>
+          <w:lang w:val="ru-RU"/>
+        </w:rPr>
+      </w:pPr>
+      <w:r>
+        <w:rPr>
+          <w:sz w:val="22"/>
+          <w:szCs w:val="22"/>
+          <w:lang w:val="ru-RU"/>
+        </w:rPr>
+        <w:t>Именованное контактное лицо с нашей стороны и согласованный срок доступа с датой окончания.</w:t>
+      </w:r>
+    </w:p>
+    <w:p>
+      <w:pPr>
+        <w:pStyle w:val="ListParagraph"/>
+        <w:numPr>
+          <w:ilvl w:val="0"/>
+          <w:numId w:val="2"/>
+        </w:numPr>
+        <w:spacing w:after="80" w:line="276" w:lineRule="auto"/>
+        <w:rPr>
+          <w:lang w:val="ru-RU"/>
+        </w:rPr>
+      </w:pPr>
+      <w:r>
+        <w:rPr>
+          <w:sz w:val="22"/>
+          <w:szCs w:val="22"/>
+          <w:lang w:val="ru-RU"/>
+        </w:rPr>
+        <w:t>По завершении работ доступ отзывается, тестовые данные удаляются, о чём направляется подтверждение.</w:t>
+      </w:r>
+    </w:p>
+    <w:p>
+      <w:pPr>
+        <w:pStyle w:val="Heading2"/>
+        <w:spacing w:before="240" w:after="110"/>
+        <w:rPr>
+          <w:lang w:val="ru-RU"/>
+        </w:rPr>
+      </w:pPr>
+      <w:r>
+        <w:rPr>
+          <w:rFonts w:ascii="Arial" w:eastAsia="Arial" w:hAnsi="Arial" w:cs="Arial"/>
+          <w:b/>
+          <w:bCs/>
+          <w:color w:val="2F6F8F"/>
+          <w:sz w:val="23"/>
+          <w:szCs w:val="23"/>
+          <w:lang w:val="ru-RU"/>
+        </w:rPr>
+        <w:t>7.3. Запись в АСУ — отдельный, следующий этап</w:t>
+      </w:r>
+    </w:p>
+    <w:p>
+      <w:pPr>
+        <w:spacing w:after="120" w:line="276" w:lineRule="auto"/>
+        <w:rPr>
+          <w:lang w:val="ru-RU"/>
+        </w:rPr>
+      </w:pPr>
+      <w:r>
+        <w:rPr>
+          <w:sz w:val="22"/>
+          <w:szCs w:val="22"/>
+          <w:lang w:val="ru-RU"/>
+        </w:rPr>
+        <w:t>Целевой сценарий — «преподаватель работает в ИСПУМ → документ раскладывается по пунктам → проходит проверку → рассматривается УМЦ → выверенная запись передаётся в АСУ». Передачу в АСУ мы сознательно выносим за рамки текущего запроса: сначала нужно убедиться на реальных данных, что чтение и разбор работают корректно. Обсуждать запись имеет смысл после этого.</w:t>
+      </w:r>
+    </w:p>
+    <w:p>
+      <w:pPr>
+        <w:spacing w:after="120" w:line="276" w:lineRule="auto"/>
+        <w:rPr>
+          <w:lang w:val="ru-RU"/>
+        </w:rPr>
+      </w:pPr>
+      <w:r>
+        <w:rPr>
+          <w:sz w:val="22"/>
+          <w:szCs w:val="22"/>
+          <w:lang w:val="ru-RU"/>
+        </w:rPr>
+        <w:t>Схема работоспособна и без записи: последним шагом выгружается готовый файл в формате, пригодном для загрузки или переноса в АСУ. Это снимает основную часть ручного труда даже при полном отсутствии программного доступа.</w:t>
+      </w:r>
+    </w:p>
+    <w:p>
+      <w:pPr>
+        <w:spacing w:after="120" w:line="276" w:lineRule="auto"/>
+        <w:rPr>
+          <w:lang w:val="ru-RU"/>
+        </w:rPr>
+      </w:pPr>
+      <w:r>
+        <w:rPr>
+          <w:b/>
+          <w:bCs/>
+          <w:sz w:val="22"/>
+          <w:szCs w:val="22"/>
+          <w:lang w:val="ru-RU"/>
+        </w:rPr>
+        <w:t>Для будущего этапа записи потребуются два предмета — их можно начать искать уже сейчас, они не требуют предоставления доступа:</w:t>
+      </w:r>
+    </w:p>
+    <w:p>
+      <w:pPr>
+        <w:pStyle w:val="ListParagraph"/>
+        <w:numPr>
+          <w:ilvl w:val="0"/>
+          <w:numId w:val="2"/>
+        </w:numPr>
+        <w:spacing w:after="80" w:line="276" w:lineRule="auto"/>
+      </w:pPr>
+      <w:r>
+        <w:rPr>
+          <w:sz w:val="22"/>
+          <w:szCs w:val="22"/>
+          <w:lang w:val="ru-RU"/>
+        </w:rPr>
+        <w:t xml:space="preserve">Описание модели полей РПД в АСУ — перечень пунктов, по которым сегодня преподаватель раскладывает документ вручную. </w:t>
+      </w:r>
+      <w:proofErr w:type="spellStart"/>
+      <w:r>
+        <w:rPr>
+          <w:sz w:val="22"/>
+          <w:szCs w:val="22"/>
+        </w:rPr>
+        <w:t>Без</w:t>
+      </w:r>
+      <w:proofErr w:type="spellEnd"/>
+      <w:r>
+        <w:rPr>
+          <w:sz w:val="22"/>
+          <w:szCs w:val="22"/>
+        </w:rPr>
+        <w:t xml:space="preserve"> </w:t>
+      </w:r>
+      <w:proofErr w:type="spellStart"/>
+      <w:r>
+        <w:rPr>
+          <w:sz w:val="22"/>
+          <w:szCs w:val="22"/>
+        </w:rPr>
+        <w:t>спецификации</w:t>
+      </w:r>
+      <w:proofErr w:type="spellEnd"/>
+      <w:r>
+        <w:rPr>
+          <w:sz w:val="22"/>
+          <w:szCs w:val="22"/>
+        </w:rPr>
+        <w:t xml:space="preserve"> </w:t>
+      </w:r>
+      <w:proofErr w:type="spellStart"/>
+      <w:r>
+        <w:rPr>
+          <w:sz w:val="22"/>
+          <w:szCs w:val="22"/>
+        </w:rPr>
+        <w:t>структуру</w:t>
+      </w:r>
+      <w:proofErr w:type="spellEnd"/>
+      <w:r>
+        <w:rPr>
+          <w:sz w:val="22"/>
+          <w:szCs w:val="22"/>
+        </w:rPr>
+        <w:t xml:space="preserve"> </w:t>
+      </w:r>
+      <w:proofErr w:type="spellStart"/>
+      <w:r>
+        <w:rPr>
+          <w:sz w:val="22"/>
+          <w:szCs w:val="22"/>
+        </w:rPr>
+        <w:t>угадывать</w:t>
+      </w:r>
+      <w:proofErr w:type="spellEnd"/>
+      <w:r>
+        <w:rPr>
+          <w:sz w:val="22"/>
+          <w:szCs w:val="22"/>
+        </w:rPr>
+        <w:t xml:space="preserve"> </w:t>
+      </w:r>
+      <w:proofErr w:type="spellStart"/>
+      <w:r>
+        <w:rPr>
+          <w:sz w:val="22"/>
+          <w:szCs w:val="22"/>
+        </w:rPr>
+        <w:t>не</w:t>
+      </w:r>
+      <w:proofErr w:type="spellEnd"/>
+      <w:r>
+        <w:rPr>
+          <w:sz w:val="22"/>
+          <w:szCs w:val="22"/>
+        </w:rPr>
+        <w:t xml:space="preserve"> </w:t>
+      </w:r>
+      <w:proofErr w:type="spellStart"/>
+      <w:r>
+        <w:rPr>
+          <w:sz w:val="22"/>
+          <w:szCs w:val="22"/>
+        </w:rPr>
+        <w:t>будем</w:t>
+      </w:r>
+      <w:proofErr w:type="spellEnd"/>
+      <w:r>
+        <w:rPr>
+          <w:sz w:val="22"/>
+          <w:szCs w:val="22"/>
+        </w:rPr>
+        <w:t>.</w:t>
+      </w:r>
+    </w:p>
+    <w:p>
+      <w:pPr>
+        <w:pStyle w:val="ListParagraph"/>
+        <w:numPr>
+          <w:ilvl w:val="0"/>
+          <w:numId w:val="2"/>
+        </w:numPr>
+        <w:spacing w:after="80" w:line="276" w:lineRule="auto"/>
+        <w:rPr>
+          <w:lang w:val="ru-RU"/>
+        </w:rPr>
+      </w:pPr>
+      <w:r>
+        <w:rPr>
+          <w:sz w:val="22"/>
+          <w:szCs w:val="22"/>
+          <w:lang w:val="ru-RU"/>
+        </w:rPr>
+        <w:t>5–10 обезличенных пар «исходный файл РПД → заполненная запись в АСУ» как эталон для проверки качества разбора.</w:t>
+      </w:r>
+    </w:p>
+    <w:p>
+      <w:pPr>
+        <w:pStyle w:val="Heading2"/>
+        <w:spacing w:before="240" w:after="110"/>
+        <w:rPr>
+          <w:lang w:val="ru-RU"/>
+        </w:rPr>
+      </w:pPr>
+      <w:r>
+        <w:rPr>
+          <w:rFonts w:ascii="Arial" w:eastAsia="Arial" w:hAnsi="Arial" w:cs="Arial"/>
+          <w:b/>
+          <w:bCs/>
+          <w:color w:val="2F6F8F"/>
+          <w:sz w:val="23"/>
+          <w:szCs w:val="23"/>
+          <w:lang w:val="ru-RU"/>
+        </w:rPr>
+        <w:t xml:space="preserve">7.4. Что запрашивается по </w:t>
+      </w:r>
+      <w:r>
+        <w:rPr>
+          <w:rFonts w:ascii="Arial" w:eastAsia="Arial" w:hAnsi="Arial" w:cs="Arial"/>
+          <w:b/>
+          <w:bCs/>
+          <w:color w:val="2F6F8F"/>
+          <w:sz w:val="23"/>
+          <w:szCs w:val="23"/>
+        </w:rPr>
+        <w:t>Moodle</w:t>
+      </w:r>
+    </w:p>
+    <w:p>
+      <w:pPr>
+        <w:spacing w:after="120" w:line="276" w:lineRule="auto"/>
+        <w:rPr>
+          <w:lang w:val="ru-RU"/>
+        </w:rPr>
+      </w:pPr>
+      <w:r>
+        <w:rPr>
+          <w:sz w:val="22"/>
+          <w:szCs w:val="22"/>
+          <w:lang w:val="ru-RU"/>
+        </w:rPr>
+        <w:t xml:space="preserve">Другая аудитория и другая цель. </w:t>
+      </w:r>
+      <w:r>
+        <w:rPr>
+          <w:sz w:val="22"/>
+          <w:szCs w:val="22"/>
+        </w:rPr>
+        <w:t>Moodle</w:t>
+      </w:r>
+      <w:r>
+        <w:rPr>
+          <w:sz w:val="22"/>
+          <w:szCs w:val="22"/>
+          <w:lang w:val="ru-RU"/>
+        </w:rPr>
+        <w:t xml:space="preserve"> нужен преподавателям. Разработки здесь не требуется: связка по </w:t>
+      </w:r>
+      <w:r>
+        <w:rPr>
+          <w:sz w:val="22"/>
+          <w:szCs w:val="22"/>
+        </w:rPr>
+        <w:t>LTI</w:t>
+      </w:r>
+      <w:r>
+        <w:rPr>
+          <w:sz w:val="22"/>
+          <w:szCs w:val="22"/>
+          <w:lang w:val="ru-RU"/>
+        </w:rPr>
+        <w:t xml:space="preserve"> 1.3 реализована и работает. Нужна площадка, чтобы проверить её на вашей установке до того, как ею начнут пользоваться на потоке.</w:t>
+      </w:r>
+    </w:p>
+    <w:p>
+      <w:pPr>
+        <w:spacing w:after="60"/>
+        <w:rPr>
+          <w:lang w:val="ru-RU"/>
+        </w:rPr>
+      </w:pPr>
+    </w:p>
+    <w:p>
+      <w:pPr>
+        <w:spacing w:after="120" w:line="276" w:lineRule="auto"/>
+        <w:rPr>
+          <w:lang w:val="ru-RU"/>
+        </w:rPr>
+      </w:pPr>
+      <w:r>
+        <w:rPr>
+          <w:b/>
+          <w:bCs/>
+          <w:sz w:val="22"/>
+          <w:szCs w:val="22"/>
+          <w:lang w:val="ru-RU"/>
+        </w:rPr>
+        <w:t>Что связка даёт преподавателю — ради чего её проверяем:</w:t>
+      </w:r>
+    </w:p>
+    <w:p>
+      <w:pPr>
+        <w:pStyle w:val="ListParagraph"/>
+        <w:numPr>
+          <w:ilvl w:val="0"/>
+          <w:numId w:val="2"/>
+        </w:numPr>
+        <w:spacing w:after="80" w:line="276" w:lineRule="auto"/>
+        <w:rPr>
+          <w:lang w:val="ru-RU"/>
+        </w:rPr>
+      </w:pPr>
+      <w:r>
+        <w:rPr>
+          <w:sz w:val="22"/>
+          <w:szCs w:val="22"/>
+          <w:lang w:val="ru-RU"/>
+        </w:rPr>
+        <w:t xml:space="preserve">Переход в ИСПУМ прямо из курса </w:t>
+      </w:r>
+      <w:r>
+        <w:rPr>
+          <w:sz w:val="22"/>
+          <w:szCs w:val="22"/>
+        </w:rPr>
+        <w:t>Moodle</w:t>
+      </w:r>
+      <w:r>
+        <w:rPr>
+          <w:sz w:val="22"/>
+          <w:szCs w:val="22"/>
+          <w:lang w:val="ru-RU"/>
+        </w:rPr>
+        <w:t>, без отдельного входа и второго пароля.</w:t>
+      </w:r>
+    </w:p>
+    <w:p>
+      <w:pPr>
+        <w:pStyle w:val="ListParagraph"/>
+        <w:numPr>
+          <w:ilvl w:val="0"/>
+          <w:numId w:val="2"/>
+        </w:numPr>
+        <w:spacing w:after="80" w:line="276" w:lineRule="auto"/>
+        <w:rPr>
+          <w:lang w:val="ru-RU"/>
+        </w:rPr>
+      </w:pPr>
+      <w:r>
+        <w:rPr>
+          <w:sz w:val="22"/>
+          <w:szCs w:val="22"/>
+          <w:lang w:val="ru-RU"/>
+        </w:rPr>
+        <w:t xml:space="preserve">Задание создаётся или выбирается не в стороннем интерфейсе, а внутри </w:t>
+      </w:r>
+      <w:r>
+        <w:rPr>
+          <w:sz w:val="22"/>
+          <w:szCs w:val="22"/>
+        </w:rPr>
+        <w:t>Moodle</w:t>
+      </w:r>
+      <w:r>
+        <w:rPr>
+          <w:sz w:val="22"/>
+          <w:szCs w:val="22"/>
+          <w:lang w:val="ru-RU"/>
+        </w:rPr>
+        <w:t xml:space="preserve"> — там, где преподаватель уже ведёт курс.</w:t>
+      </w:r>
+    </w:p>
+    <w:p>
+      <w:pPr>
+        <w:pStyle w:val="ListParagraph"/>
+        <w:numPr>
+          <w:ilvl w:val="0"/>
+          <w:numId w:val="2"/>
+        </w:numPr>
+        <w:spacing w:after="80" w:line="276" w:lineRule="auto"/>
+        <w:rPr>
+          <w:lang w:val="ru-RU"/>
+        </w:rPr>
+      </w:pPr>
+      <w:r>
+        <w:rPr>
+          <w:sz w:val="22"/>
+          <w:szCs w:val="22"/>
+          <w:lang w:val="ru-RU"/>
+        </w:rPr>
+        <w:t>Студент открывает задание из привычного курса; отдельная учётная запись в ИСПУМ ему не нужна.</w:t>
+      </w:r>
+    </w:p>
+    <w:p>
+      <w:pPr>
+        <w:pStyle w:val="ListParagraph"/>
+        <w:numPr>
+          <w:ilvl w:val="0"/>
+          <w:numId w:val="2"/>
+        </w:numPr>
+        <w:spacing w:after="80" w:line="276" w:lineRule="auto"/>
+        <w:rPr>
+          <w:lang w:val="ru-RU"/>
+        </w:rPr>
+      </w:pPr>
+      <w:r>
+        <w:rPr>
+          <w:sz w:val="22"/>
+          <w:szCs w:val="22"/>
+          <w:lang w:val="ru-RU"/>
+        </w:rPr>
+        <w:t xml:space="preserve">Утверждённая преподавателем оценка автоматически попадает в журнал </w:t>
+      </w:r>
+      <w:r>
+        <w:rPr>
+          <w:sz w:val="22"/>
+          <w:szCs w:val="22"/>
+        </w:rPr>
+        <w:t>Moodle</w:t>
+      </w:r>
+      <w:r>
+        <w:rPr>
+          <w:sz w:val="22"/>
+          <w:szCs w:val="22"/>
+          <w:lang w:val="ru-RU"/>
+        </w:rPr>
+        <w:t xml:space="preserve"> — без повторного ввода и без расхождений между двумя журналами.</w:t>
+      </w:r>
+    </w:p>
+    <w:p>
+      <w:pPr>
+        <w:pStyle w:val="ListParagraph"/>
+        <w:numPr>
+          <w:ilvl w:val="0"/>
+          <w:numId w:val="2"/>
+        </w:numPr>
+        <w:spacing w:after="80" w:line="276" w:lineRule="auto"/>
+        <w:rPr>
+          <w:lang w:val="ru-RU"/>
+        </w:rPr>
+      </w:pPr>
+      <w:r>
+        <w:rPr>
+          <w:sz w:val="22"/>
+          <w:szCs w:val="22"/>
+          <w:lang w:val="ru-RU"/>
+        </w:rPr>
+        <w:t>Список группы импортируется из курса вместо ручного набора фамилий.</w:t>
+      </w:r>
+    </w:p>
+    <w:p>
+      <w:pPr>
+        <w:spacing w:after="120" w:line="276" w:lineRule="auto"/>
+      </w:pPr>
+      <w:proofErr w:type="spellStart"/>
+      <w:r>
+        <w:rPr>
+          <w:b/>
+          <w:bCs/>
+          <w:sz w:val="22"/>
+          <w:szCs w:val="22"/>
+        </w:rPr>
+        <w:t>Что</w:t>
+      </w:r>
+      <w:proofErr w:type="spellEnd"/>
+      <w:r>
+        <w:rPr>
+          <w:b/>
+          <w:bCs/>
+          <w:sz w:val="22"/>
+          <w:szCs w:val="22"/>
+        </w:rPr>
+        <w:t xml:space="preserve"> </w:t>
+      </w:r>
+      <w:proofErr w:type="spellStart"/>
+      <w:r>
+        <w:rPr>
+          <w:b/>
+          <w:bCs/>
+          <w:sz w:val="22"/>
+          <w:szCs w:val="22"/>
+        </w:rPr>
+        <w:t>для</w:t>
+      </w:r>
+      <w:proofErr w:type="spellEnd"/>
+      <w:r>
+        <w:rPr>
+          <w:b/>
+          <w:bCs/>
+          <w:sz w:val="22"/>
+          <w:szCs w:val="22"/>
+        </w:rPr>
+        <w:t xml:space="preserve"> </w:t>
+      </w:r>
+      <w:proofErr w:type="spellStart"/>
+      <w:r>
+        <w:rPr>
+          <w:b/>
+          <w:bCs/>
+          <w:sz w:val="22"/>
+          <w:szCs w:val="22"/>
+        </w:rPr>
+        <w:t>этого</w:t>
+      </w:r>
+      <w:proofErr w:type="spellEnd"/>
+      <w:r>
+        <w:rPr>
+          <w:b/>
+          <w:bCs/>
+          <w:sz w:val="22"/>
+          <w:szCs w:val="22"/>
+        </w:rPr>
+        <w:t xml:space="preserve"> </w:t>
+      </w:r>
+      <w:proofErr w:type="spellStart"/>
+      <w:r>
+        <w:rPr>
+          <w:b/>
+          <w:bCs/>
+          <w:sz w:val="22"/>
+          <w:szCs w:val="22"/>
+        </w:rPr>
+        <w:t>требуется</w:t>
+      </w:r>
+      <w:proofErr w:type="spellEnd"/>
+      <w:r>
+        <w:rPr>
+          <w:b/>
+          <w:bCs/>
+          <w:sz w:val="22"/>
+          <w:szCs w:val="22"/>
+        </w:rPr>
+        <w:t>:</w:t>
+      </w:r>
+    </w:p>
+    <w:p>
+      <w:pPr>
+        <w:pStyle w:val="ListParagraph"/>
+        <w:numPr>
+          <w:ilvl w:val="0"/>
+          <w:numId w:val="2"/>
+        </w:numPr>
+        <w:spacing w:after="80" w:line="276" w:lineRule="auto"/>
+        <w:rPr>
+          <w:lang w:val="ru-RU"/>
+        </w:rPr>
+      </w:pPr>
+      <w:r>
+        <w:rPr>
+          <w:sz w:val="22"/>
+          <w:szCs w:val="22"/>
+          <w:lang w:val="ru-RU"/>
+        </w:rPr>
+        <w:t xml:space="preserve">Тестовый курс — в тестовом или в продуктивном </w:t>
+      </w:r>
+      <w:r>
+        <w:rPr>
+          <w:sz w:val="22"/>
+          <w:szCs w:val="22"/>
+        </w:rPr>
+        <w:t>Moodle</w:t>
+      </w:r>
+      <w:r>
+        <w:rPr>
+          <w:sz w:val="22"/>
+          <w:szCs w:val="22"/>
+          <w:lang w:val="ru-RU"/>
+        </w:rPr>
+        <w:t>, на ваше усмотрение.</w:t>
+      </w:r>
+    </w:p>
+    <w:p>
+      <w:pPr>
+        <w:pStyle w:val="ListParagraph"/>
+        <w:numPr>
+          <w:ilvl w:val="0"/>
+          <w:numId w:val="2"/>
+        </w:numPr>
+        <w:spacing w:after="80" w:line="276" w:lineRule="auto"/>
+        <w:rPr>
+          <w:lang w:val="ru-RU"/>
+        </w:rPr>
+      </w:pPr>
+      <w:r>
+        <w:rPr>
+          <w:sz w:val="22"/>
+          <w:szCs w:val="22"/>
+          <w:lang w:val="ru-RU"/>
+        </w:rPr>
+        <w:t>Регистрация внешнего инструмента по параметрам из раздела 4 — либо разрешение воспользоваться динамической регистрацией, тогда параметры обмениваются автоматически и вручную ничего переносить не нужно.</w:t>
+      </w:r>
+    </w:p>
+    <w:p>
+      <w:pPr>
+        <w:pStyle w:val="ListParagraph"/>
+        <w:numPr>
+          <w:ilvl w:val="0"/>
+          <w:numId w:val="2"/>
+        </w:numPr>
+        <w:spacing w:after="80" w:line="276" w:lineRule="auto"/>
+        <w:rPr>
+          <w:lang w:val="ru-RU"/>
+        </w:rPr>
+      </w:pPr>
+      <w:r>
+        <w:rPr>
+          <w:sz w:val="22"/>
+          <w:szCs w:val="22"/>
+          <w:lang w:val="ru-RU"/>
+        </w:rPr>
+        <w:t>Одна учётная запись с ролью преподавателя в этом курсе для проверки запуска, выбора задания и выгрузки оценки.</w:t>
+      </w:r>
+    </w:p>
+    <w:p>
+      <w:pPr>
+        <w:pStyle w:val="Heading2"/>
+        <w:spacing w:before="240" w:after="110"/>
+        <w:rPr>
+          <w:lang w:val="ru-RU"/>
+        </w:rPr>
+      </w:pPr>
+      <w:r>
+        <w:rPr>
+          <w:rFonts w:ascii="Arial" w:eastAsia="Arial" w:hAnsi="Arial" w:cs="Arial"/>
+          <w:b/>
+          <w:bCs/>
+          <w:color w:val="2F6F8F"/>
+          <w:sz w:val="23"/>
+          <w:szCs w:val="23"/>
+          <w:lang w:val="ru-RU"/>
+        </w:rPr>
+        <w:lastRenderedPageBreak/>
+        <w:t>7.5. Остающиеся вопросы</w:t>
+      </w:r>
     </w:p>
     <w:p>
       <w:pPr>
@@ -7981,53 +11086,7 @@
           <w:szCs w:val="22"/>
           <w:lang w:val="ru-RU"/>
         </w:rPr>
-        <w:t>1. Предусмотрен ли лицензией АСУ «Университет» программный интерфейс, пакетная загрузка (</w:t>
-      </w:r>
-      <w:r>
-        <w:rPr>
-          <w:rFonts w:ascii="Arial" w:eastAsia="Arial" w:hAnsi="Arial" w:cs="Arial"/>
-          <w:b/>
-          <w:bCs/>
-          <w:color w:val="1F3A5F"/>
-          <w:sz w:val="22"/>
-          <w:szCs w:val="22"/>
-        </w:rPr>
-        <w:t>XML</w:t>
-      </w:r>
-      <w:r>
-        <w:rPr>
-          <w:rFonts w:ascii="Arial" w:eastAsia="Arial" w:hAnsi="Arial" w:cs="Arial"/>
-          <w:b/>
-          <w:bCs/>
-          <w:color w:val="1F3A5F"/>
-          <w:sz w:val="22"/>
-          <w:szCs w:val="22"/>
-          <w:lang w:val="ru-RU"/>
-        </w:rPr>
-        <w:t xml:space="preserve">, </w:t>
-      </w:r>
-      <w:r>
-        <w:rPr>
-          <w:rFonts w:ascii="Arial" w:eastAsia="Arial" w:hAnsi="Arial" w:cs="Arial"/>
-          <w:b/>
-          <w:bCs/>
-          <w:color w:val="1F3A5F"/>
-          <w:sz w:val="22"/>
-          <w:szCs w:val="22"/>
-        </w:rPr>
-        <w:t>Excel</w:t>
-      </w:r>
-      <w:r>
-        <w:rPr>
-          <w:rFonts w:ascii="Arial" w:eastAsia="Arial" w:hAnsi="Arial" w:cs="Arial"/>
-          <w:b/>
-          <w:bCs/>
-          <w:color w:val="1F3A5F"/>
-          <w:sz w:val="22"/>
-          <w:szCs w:val="22"/>
-          <w:lang w:val="ru-RU"/>
-        </w:rPr>
-        <w:t>) или интеграционная шина?</w:t>
+        <w:t>1. Существует ли тестовый контур АСУ «Университет», и какой способ доступа из раздела 7.1 для вас предпочтителен?</w:t>
       </w:r>
     </w:p>
     <w:p>
@@ -8047,7 +11106,7 @@
           <w:szCs w:val="19"/>
           <w:lang w:val="ru-RU"/>
         </w:rPr>
-        <w:t>Интересуют оба направления: чтение — чтобы отчёт по заполнению РПД и ФОС подтягивался автоматически, без ручной выгрузки; запись — чтобы выверенная РПД попадала в АСУ без повторного ввода.</w:t>
+        <w:t>Если тестового контура нет — приемлема разовая выгрузка по одной пилотной программе.</w:t>
       </w:r>
     </w:p>
     <w:p>
@@ -8100,7 +11159,7 @@
           <w:szCs w:val="22"/>
           <w:lang w:val="ru-RU"/>
         </w:rPr>
-        <w:t>2. Существует ли описание модели полей РПД в АСУ — перечень пунктов, по которым преподаватель раскладывает документ вручную?</w:t>
+        <w:t>2. Кто ведёт отношения с поставщиком АСУ, и требуется ли его участие для предоставления доступа?</w:t>
       </w:r>
     </w:p>
     <w:p>
@@ -8120,7 +11179,7 @@
           <w:szCs w:val="19"/>
           <w:lang w:val="ru-RU"/>
         </w:rPr>
-        <w:t>Это необходимое условие для разбора документа под структуру АСУ. Без спецификации структуру угадывать не будем.</w:t>
+        <w:t>Нужно понимать, идёт ли речь о вашем решении или о согласовании с вендором.</w:t>
       </w:r>
     </w:p>
     <w:p>
@@ -8173,7 +11232,30 @@
           <w:szCs w:val="22"/>
           <w:lang w:val="ru-RU"/>
         </w:rPr>
-        <w:t>3. Возможно ли получить 5–10 реальных пар «исходный файл РПД → заполненная запись в АСУ» как эталон?</w:t>
+        <w:t xml:space="preserve">3. Какая версия </w:t>
+      </w:r>
+      <w:r>
+        <w:rPr>
+          <w:rFonts w:ascii="Arial" w:eastAsia="Arial" w:hAnsi="Arial" w:cs="Arial"/>
+          <w:b/>
+          <w:bCs/>
+          <w:color w:val="1F3A5F"/>
+          <w:sz w:val="22"/>
+          <w:szCs w:val="22"/>
+        </w:rPr>
+        <w:t>Moodle</w:t>
+      </w:r>
+      <w:r>
+        <w:rPr>
+          <w:rFonts w:ascii="Arial" w:eastAsia="Arial" w:hAnsi="Arial" w:cs="Arial"/>
+          <w:b/>
+          <w:bCs/>
+          <w:color w:val="1F3A5F"/>
+          <w:sz w:val="22"/>
+          <w:szCs w:val="22"/>
+          <w:lang w:val="ru-RU"/>
+        </w:rPr>
+        <w:t xml:space="preserve"> используется и кто ей владеет — ИТ-служба или учебное управление?</w:t>
       </w:r>
     </w:p>
     <w:p>
@@ -8193,7 +11275,7 @@
           <w:szCs w:val="19"/>
           <w:lang w:val="ru-RU"/>
         </w:rPr>
-        <w:t>Используются для проверки качества разбора. Обезличенные документы подходят.</w:t>
+        <w:t>Определяет, с кем согласовывать регистрацию внешнего инструмента и тестовый курс.</w:t>
       </w:r>
     </w:p>
     <w:p>
@@ -8214,7 +11296,6 @@
           <w:szCs w:val="19"/>
           <w:lang w:val="ru-RU"/>
         </w:rPr>
-        <w:lastRenderedPageBreak/>
         <w:t>Ответ:</w:t>
       </w:r>
     </w:p>
@@ -8247,7 +11328,7 @@
           <w:szCs w:val="22"/>
           <w:lang w:val="ru-RU"/>
         </w:rPr>
-        <w:t>4. Кто ведёт отношения с поставщиком АСУ, и какова оценка стоимости включения модуля импорта, если он не поставлялся?</w:t>
+        <w:t>4. Какая служба аутентификации используется в университете и готовы ли вы настроить единый вход на этапе пилота?</w:t>
       </w:r>
     </w:p>
     <w:p>
@@ -8267,7 +11348,7 @@
           <w:szCs w:val="19"/>
           <w:lang w:val="ru-RU"/>
         </w:rPr>
-        <w:t>Нужно понять, идёт ли речь о настройке имеющегося модуля или о доработке за счёт университета.</w:t>
+        <w:t>Если единого входа нет — это тоже ответ; вход по паролю полностью работоспособен.</w:t>
       </w:r>
     </w:p>
     <w:p>
@@ -8320,27 +11401,7 @@
           <w:szCs w:val="22"/>
           <w:lang w:val="ru-RU"/>
         </w:rPr>
-        <w:t>5. Какая служба аутентификации используется в университете и готовы ли вы настроить единый вход на этапе пилота?</w:t>
-      </w:r>
-    </w:p>
-    <w:p>
-      <w:pPr>
-        <w:spacing w:after="100"/>
-        <w:ind w:left="300"/>
-        <w:rPr>
-          <w:lang w:val="ru-RU"/>
-        </w:rPr>
-      </w:pPr>
-      <w:r>
-        <w:rPr>
-          <w:i/>
-          <w:iCs/>
-          <w:color w:val="5A5A5A"/>
-          <w:sz w:val="19"/>
-          <w:szCs w:val="19"/>
-          <w:lang w:val="ru-RU"/>
-        </w:rPr>
-        <w:t>Если единого входа нет — это тоже ответ; вход по паролю полностью работоспособен.</w:t>
+        <w:t>5. Каков порядок согласования доступа к тестовому контуру: договор, заключение по информационной безопасности, приказ — что именно требуется и в какой последовательности?</w:t>
       </w:r>
     </w:p>
     <w:p>
@@ -8393,176 +11454,7 @@
           <w:szCs w:val="22"/>
           <w:lang w:val="ru-RU"/>
         </w:rPr>
-        <w:t xml:space="preserve">6. Какая версия </w:t>
-      </w:r>
-      <w:r>
-        <w:rPr>
-          <w:rFonts w:ascii="Arial" w:eastAsia="Arial" w:hAnsi="Arial" w:cs="Arial"/>
-          <w:b/>
-          <w:bCs/>
-          <w:color w:val="1F3A5F"/>
-          <w:sz w:val="22"/>
-          <w:szCs w:val="22"/>
-        </w:rPr>
-        <w:t>Moodle</w:t>
-      </w:r>
-      <w:r>
-        <w:rPr>
-          <w:rFonts w:ascii="Arial" w:eastAsia="Arial" w:hAnsi="Arial" w:cs="Arial"/>
-          <w:b/>
-          <w:bCs/>
-          <w:color w:val="1F3A5F"/>
-          <w:sz w:val="22"/>
-          <w:szCs w:val="22"/>
-          <w:lang w:val="ru-RU"/>
-        </w:rPr>
-        <w:t xml:space="preserve"> используется и кто ей владеет — ИТ-служба или учебное управление?</w:t>
-      </w:r>
-    </w:p>
-    <w:p>
-      <w:pPr>
-        <w:spacing w:after="100"/>
-        <w:ind w:left="300"/>
-        <w:rPr>
-          <w:lang w:val="ru-RU"/>
-        </w:rPr>
-      </w:pPr>
-      <w:r>
-        <w:rPr>
-          <w:i/>
-          <w:iCs/>
-          <w:color w:val="5A5A5A"/>
-          <w:sz w:val="19"/>
-          <w:szCs w:val="19"/>
-          <w:lang w:val="ru-RU"/>
-        </w:rPr>
-        <w:t>Определяет, с кем согласовывать регистрацию внешнего инструмента.</w:t>
-      </w:r>
-    </w:p>
-    <w:p>
-      <w:pPr>
-        <w:pBdr>
-          <w:bottom w:val="dotted" w:sz="6" w:space="4" w:color="AAAAAA"/>
-        </w:pBdr>
-        <w:spacing w:before="60" w:after="60"/>
-        <w:ind w:left="300"/>
-        <w:rPr>
-          <w:lang w:val="ru-RU"/>
-        </w:rPr>
-      </w:pPr>
-      <w:r>
-        <w:rPr>
-          <w:color w:val="999999"/>
-          <w:sz w:val="19"/>
-          <w:szCs w:val="19"/>
-          <w:lang w:val="ru-RU"/>
-        </w:rPr>
-        <w:t>Ответ:</w:t>
-      </w:r>
-    </w:p>
-    <w:p>
-      <w:pPr>
-        <w:pBdr>
-          <w:bottom w:val="dotted" w:sz="6" w:space="4" w:color="AAAAAA"/>
-        </w:pBdr>
-        <w:spacing w:after="60"/>
-        <w:ind w:left="300"/>
-        <w:rPr>
-          <w:lang w:val="ru-RU"/>
-        </w:rPr>
-      </w:pPr>
-    </w:p>
-    <w:p>
-      <w:pPr>
-        <w:spacing w:before="200" w:after="60"/>
-        <w:rPr>
-          <w:lang w:val="ru-RU"/>
-        </w:rPr>
-      </w:pPr>
-      <w:r>
-        <w:rPr>
-          <w:rFonts w:ascii="Arial" w:eastAsia="Arial" w:hAnsi="Arial" w:cs="Arial"/>
-          <w:b/>
-          <w:bCs/>
-          <w:color w:val="1F3A5F"/>
-          <w:sz w:val="22"/>
-          <w:szCs w:val="22"/>
-          <w:lang w:val="ru-RU"/>
-        </w:rPr>
-        <w:t>7. Каков порядок согласования внешнего сервиса в университете и кто принимает решение о старте пилота?</w:t>
-      </w:r>
-    </w:p>
-    <w:p>
-      <w:pPr>
-        <w:spacing w:after="100"/>
-        <w:ind w:left="300"/>
-        <w:rPr>
-          <w:lang w:val="ru-RU"/>
-        </w:rPr>
-      </w:pPr>
-      <w:r>
-        <w:rPr>
-          <w:i/>
-          <w:iCs/>
-          <w:color w:val="5A5A5A"/>
-          <w:sz w:val="19"/>
-          <w:szCs w:val="19"/>
-          <w:lang w:val="ru-RU"/>
-        </w:rPr>
-        <w:t>Нужно понимать маршрут: договор, заключение по информационной безопасности, приказ.</w:t>
-      </w:r>
-    </w:p>
-    <w:p>
-      <w:pPr>
-        <w:pBdr>
-          <w:bottom w:val="dotted" w:sz="6" w:space="4" w:color="AAAAAA"/>
-        </w:pBdr>
-        <w:spacing w:before="60" w:after="60"/>
-        <w:ind w:left="300"/>
-        <w:rPr>
-          <w:lang w:val="ru-RU"/>
-        </w:rPr>
-      </w:pPr>
-      <w:r>
-        <w:rPr>
-          <w:color w:val="999999"/>
-          <w:sz w:val="19"/>
-          <w:szCs w:val="19"/>
-          <w:lang w:val="ru-RU"/>
-        </w:rPr>
-        <w:t>Ответ:</w:t>
-      </w:r>
-    </w:p>
-    <w:p>
-      <w:pPr>
-        <w:pBdr>
-          <w:bottom w:val="dotted" w:sz="6" w:space="4" w:color="AAAAAA"/>
-        </w:pBdr>
-        <w:spacing w:after="60"/>
-        <w:ind w:left="300"/>
-        <w:rPr>
-          <w:lang w:val="ru-RU"/>
-        </w:rPr>
-      </w:pPr>
-    </w:p>
-    <w:p>
-      <w:pPr>
-        <w:spacing w:before="200" w:after="60"/>
-        <w:rPr>
-          <w:lang w:val="ru-RU"/>
-        </w:rPr>
-      </w:pPr>
-      <w:r>
-        <w:rPr>
-          <w:rFonts w:ascii="Arial" w:eastAsia="Arial" w:hAnsi="Arial" w:cs="Arial"/>
-          <w:b/>
-          <w:bCs/>
-          <w:color w:val="1F3A5F"/>
-          <w:sz w:val="22"/>
-          <w:szCs w:val="22"/>
-          <w:lang w:val="ru-RU"/>
-        </w:rPr>
-        <w:t>8. Кто будет контактным лицом от ИТ-службы на время пилота?</w:t>
+        <w:t>6. Кто будет контактным лицом от ИТ-службы и в какой срок реалистично получить доступ?</w:t>
       </w:r>
     </w:p>
     <w:p>
@@ -8874,10 +11766,10 @@
 <file path=word/numbering.xml><?xml version="1.0" encoding="utf-8"?>
 <w:numbering xmlns:wpc="http://schemas.microsoft.com/office/word/2010/wordprocessingCanvas" xmlns:cx="http://schemas.microsoft.com/office/drawing/2014/chartex" xmlns:cx1="http://schemas.microsoft.com/office/drawing/2015/9/8/chartex" xmlns:cx2="http://schemas.microsoft.com/office/drawing/2015/10/21/chartex" xmlns:cx3="http://schemas.microsoft.com/office/drawing/2016/5/9/chartex" xmlns:cx4="http://schemas.microsoft.com/office/drawing/2016/5/10/chartex" xmlns:cx5="http://schemas.microsoft.com/office/drawing/2016/5/11/chartex" xmlns:cx6="http://schemas.microsoft.com/office/drawing/2016/5/12/chartex" xmlns:cx7="http://schemas.microsoft.com/office/drawing/2016/5/13/chartex" xmlns:cx8="http://schemas.microsoft.com/office/drawing/2016/5/14/chartex" xmlns:mc="http://schemas.openxmlformats.org/markup-compatibility/2006" xmlns:aink="http://schemas.microsoft.com/office/drawing/2016/ink" xmlns:am3d="http://schemas.microsoft.com/office/drawing/2017/model3d" xmlns:o="urn:schemas-microsoft-com:office:office" xmlns:oel="http://schemas.microsoft.com/office/2019/extlst" xmlns:r="http://schemas.openxmlformats.org/officeDocument/2006/relationships" xmlns:m="http://schemas.openxmlformats.org/officeDocument/2006/math" xmlns:v="urn:schemas-microsoft-com:vml" xmlns:wp14="http://schemas.microsoft.com/office/word/2010/wordprocessingDrawing" xmlns:wp="http://schemas.openxmlformats.org/drawingml/2006/wordprocessingDrawing" xmlns:w10="urn:schemas-microsoft-com:office:word" xmlns:w="http://schemas.openxmlformats.org/wordprocessingml/2006/main" xmlns:w14="http://schemas.microsoft.com/office/word/2010/wordml" xmlns:w15="http://schemas.microsoft.com/office/word/2012/wordml" xmlns:w16cex="http://schemas.microsoft.com/office/word/2018/wordml/cex" xmlns:w16cid="http://schemas.microsoft.com/office/word/2016/wordml/cid" xmlns:w16="http://schemas.microsoft.com/office/word/2018/wordml" xmlns:w16sdtdh="http://schemas.microsoft.com/office/word/2020/wordml/sdtdatahash" xmlns:w16se="http://schemas.microsoft.com/office/word/2015/wordml/symex" xmlns:wpg="http://schemas.microsoft.com/office/word/2010/wordprocessingGroup" xmlns:wpi="http://schemas.microsoft.com/office/word/2010/wordprocessingInk" xmlns:wne="http://schemas.microsoft.com/office/word/2006/wordml" xmlns:wps="http://schemas.microsoft.com/office/word/2010/wordprocessingShape" mc:Ignorable="w14 w15 w16se w16cid w16 w16cex w16sdtdh wp14">
   <w:abstractNum w:abstractNumId="0" w15:restartNumberingAfterBreak="0">
-    <w:nsid w:val="2A59596A"/>
+    <w:nsid w:val="340A2F1C"/>
     <w:multiLevelType w:val="hybridMultilevel"/>
-    <w:tmpl w:val="0EAE64E4"/>
-    <w:lvl w:ilvl="0" w:tplc="08724694">
+    <w:tmpl w:val="DE54DE24"/>
+    <w:lvl w:ilvl="0" w:tplc="8ECE13E4">
       <w:start w:val="1"/>
       <w:numFmt w:val="bullet"/>
       <w:lvlText w:val="—"/>
@@ -8886,52 +11778,52 @@
         <w:ind w:left="400" w:hanging="260"/>
       </w:pPr>
     </w:lvl>
-    <w:lvl w:ilvl="1" w:tplc="E86C1136">
+    <w:lvl w:ilvl="1" w:tplc="5C14F8B2">
       <w:numFmt w:val="decimal"/>
       <w:lvlText w:val=""/>
       <w:lvlJc w:val="left"/>
     </w:lvl>
-    <w:lvl w:ilvl="2" w:tplc="87949AEE">
+    <w:lvl w:ilvl="2" w:tplc="8EEEB816">
       <w:numFmt w:val="decimal"/>
       <w:lvlText w:val=""/>
       <w:lvlJc w:val="left"/>
     </w:lvl>
-    <w:lvl w:ilvl="3" w:tplc="2982A33E">
+    <w:lvl w:ilvl="3" w:tplc="A7C6FBB2">
       <w:numFmt w:val="decimal"/>
       <w:lvlText w:val=""/>
       <w:lvlJc w:val="left"/>
     </w:lvl>
-    <w:lvl w:ilvl="4" w:tplc="0212DBA0">
+    <w:lvl w:ilvl="4" w:tplc="9268356A">
       <w:numFmt w:val="decimal"/>
       <w:lvlText w:val=""/>
       <w:lvlJc w:val="left"/>
     </w:lvl>
-    <w:lvl w:ilvl="5" w:tplc="249CD4C2">
+    <w:lvl w:ilvl="5" w:tplc="ADFC3216">
       <w:numFmt w:val="decimal"/>
       <w:lvlText w:val=""/>
       <w:lvlJc w:val="left"/>
     </w:lvl>
-    <w:lvl w:ilvl="6" w:tplc="AA505578">
+    <w:lvl w:ilvl="6" w:tplc="C64A88D4">
       <w:numFmt w:val="decimal"/>
       <w:lvlText w:val=""/>
       <w:lvlJc w:val="left"/>
     </w:lvl>
-    <w:lvl w:ilvl="7" w:tplc="5256238C">
+    <w:lvl w:ilvl="7" w:tplc="ADDC82D8">
       <w:numFmt w:val="decimal"/>
       <w:lvlText w:val=""/>
       <w:lvlJc w:val="left"/>
     </w:lvl>
-    <w:lvl w:ilvl="8" w:tplc="2812A5A8">
+    <w:lvl w:ilvl="8" w:tplc="368A936E">
       <w:numFmt w:val="decimal"/>
       <w:lvlText w:val=""/>
       <w:lvlJc w:val="left"/>
     </w:lvl>
   </w:abstractNum>
   <w:abstractNum w:abstractNumId="1" w15:restartNumberingAfterBreak="0">
-    <w:nsid w:val="3D6E5333"/>
+    <w:nsid w:val="542A1C14"/>
     <w:multiLevelType w:val="hybridMultilevel"/>
-    <w:tmpl w:val="1F9CF9EA"/>
-    <w:lvl w:ilvl="0" w:tplc="11484FF0">
+    <w:tmpl w:val="D4C41C66"/>
+    <w:lvl w:ilvl="0" w:tplc="C218AA46">
       <w:start w:val="1"/>
       <w:numFmt w:val="bullet"/>
       <w:lvlText w:val="●"/>
@@ -8940,7 +11832,7 @@
         <w:ind w:left="720" w:hanging="360"/>
       </w:pPr>
     </w:lvl>
-    <w:lvl w:ilvl="1" w:tplc="39062B4E">
+    <w:lvl w:ilvl="1" w:tplc="E0CC88D0">
       <w:start w:val="1"/>
       <w:numFmt w:val="bullet"/>
       <w:lvlText w:val="○"/>
@@ -8949,7 +11841,7 @@
         <w:ind w:left="1440" w:hanging="360"/>
       </w:pPr>
     </w:lvl>
-    <w:lvl w:ilvl="2" w:tplc="B4129332">
+    <w:lvl w:ilvl="2" w:tplc="050CE454">
       <w:start w:val="1"/>
       <w:numFmt w:val="bullet"/>
       <w:lvlText w:val="■"/>
@@ -8958,7 +11850,7 @@
         <w:ind w:left="2160" w:hanging="360"/>
       </w:pPr>
     </w:lvl>
-    <w:lvl w:ilvl="3" w:tplc="7624BAC2">
+    <w:lvl w:ilvl="3" w:tplc="E8F469C8">
       <w:start w:val="1"/>
       <w:numFmt w:val="bullet"/>
       <w:lvlText w:val="●"/>
@@ -8967,7 +11859,7 @@
         <w:ind w:left="2880" w:hanging="360"/>
       </w:pPr>
     </w:lvl>
-    <w:lvl w:ilvl="4" w:tplc="12F82A9A">
+    <w:lvl w:ilvl="4" w:tplc="738654EA">
       <w:start w:val="1"/>
       <w:numFmt w:val="bullet"/>
       <w:lvlText w:val="○"/>
@@ -8976,7 +11868,7 @@
         <w:ind w:left="3600" w:hanging="360"/>
       </w:pPr>
     </w:lvl>
-    <w:lvl w:ilvl="5" w:tplc="DCF6475E">
+    <w:lvl w:ilvl="5" w:tplc="01402D96">
       <w:start w:val="1"/>
       <w:numFmt w:val="bullet"/>
       <w:lvlText w:val="■"/>
@@ -8985,7 +11877,7 @@
         <w:ind w:left="4320" w:hanging="360"/>
       </w:pPr>
     </w:lvl>
-    <w:lvl w:ilvl="6" w:tplc="4FC82EF8">
+    <w:lvl w:ilvl="6" w:tplc="3AE264E0">
       <w:start w:val="1"/>
       <w:numFmt w:val="bullet"/>
       <w:lvlText w:val="●"/>
@@ -8994,7 +11886,7 @@
         <w:ind w:left="5040" w:hanging="360"/>
       </w:pPr>
     </w:lvl>
-    <w:lvl w:ilvl="7" w:tplc="6892221E">
+    <w:lvl w:ilvl="7" w:tplc="63DA2412">
       <w:start w:val="1"/>
       <w:numFmt w:val="bullet"/>
       <w:lvlText w:val="●"/>
@@ -9003,7 +11895,7 @@
         <w:ind w:left="5760" w:hanging="360"/>
       </w:pPr>
     </w:lvl>
-    <w:lvl w:ilvl="8" w:tplc="32682E26">
+    <w:lvl w:ilvl="8" w:tplc="510A4708">
       <w:start w:val="1"/>
       <w:numFmt w:val="bullet"/>
       <w:lvlText w:val="●"/>
@@ -9014,10 +11906,10 @@
     </w:lvl>
   </w:abstractNum>
   <w:abstractNum w:abstractNumId="2" w15:restartNumberingAfterBreak="0">
-    <w:nsid w:val="669D6706"/>
+    <w:nsid w:val="6A272666"/>
     <w:multiLevelType w:val="hybridMultilevel"/>
-    <w:tmpl w:val="2CE2286A"/>
-    <w:lvl w:ilvl="0" w:tplc="CDB2CDFE">
+    <w:tmpl w:val="9A785296"/>
+    <w:lvl w:ilvl="0" w:tplc="AC1C49EC">
       <w:start w:val="1"/>
       <w:numFmt w:val="decimal"/>
       <w:lvlText w:val="%1."/>
@@ -9026,55 +11918,61 @@
         <w:ind w:left="400" w:hanging="260"/>
       </w:pPr>
     </w:lvl>
-    <w:lvl w:ilvl="1" w:tplc="41BC1E4C">
+    <w:lvl w:ilvl="1" w:tplc="597ECB7A">
       <w:numFmt w:val="decimal"/>
       <w:lvlText w:val=""/>
       <w:lvlJc w:val="left"/>
     </w:lvl>
-    <w:lvl w:ilvl="2" w:tplc="D2EEAB62">
+    <w:lvl w:ilvl="2" w:tplc="C564218C">
       <w:numFmt w:val="decimal"/>
       <w:lvlText w:val=""/>
       <w:lvlJc w:val="left"/>
     </w:lvl>
-    <w:lvl w:ilvl="3" w:tplc="6780F264">
+    <w:lvl w:ilvl="3" w:tplc="5FAE1390">
       <w:numFmt w:val="decimal"/>
       <w:lvlText w:val=""/>
       <w:lvlJc w:val="left"/>
     </w:lvl>
-    <w:lvl w:ilvl="4" w:tplc="90EADB06">
+    <w:lvl w:ilvl="4" w:tplc="F684BA7E">
       <w:numFmt w:val="decimal"/>
       <w:lvlText w:val=""/>
       <w:lvlJc w:val="left"/>
     </w:lvl>
-    <w:lvl w:ilvl="5" w:tplc="EE026E8A">
+    <w:lvl w:ilvl="5" w:tplc="F196973C">
       <w:numFmt w:val="decimal"/>
       <w:lvlText w:val=""/>
       <w:lvlJc w:val="left"/>
     </w:lvl>
-    <w:lvl w:ilvl="6" w:tplc="42DC6FFC">
+    <w:lvl w:ilvl="6" w:tplc="69D44FD6">
       <w:numFmt w:val="decimal"/>
       <w:lvlText w:val=""/>
       <w:lvlJc w:val="left"/>
     </w:lvl>
-    <w:lvl w:ilvl="7" w:tplc="A9D6E646">
+    <w:lvl w:ilvl="7" w:tplc="422E3B74">
       <w:numFmt w:val="decimal"/>
       <w:lvlText w:val=""/>
       <w:lvlJc w:val="left"/>
     </w:lvl>
-    <w:lvl w:ilvl="8" w:tplc="99A84212">
+    <w:lvl w:ilvl="8" w:tplc="3B708418">
       <w:numFmt w:val="decimal"/>
       <w:lvlText w:val=""/>
       <w:lvlJc w:val="left"/>
     </w:lvl>
   </w:abstractNum>
-  <w:num w:numId="1" w16cid:durableId="1512841094">
+  <w:num w:numId="1" w16cid:durableId="413286206">
     <w:abstractNumId w:val="1"/>
     <w:lvlOverride w:ilvl="0">
       <w:startOverride w:val="1"/>
     </w:lvlOverride>
   </w:num>
-  <w:num w:numId="2" w16cid:durableId="664825935">
+  <w:num w:numId="2" w16cid:durableId="1039817840">
     <w:abstractNumId w:val="0"/>
+    <w:lvlOverride w:ilvl="0">
+      <w:startOverride w:val="1"/>
+    </w:lvlOverride>
+  </w:num>
+  <w:num w:numId="3" w16cid:durableId="2091081010">
+    <w:abstractNumId w:val="2"/>
     <w:lvlOverride w:ilvl="0">
       <w:startOverride w:val="1"/>
     </w:lvlOverride>
